--- a/Documentation/HL7_IS_SysMLv2_Model_DocumentationWithDiagram.docx
+++ b/Documentation/HL7_IS_SysMLv2_Model_DocumentationWithDiagram.docx
@@ -19,13 +19,8 @@
         <w:jc w:val="center"/>
       </w:pPr>
       <w:bookmarkStart w:id="0" w:name="_Toc223503353"/>
-      <w:proofErr w:type="spellStart"/>
-      <w:r>
-        <w:t>SysML</w:t>
-      </w:r>
-      <w:proofErr w:type="spellEnd"/>
-      <w:r>
-        <w:t xml:space="preserve"> v2 Model Documentation</w:t>
+      <w:r>
+        <w:t>SysML v2 Model Documentation</w:t>
       </w:r>
       <w:bookmarkEnd w:id="0"/>
     </w:p>
@@ -5485,23 +5480,7 @@
     </w:p>
     <w:p>
       <w:r>
-        <w:t xml:space="preserve">This document presents a comprehensive, human-readable description of the </w:t>
-      </w:r>
-      <w:proofErr w:type="spellStart"/>
-      <w:r>
-        <w:t>SysML</w:t>
-      </w:r>
-      <w:proofErr w:type="spellEnd"/>
-      <w:r>
-        <w:t xml:space="preserve"> v2 model derived from the HL7 V3 Identification Service (IS) Service Functional Model (SFM), Release 1. The model was produced by an automated multi-agent transformation pipeline that analyzes the SFM specification and generates formal </w:t>
-      </w:r>
-      <w:proofErr w:type="spellStart"/>
-      <w:r>
-        <w:t>SysML</w:t>
-      </w:r>
-      <w:proofErr w:type="spellEnd"/>
-      <w:r>
-        <w:t xml:space="preserve"> v2 textual notation at two abstraction levels:</w:t>
+        <w:t>This document presents a comprehensive, human-readable description of the SysML v2 model derived from the HL7 V3 Identification Service (IS) Service Functional Model (SFM), Release 1. The model was produced by an automated multi-agent transformation pipeline that analyzes the SFM specification and generates formal SysML v2 textual notation at two abstraction levels:</w:t>
       </w:r>
     </w:p>
     <w:p>
@@ -5539,13 +5518,8 @@
       <w:pPr>
         <w:pStyle w:val="Puntoelenco"/>
       </w:pPr>
-      <w:proofErr w:type="spellStart"/>
-      <w:r>
-        <w:t>SysML</w:t>
-      </w:r>
-      <w:proofErr w:type="spellEnd"/>
-      <w:r>
-        <w:t xml:space="preserve"> v2 code excerpts are shown in Consolas monospace font with indentation.</w:t>
+      <w:r>
+        <w:t>SysML v2 code excerpts are shown in Consolas monospace font with indentation.</w:t>
       </w:r>
     </w:p>
     <w:p>
@@ -5553,15 +5527,7 @@
         <w:pStyle w:val="Puntoelenco"/>
       </w:pPr>
       <w:r>
-        <w:t xml:space="preserve">Diagram placeholders indicate where </w:t>
-      </w:r>
-      <w:proofErr w:type="spellStart"/>
-      <w:r>
-        <w:t>MagicDraw</w:t>
-      </w:r>
-      <w:proofErr w:type="spellEnd"/>
-      <w:r>
-        <w:t xml:space="preserve"> diagrams should be inserted after model import.</w:t>
+        <w:t>Diagram placeholders indicate where MagicDraw diagrams should be inserted after model import.</w:t>
       </w:r>
     </w:p>
     <w:p>
@@ -5569,15 +5535,7 @@
         <w:pStyle w:val="Puntoelenco"/>
       </w:pPr>
       <w:r>
-        <w:t>Statement references [ST-</w:t>
-      </w:r>
-      <w:proofErr w:type="spellStart"/>
-      <w:r>
-        <w:t>nnn</w:t>
-      </w:r>
-      <w:proofErr w:type="spellEnd"/>
-      <w:r>
-        <w:t>] trace back to the original SFM specification statements.</w:t>
+        <w:t>Statement references [ST-nnn] trace back to the original SFM specification statements.</w:t>
       </w:r>
     </w:p>
     <w:p>
@@ -5585,31 +5543,7 @@
         <w:pStyle w:val="Puntoelenco"/>
       </w:pPr>
       <w:r>
-        <w:t>Requirement identifiers follow the pattern FR-</w:t>
-      </w:r>
-      <w:proofErr w:type="spellStart"/>
-      <w:r>
-        <w:t>nnn</w:t>
-      </w:r>
-      <w:proofErr w:type="spellEnd"/>
-      <w:r>
-        <w:t xml:space="preserve"> (Functional), QR-</w:t>
-      </w:r>
-      <w:proofErr w:type="spellStart"/>
-      <w:r>
-        <w:t>nnn</w:t>
-      </w:r>
-      <w:proofErr w:type="spellEnd"/>
-      <w:r>
-        <w:t xml:space="preserve"> (Quality), CR-</w:t>
-      </w:r>
-      <w:proofErr w:type="spellStart"/>
-      <w:r>
-        <w:t>nnn</w:t>
-      </w:r>
-      <w:proofErr w:type="spellEnd"/>
-      <w:r>
-        <w:t xml:space="preserve"> (Compliance).</w:t>
+        <w:t>Requirement identifiers follow the pattern FR-nnn (Functional), QR-nnn (Quality), CR-nnn (Compliance).</w:t>
       </w:r>
     </w:p>
     <w:p>
@@ -5630,15 +5564,7 @@
     </w:p>
     <w:p>
       <w:r>
-        <w:t xml:space="preserve">The complete model is organized into two top-level </w:t>
-      </w:r>
-      <w:proofErr w:type="spellStart"/>
-      <w:r>
-        <w:t>SysML</w:t>
-      </w:r>
-      <w:proofErr w:type="spellEnd"/>
-      <w:r>
-        <w:t xml:space="preserve"> v2 packages:</w:t>
+        <w:t>The complete model is organized into two top-level SysML v2 packages:</w:t>
       </w:r>
     </w:p>
     <w:tbl>
@@ -5730,51 +5656,9 @@
             <w:pPr>
               <w:cnfStyle w:val="000000100000" w:firstRow="0" w:lastRow="0" w:firstColumn="0" w:lastColumn="0" w:oddVBand="0" w:evenVBand="0" w:oddHBand="1" w:evenHBand="0" w:firstRowFirstColumn="0" w:firstRowLastColumn="0" w:lastRowFirstColumn="0" w:lastRowLastColumn="0"/>
             </w:pPr>
-            <w:proofErr w:type="spellStart"/>
-            <w:r>
-              <w:t>BusinessDomain</w:t>
-            </w:r>
-            <w:proofErr w:type="spellEnd"/>
-            <w:r>
-              <w:t xml:space="preserve">, </w:t>
-            </w:r>
-            <w:proofErr w:type="spellStart"/>
-            <w:r>
-              <w:t>StakeholderModel</w:t>
-            </w:r>
-            <w:proofErr w:type="spellEnd"/>
-            <w:r>
-              <w:t xml:space="preserve">, </w:t>
-            </w:r>
-            <w:proofErr w:type="spellStart"/>
-            <w:r>
-              <w:t>BusinessCapabilities</w:t>
-            </w:r>
-            <w:proofErr w:type="spellEnd"/>
-            <w:r>
-              <w:t xml:space="preserve">, </w:t>
-            </w:r>
-            <w:proofErr w:type="spellStart"/>
-            <w:r>
-              <w:t>BusinessRules</w:t>
-            </w:r>
-            <w:proofErr w:type="spellEnd"/>
-            <w:r>
-              <w:t xml:space="preserve">, </w:t>
-            </w:r>
-            <w:proofErr w:type="spellStart"/>
-            <w:r>
-              <w:t>CIM_Requirements</w:t>
-            </w:r>
-            <w:proofErr w:type="spellEnd"/>
-            <w:r>
-              <w:t xml:space="preserve">, </w:t>
-            </w:r>
-            <w:proofErr w:type="spellStart"/>
-            <w:r>
-              <w:t>CIM_Traceability</w:t>
-            </w:r>
-            <w:proofErr w:type="spellEnd"/>
+            <w:r>
+              <w:t>BusinessDomain, StakeholderModel, BusinessCapabilities, BusinessRules, CIM_Requirements, CIM_Traceability</w:t>
+            </w:r>
           </w:p>
         </w:tc>
       </w:tr>
@@ -5811,35 +5695,9 @@
             <w:pPr>
               <w:cnfStyle w:val="000000000000" w:firstRow="0" w:lastRow="0" w:firstColumn="0" w:lastColumn="0" w:oddVBand="0" w:evenVBand="0" w:oddHBand="0" w:evenHBand="0" w:firstRowFirstColumn="0" w:firstRowLastColumn="0" w:lastRowFirstColumn="0" w:lastRowLastColumn="0"/>
             </w:pPr>
-            <w:proofErr w:type="spellStart"/>
-            <w:r>
-              <w:t>DataModel</w:t>
-            </w:r>
-            <w:proofErr w:type="spellEnd"/>
-            <w:r>
-              <w:t xml:space="preserve">, </w:t>
-            </w:r>
-            <w:proofErr w:type="spellStart"/>
-            <w:r>
-              <w:t>ServiceContracts</w:t>
-            </w:r>
-            <w:proofErr w:type="spellEnd"/>
-            <w:r>
-              <w:t xml:space="preserve">, Operations, </w:t>
-            </w:r>
-            <w:proofErr w:type="spellStart"/>
-            <w:r>
-              <w:t>BehavioralFlows</w:t>
-            </w:r>
-            <w:proofErr w:type="spellEnd"/>
-            <w:r>
-              <w:t xml:space="preserve">, Composition, </w:t>
-            </w:r>
-            <w:proofErr w:type="spellStart"/>
-            <w:r>
-              <w:t>PIM_Traceability</w:t>
-            </w:r>
-            <w:proofErr w:type="spellEnd"/>
+            <w:r>
+              <w:t>DataModel, ServiceContracts, Operations, BehavioralFlows, Composition, PIM_Traceability</w:t>
+            </w:r>
           </w:p>
         </w:tc>
       </w:tr>
@@ -5913,13 +5771,8 @@
             </w:tcBorders>
           </w:tcPr>
           <w:p>
-            <w:proofErr w:type="spellStart"/>
-            <w:r>
-              <w:t>BusinessDomain</w:t>
-            </w:r>
-            <w:proofErr w:type="spellEnd"/>
-            <w:r>
-              <w:t xml:space="preserve">          </w:t>
+            <w:r>
+              <w:t xml:space="preserve">BusinessDomain          </w:t>
             </w:r>
           </w:p>
         </w:tc>
@@ -5932,39 +5785,7 @@
           </w:tcPr>
           <w:p>
             <w:r>
-              <w:t xml:space="preserve">13 item </w:t>
-            </w:r>
-            <w:proofErr w:type="spellStart"/>
-            <w:r>
-              <w:t>defs</w:t>
-            </w:r>
-            <w:proofErr w:type="spellEnd"/>
-            <w:r>
-              <w:t xml:space="preserve">, 14 attribute </w:t>
-            </w:r>
-            <w:proofErr w:type="spellStart"/>
-            <w:r>
-              <w:t>defs</w:t>
-            </w:r>
-            <w:proofErr w:type="spellEnd"/>
-            <w:r>
-              <w:t xml:space="preserve">, 5 </w:t>
-            </w:r>
-            <w:proofErr w:type="spellStart"/>
-            <w:r>
-              <w:t>enums</w:t>
-            </w:r>
-            <w:proofErr w:type="spellEnd"/>
-            <w:r>
-              <w:t xml:space="preserve">, 12 connection </w:t>
-            </w:r>
-            <w:proofErr w:type="spellStart"/>
-            <w:r>
-              <w:t>defs</w:t>
-            </w:r>
-            <w:proofErr w:type="spellEnd"/>
-            <w:r>
-              <w:t>, domain model</w:t>
+              <w:t>13 item defs, 14 attribute defs, 5 enums, 12 connection defs, domain model</w:t>
             </w:r>
           </w:p>
         </w:tc>
@@ -5993,13 +5814,8 @@
             </w:tcBorders>
           </w:tcPr>
           <w:p>
-            <w:proofErr w:type="spellStart"/>
-            <w:r>
-              <w:t>StakeholderModel</w:t>
-            </w:r>
-            <w:proofErr w:type="spellEnd"/>
-            <w:r>
-              <w:t xml:space="preserve"> </w:t>
+            <w:r>
+              <w:t xml:space="preserve">StakeholderModel </w:t>
             </w:r>
           </w:p>
         </w:tc>
@@ -6012,15 +5828,7 @@
           </w:tcPr>
           <w:p>
             <w:r>
-              <w:t xml:space="preserve">10 stakeholder part </w:t>
-            </w:r>
-            <w:proofErr w:type="spellStart"/>
-            <w:r>
-              <w:t>defs</w:t>
-            </w:r>
-            <w:proofErr w:type="spellEnd"/>
-            <w:r>
-              <w:t xml:space="preserve"> (6 primary + 4 secondary actors)</w:t>
+              <w:t>10 stakeholder part defs (6 primary + 4 secondary actors)</w:t>
             </w:r>
           </w:p>
         </w:tc>
@@ -6049,11 +5857,9 @@
             </w:tcBorders>
           </w:tcPr>
           <w:p>
-            <w:proofErr w:type="spellStart"/>
             <w:r>
               <w:t>BusinessCapabilities</w:t>
             </w:r>
-            <w:proofErr w:type="spellEnd"/>
           </w:p>
         </w:tc>
         <w:tc>
@@ -6094,11 +5900,9 @@
             </w:tcBorders>
           </w:tcPr>
           <w:p>
-            <w:proofErr w:type="spellStart"/>
             <w:r>
               <w:t>BusinessRules</w:t>
             </w:r>
-            <w:proofErr w:type="spellEnd"/>
           </w:p>
         </w:tc>
         <w:tc>
@@ -6111,23 +5915,7 @@
           </w:tcPr>
           <w:p>
             <w:r>
-              <w:t xml:space="preserve">42 constraint </w:t>
-            </w:r>
-            <w:proofErr w:type="spellStart"/>
-            <w:r>
-              <w:t>defs</w:t>
-            </w:r>
-            <w:proofErr w:type="spellEnd"/>
-            <w:r>
-              <w:t xml:space="preserve"> (identity, </w:t>
-            </w:r>
-            <w:proofErr w:type="gramStart"/>
-            <w:r>
-              <w:t>merge</w:t>
-            </w:r>
-            <w:proofErr w:type="gramEnd"/>
-            <w:r>
-              <w:t>, link, query, notification rules)</w:t>
+              <w:t>42 constraint defs (identity, merge, link, query, notification rules)</w:t>
             </w:r>
           </w:p>
         </w:tc>
@@ -6170,21 +5958,12 @@
                 <w:bCs/>
               </w:rPr>
             </w:pPr>
-            <w:proofErr w:type="spellStart"/>
             <w:r>
               <w:rPr>
                 <w:b/>
                 <w:bCs/>
               </w:rPr>
-              <w:t>CIM_Requirements</w:t>
-            </w:r>
-            <w:proofErr w:type="spellEnd"/>
-            <w:r>
-              <w:rPr>
-                <w:b/>
-                <w:bCs/>
-              </w:rPr>
-              <w:t>/</w:t>
+              <w:t>CIM_Requirements/</w:t>
             </w:r>
           </w:p>
         </w:tc>
@@ -6216,11 +5995,9 @@
             <w:pPr>
               <w:ind w:left="720"/>
             </w:pPr>
-            <w:proofErr w:type="spellStart"/>
             <w:r>
               <w:t>FunctionalRequirements</w:t>
             </w:r>
-            <w:proofErr w:type="spellEnd"/>
             <w:r>
               <w:t>/</w:t>
             </w:r>
@@ -6271,11 +6048,9 @@
             <w:pPr>
               <w:ind w:left="720"/>
             </w:pPr>
-            <w:proofErr w:type="spellStart"/>
             <w:r>
               <w:t>QualityRequirements</w:t>
             </w:r>
-            <w:proofErr w:type="spellEnd"/>
             <w:r>
               <w:t>/</w:t>
             </w:r>
@@ -6325,11 +6100,9 @@
             <w:pPr>
               <w:ind w:left="720"/>
             </w:pPr>
-            <w:proofErr w:type="spellStart"/>
             <w:r>
               <w:t>ComplianceRequirements</w:t>
             </w:r>
-            <w:proofErr w:type="spellEnd"/>
             <w:r>
               <w:t>/</w:t>
             </w:r>
@@ -6376,13 +6149,8 @@
             </w:tcBorders>
           </w:tcPr>
           <w:p>
-            <w:proofErr w:type="spellStart"/>
-            <w:r>
-              <w:t>CIM_Traceability</w:t>
-            </w:r>
-            <w:proofErr w:type="spellEnd"/>
-            <w:r>
-              <w:t xml:space="preserve">        </w:t>
+            <w:r>
+              <w:t xml:space="preserve">CIM_Traceability        </w:t>
             </w:r>
           </w:p>
         </w:tc>
@@ -6458,13 +6226,8 @@
             </w:tcBorders>
           </w:tcPr>
           <w:p>
-            <w:proofErr w:type="spellStart"/>
-            <w:r>
-              <w:t>DataModel</w:t>
-            </w:r>
-            <w:proofErr w:type="spellEnd"/>
-            <w:r>
-              <w:t xml:space="preserve">               </w:t>
+            <w:r>
+              <w:t xml:space="preserve">DataModel               </w:t>
             </w:r>
           </w:p>
         </w:tc>
@@ -6477,31 +6240,7 @@
           </w:tcPr>
           <w:p>
             <w:r>
-              <w:t xml:space="preserve">45 item </w:t>
-            </w:r>
-            <w:proofErr w:type="spellStart"/>
-            <w:r>
-              <w:t>defs</w:t>
-            </w:r>
-            <w:proofErr w:type="spellEnd"/>
-            <w:r>
-              <w:t xml:space="preserve"> + 7 </w:t>
-            </w:r>
-            <w:proofErr w:type="spellStart"/>
-            <w:r>
-              <w:t>enum</w:t>
-            </w:r>
-            <w:proofErr w:type="spellEnd"/>
-            <w:r>
-              <w:t xml:space="preserve"> </w:t>
-            </w:r>
-            <w:proofErr w:type="spellStart"/>
-            <w:r>
-              <w:t>defs</w:t>
-            </w:r>
-            <w:proofErr w:type="spellEnd"/>
-            <w:r>
-              <w:t xml:space="preserve"> (domain types + request/response pairs)</w:t>
+              <w:t>45 item defs + 7 enum defs (domain types + request/response pairs)</w:t>
             </w:r>
           </w:p>
         </w:tc>
@@ -6530,13 +6269,8 @@
             </w:tcBorders>
           </w:tcPr>
           <w:p>
-            <w:proofErr w:type="spellStart"/>
-            <w:r>
-              <w:t>ServiceContracts</w:t>
-            </w:r>
-            <w:proofErr w:type="spellEnd"/>
-            <w:r>
-              <w:t xml:space="preserve">        </w:t>
+            <w:r>
+              <w:t xml:space="preserve">ServiceContracts        </w:t>
             </w:r>
           </w:p>
         </w:tc>
@@ -6549,23 +6283,7 @@
           </w:tcPr>
           <w:p>
             <w:r>
-              <w:t xml:space="preserve">2 port </w:t>
-            </w:r>
-            <w:proofErr w:type="spellStart"/>
-            <w:r>
-              <w:t>defs</w:t>
-            </w:r>
-            <w:proofErr w:type="spellEnd"/>
-            <w:r>
-              <w:t xml:space="preserve"> + 2 interface </w:t>
-            </w:r>
-            <w:proofErr w:type="spellStart"/>
-            <w:r>
-              <w:t>defs</w:t>
-            </w:r>
-            <w:proofErr w:type="spellEnd"/>
-            <w:r>
-              <w:t xml:space="preserve"> + 32 flows</w:t>
+              <w:t>2 port defs + 2 interface defs + 32 flows</w:t>
             </w:r>
           </w:p>
         </w:tc>
@@ -6608,15 +6326,7 @@
           </w:tcPr>
           <w:p>
             <w:r>
-              <w:t xml:space="preserve">15 action </w:t>
-            </w:r>
-            <w:proofErr w:type="spellStart"/>
-            <w:r>
-              <w:t>defs</w:t>
-            </w:r>
-            <w:proofErr w:type="spellEnd"/>
-            <w:r>
-              <w:t xml:space="preserve"> (1:1 with normative use cases)</w:t>
+              <w:t>15 action defs (1:1 with normative use cases)</w:t>
             </w:r>
           </w:p>
         </w:tc>
@@ -6645,13 +6355,8 @@
             </w:tcBorders>
           </w:tcPr>
           <w:p>
-            <w:proofErr w:type="spellStart"/>
-            <w:r>
-              <w:t>BehavioralFlows</w:t>
-            </w:r>
-            <w:proofErr w:type="spellEnd"/>
-            <w:r>
-              <w:t xml:space="preserve">         </w:t>
+            <w:r>
+              <w:t xml:space="preserve">BehavioralFlows         </w:t>
             </w:r>
           </w:p>
         </w:tc>
@@ -6664,15 +6369,7 @@
           </w:tcPr>
           <w:p>
             <w:r>
-              <w:t xml:space="preserve">6 workflow action </w:t>
-            </w:r>
-            <w:proofErr w:type="spellStart"/>
-            <w:r>
-              <w:t>defs</w:t>
-            </w:r>
-            <w:proofErr w:type="spellEnd"/>
-            <w:r>
-              <w:t xml:space="preserve"> (multi-step scenarios)</w:t>
+              <w:t>6 workflow action defs (multi-step scenarios)</w:t>
             </w:r>
           </w:p>
         </w:tc>
@@ -6714,21 +6411,8 @@
             </w:tcBorders>
           </w:tcPr>
           <w:p>
-            <w:proofErr w:type="gramStart"/>
-            <w:r>
-              <w:t>5 part</w:t>
-            </w:r>
-            <w:proofErr w:type="gramEnd"/>
-            <w:r>
-              <w:t xml:space="preserve"> </w:t>
-            </w:r>
-            <w:proofErr w:type="spellStart"/>
-            <w:r>
-              <w:t>defs</w:t>
-            </w:r>
-            <w:proofErr w:type="spellEnd"/>
-            <w:r>
-              <w:t xml:space="preserve"> + 1 state def + 6 interface connections</w:t>
+            <w:r>
+              <w:t>5 part defs + 1 state def + 6 interface connections</w:t>
             </w:r>
           </w:p>
         </w:tc>
@@ -6757,13 +6441,8 @@
             </w:tcBorders>
           </w:tcPr>
           <w:p>
-            <w:proofErr w:type="spellStart"/>
-            <w:r>
-              <w:t>PIM_Traceability</w:t>
-            </w:r>
-            <w:proofErr w:type="spellEnd"/>
-            <w:r>
-              <w:t xml:space="preserve">        </w:t>
+            <w:r>
+              <w:t xml:space="preserve">PIM_Traceability        </w:t>
             </w:r>
           </w:p>
         </w:tc>
@@ -7199,15 +6878,7 @@
     </w:p>
     <w:p>
       <w:r>
-        <w:t xml:space="preserve">The </w:t>
-      </w:r>
-      <w:proofErr w:type="spellStart"/>
-      <w:r>
-        <w:t>BusinessDomain</w:t>
-      </w:r>
-      <w:proofErr w:type="spellEnd"/>
-      <w:r>
-        <w:t xml:space="preserve"> package defines the core domain ontology of the Identification Service. It contains five sections: enumerations, attribute definitions (value types), item definitions (domain entities), connection definitions (named associations), and a conceptual domain model with item usages and connection usages. All elements derive from the IS SFM meta-model (Section 4.2) and glossary (Section 5).</w:t>
+        <w:t>The BusinessDomain package defines the core domain ontology of the Identification Service. It contains five sections: enumerations, attribute definitions (value types), item definitions (domain entities), connection definitions (named associations), and a conceptual domain model with item usages and connection usages. All elements derive from the IS SFM meta-model (Section 4.2) and glossary (Section 5).</w:t>
       </w:r>
     </w:p>
     <w:p>
@@ -7302,11 +6973,9 @@
             <w:tcW w:w="2160" w:type="dxa"/>
           </w:tcPr>
           <w:p>
-            <w:proofErr w:type="spellStart"/>
             <w:r>
               <w:t>IdentityStatus</w:t>
             </w:r>
-            <w:proofErr w:type="spellEnd"/>
           </w:p>
         </w:tc>
         <w:tc>
@@ -7356,11 +7025,9 @@
             <w:tcW w:w="2160" w:type="dxa"/>
           </w:tcPr>
           <w:p>
-            <w:proofErr w:type="spellStart"/>
             <w:r>
               <w:t>LinkTypeCategory</w:t>
             </w:r>
-            <w:proofErr w:type="spellEnd"/>
           </w:p>
         </w:tc>
         <w:tc>
@@ -7413,11 +7080,9 @@
             <w:tcW w:w="2160" w:type="dxa"/>
           </w:tcPr>
           <w:p>
-            <w:proofErr w:type="spellStart"/>
             <w:r>
               <w:t>LinkMethodCategory</w:t>
             </w:r>
-            <w:proofErr w:type="spellEnd"/>
           </w:p>
         </w:tc>
         <w:tc>
@@ -7467,11 +7132,9 @@
             <w:tcW w:w="2160" w:type="dxa"/>
           </w:tcPr>
           <w:p>
-            <w:proofErr w:type="spellStart"/>
             <w:r>
               <w:t>UpdateMode</w:t>
             </w:r>
-            <w:proofErr w:type="spellEnd"/>
           </w:p>
         </w:tc>
         <w:tc>
@@ -7524,11 +7187,9 @@
             <w:tcW w:w="2160" w:type="dxa"/>
           </w:tcPr>
           <w:p>
-            <w:proofErr w:type="spellStart"/>
             <w:r>
               <w:t>MatchQualityTier</w:t>
             </w:r>
-            <w:proofErr w:type="spellEnd"/>
           </w:p>
         </w:tc>
         <w:tc>
@@ -7651,11 +7312,9 @@
             <w:tcW w:w="2880" w:type="dxa"/>
           </w:tcPr>
           <w:p>
-            <w:proofErr w:type="spellStart"/>
             <w:r>
               <w:t>DomainDesignation</w:t>
             </w:r>
-            <w:proofErr w:type="spellEnd"/>
           </w:p>
         </w:tc>
         <w:tc>
@@ -7692,11 +7351,9 @@
             <w:tcW w:w="2880" w:type="dxa"/>
           </w:tcPr>
           <w:p>
-            <w:proofErr w:type="spellStart"/>
             <w:r>
               <w:t>DomainDescription</w:t>
             </w:r>
-            <w:proofErr w:type="spellEnd"/>
           </w:p>
         </w:tc>
         <w:tc>
@@ -7736,11 +7393,9 @@
             <w:tcW w:w="2880" w:type="dxa"/>
           </w:tcPr>
           <w:p>
-            <w:proofErr w:type="spellStart"/>
             <w:r>
               <w:t>VersionDesignation</w:t>
             </w:r>
-            <w:proofErr w:type="spellEnd"/>
           </w:p>
         </w:tc>
         <w:tc>
@@ -7777,11 +7432,9 @@
             <w:tcW w:w="2880" w:type="dxa"/>
           </w:tcPr>
           <w:p>
-            <w:proofErr w:type="spellStart"/>
             <w:r>
               <w:t>LanguageDesignation</w:t>
             </w:r>
-            <w:proofErr w:type="spellEnd"/>
           </w:p>
         </w:tc>
         <w:tc>
@@ -7821,12 +7474,10 @@
             <w:tcW w:w="2880" w:type="dxa"/>
           </w:tcPr>
           <w:p>
-            <w:proofErr w:type="spellStart"/>
             <w:r>
               <w:lastRenderedPageBreak/>
               <w:t>IdentityDesignation</w:t>
             </w:r>
-            <w:proofErr w:type="spellEnd"/>
           </w:p>
         </w:tc>
         <w:tc>
@@ -7863,11 +7514,9 @@
             <w:tcW w:w="2880" w:type="dxa"/>
           </w:tcPr>
           <w:p>
-            <w:proofErr w:type="spellStart"/>
             <w:r>
               <w:t>SemanticSignifierContent</w:t>
             </w:r>
-            <w:proofErr w:type="spellEnd"/>
           </w:p>
         </w:tc>
         <w:tc>
@@ -7907,11 +7556,9 @@
             <w:tcW w:w="2880" w:type="dxa"/>
           </w:tcPr>
           <w:p>
-            <w:proofErr w:type="spellStart"/>
             <w:r>
               <w:t>SchemaSpecification</w:t>
             </w:r>
-            <w:proofErr w:type="spellEnd"/>
           </w:p>
         </w:tc>
         <w:tc>
@@ -7923,15 +7570,7 @@
               <w:cnfStyle w:val="000000100000" w:firstRow="0" w:lastRow="0" w:firstColumn="0" w:lastColumn="0" w:oddVBand="0" w:evenVBand="0" w:oddHBand="1" w:evenHBand="0" w:firstRowFirstColumn="0" w:firstRowLastColumn="0" w:lastRowFirstColumn="0" w:lastRowLastColumn="0"/>
             </w:pPr>
             <w:r>
-              <w:t xml:space="preserve">Schema definition for </w:t>
-            </w:r>
-            <w:proofErr w:type="spellStart"/>
-            <w:r>
-              <w:t>EntityType</w:t>
-            </w:r>
-            <w:proofErr w:type="spellEnd"/>
-            <w:r>
-              <w:t xml:space="preserve"> information structure</w:t>
+              <w:t>Schema definition for EntityType information structure</w:t>
             </w:r>
           </w:p>
         </w:tc>
@@ -7956,11 +7595,9 @@
             <w:tcW w:w="2880" w:type="dxa"/>
           </w:tcPr>
           <w:p>
-            <w:proofErr w:type="spellStart"/>
             <w:r>
               <w:t>ValidationRuleSpecification</w:t>
             </w:r>
-            <w:proofErr w:type="spellEnd"/>
           </w:p>
         </w:tc>
         <w:tc>
@@ -8000,11 +7637,9 @@
             <w:tcW w:w="2880" w:type="dxa"/>
           </w:tcPr>
           <w:p>
-            <w:proofErr w:type="spellStart"/>
             <w:r>
               <w:t>ProvenanceDescription</w:t>
             </w:r>
-            <w:proofErr w:type="spellEnd"/>
           </w:p>
         </w:tc>
         <w:tc>
@@ -8041,11 +7676,9 @@
             <w:tcW w:w="2880" w:type="dxa"/>
           </w:tcPr>
           <w:p>
-            <w:proofErr w:type="spellStart"/>
             <w:r>
               <w:t>ReasonDescription</w:t>
             </w:r>
-            <w:proofErr w:type="spellEnd"/>
           </w:p>
         </w:tc>
         <w:tc>
@@ -8085,11 +7718,9 @@
             <w:tcW w:w="2880" w:type="dxa"/>
           </w:tcPr>
           <w:p>
-            <w:proofErr w:type="spellStart"/>
             <w:r>
               <w:t>MatchConfidence</w:t>
             </w:r>
-            <w:proofErr w:type="spellEnd"/>
           </w:p>
         </w:tc>
         <w:tc>
@@ -8126,11 +7757,9 @@
             <w:tcW w:w="2880" w:type="dxa"/>
           </w:tcPr>
           <w:p>
-            <w:proofErr w:type="spellStart"/>
             <w:r>
               <w:t>SubscriberDesignation</w:t>
             </w:r>
-            <w:proofErr w:type="spellEnd"/>
           </w:p>
         </w:tc>
         <w:tc>
@@ -8170,11 +7799,9 @@
             <w:tcW w:w="2880" w:type="dxa"/>
           </w:tcPr>
           <w:p>
-            <w:proofErr w:type="spellStart"/>
             <w:r>
               <w:t>NotificationQualifier</w:t>
             </w:r>
-            <w:proofErr w:type="spellEnd"/>
           </w:p>
         </w:tc>
         <w:tc>
@@ -8218,15 +7845,7 @@
     </w:p>
     <w:p>
       <w:r>
-        <w:t xml:space="preserve">Thirteen item definitions represent the core domain entities of the Identification Service. Relationships between entities are modeled as explicit connection definitions (Section 3.4) rather than embedded references, enabling diagrammable associations in </w:t>
-      </w:r>
-      <w:proofErr w:type="spellStart"/>
-      <w:r>
-        <w:t>MagicDraw</w:t>
-      </w:r>
-      <w:proofErr w:type="spellEnd"/>
-      <w:r>
-        <w:t>.</w:t>
+        <w:t>Thirteen item definitions represent the core domain entities of the Identification Service. Relationships between entities are modeled as explicit connection definitions (Section 3.4) rather than embedded references, enabling diagrammable associations in MagicDraw.</w:t>
       </w:r>
     </w:p>
     <w:tbl>
@@ -8306,11 +7925,9 @@
             <w:tcW w:w="2160" w:type="dxa"/>
           </w:tcPr>
           <w:p>
-            <w:proofErr w:type="spellStart"/>
             <w:r>
               <w:t>PolicyDomain</w:t>
             </w:r>
-            <w:proofErr w:type="spellEnd"/>
           </w:p>
         </w:tc>
         <w:tc>
@@ -8322,15 +7939,7 @@
               <w:cnfStyle w:val="000000100000" w:firstRow="0" w:lastRow="0" w:firstColumn="0" w:lastColumn="0" w:oddVBand="0" w:evenVBand="0" w:oddHBand="1" w:evenHBand="0" w:firstRowFirstColumn="0" w:firstRowLastColumn="0" w:lastRowFirstColumn="0" w:lastRowLastColumn="0"/>
             </w:pPr>
             <w:r>
-              <w:t xml:space="preserve">An identity space or sphere of use. May be organizational, geographical, or </w:t>
-            </w:r>
-            <w:proofErr w:type="spellStart"/>
-            <w:r>
-              <w:t>juri</w:t>
-            </w:r>
-            <w:proofErr w:type="spellEnd"/>
-            <w:r>
-              <w:t>...</w:t>
+              <w:t>An identity space or sphere of use. May be organizational, geographical, or juri...</w:t>
             </w:r>
           </w:p>
         </w:tc>
@@ -8355,45 +7964,9 @@
             <w:pPr>
               <w:cnfStyle w:val="000000100000" w:firstRow="0" w:lastRow="0" w:firstColumn="0" w:lastColumn="0" w:oddVBand="0" w:evenVBand="0" w:oddHBand="1" w:evenHBand="0" w:firstRowFirstColumn="0" w:firstRowLastColumn="0" w:lastRowFirstColumn="0" w:lastRowLastColumn="0"/>
             </w:pPr>
-            <w:proofErr w:type="spellStart"/>
-            <w:r>
-              <w:t>domainDesignation</w:t>
-            </w:r>
-            <w:proofErr w:type="spellEnd"/>
-            <w:r>
-              <w:t xml:space="preserve">, description, version, status, </w:t>
-            </w:r>
-            <w:proofErr w:type="spellStart"/>
-            <w:proofErr w:type="gramStart"/>
-            <w:r>
-              <w:t>forCrossReference</w:t>
-            </w:r>
-            <w:proofErr w:type="spellEnd"/>
-            <w:r>
-              <w:t>[0..</w:t>
-            </w:r>
-            <w:proofErr w:type="gramEnd"/>
-            <w:r>
-              <w:t xml:space="preserve">1], </w:t>
-            </w:r>
-            <w:proofErr w:type="spellStart"/>
-            <w:proofErr w:type="gramStart"/>
-            <w:r>
-              <w:t>languagesSupported</w:t>
-            </w:r>
-            <w:proofErr w:type="spellEnd"/>
-            <w:r>
-              <w:t>[0..</w:t>
-            </w:r>
-            <w:proofErr w:type="gramEnd"/>
-            <w:r>
-              <w:t xml:space="preserve">*], </w:t>
-            </w:r>
-            <w:proofErr w:type="spellStart"/>
-            <w:r>
-              <w:t>defaultLanguage</w:t>
-            </w:r>
-            <w:proofErr w:type="spellEnd"/>
+            <w:r>
+              <w:t>domainDesignation, description, version, status, forCrossReference[0..1], languagesSupported[0..*], defaultLanguage</w:t>
+            </w:r>
           </w:p>
         </w:tc>
       </w:tr>
@@ -8404,11 +7977,9 @@
             <w:tcW w:w="2160" w:type="dxa"/>
           </w:tcPr>
           <w:p>
-            <w:proofErr w:type="spellStart"/>
             <w:r>
               <w:t>EntityConcept</w:t>
             </w:r>
-            <w:proofErr w:type="spellEnd"/>
           </w:p>
         </w:tc>
         <w:tc>
@@ -8420,15 +7991,7 @@
               <w:cnfStyle w:val="000000000000" w:firstRow="0" w:lastRow="0" w:firstColumn="0" w:lastColumn="0" w:oddVBand="0" w:evenVBand="0" w:oddHBand="0" w:evenHBand="0" w:firstRowFirstColumn="0" w:firstRowLastColumn="0" w:lastRowFirstColumn="0" w:lastRowLastColumn="0"/>
             </w:pPr>
             <w:r>
-              <w:t xml:space="preserve">A semantic concept or category (e.g., Person, Device). Enables grouping of </w:t>
-            </w:r>
-            <w:proofErr w:type="spellStart"/>
-            <w:r>
-              <w:t>diffe</w:t>
-            </w:r>
-            <w:proofErr w:type="spellEnd"/>
-            <w:r>
-              <w:t>...</w:t>
+              <w:t>A semantic concept or category (e.g., Person, Device). Enables grouping of diffe...</w:t>
             </w:r>
           </w:p>
         </w:tc>
@@ -8453,13 +8016,8 @@
             <w:pPr>
               <w:cnfStyle w:val="000000000000" w:firstRow="0" w:lastRow="0" w:firstColumn="0" w:lastColumn="0" w:oddVBand="0" w:evenVBand="0" w:oddHBand="0" w:evenHBand="0" w:firstRowFirstColumn="0" w:firstRowLastColumn="0" w:lastRowFirstColumn="0" w:lastRowLastColumn="0"/>
             </w:pPr>
-            <w:proofErr w:type="spellStart"/>
-            <w:r>
-              <w:t>conceptDesignation</w:t>
-            </w:r>
-            <w:proofErr w:type="spellEnd"/>
-            <w:r>
-              <w:t>, description, version</w:t>
+            <w:r>
+              <w:t>conceptDesignation, description, version</w:t>
             </w:r>
           </w:p>
         </w:tc>
@@ -8474,12 +8032,10 @@
             <w:tcW w:w="2160" w:type="dxa"/>
           </w:tcPr>
           <w:p>
-            <w:proofErr w:type="spellStart"/>
             <w:r>
               <w:lastRenderedPageBreak/>
               <w:t>EntityType</w:t>
             </w:r>
-            <w:proofErr w:type="spellEnd"/>
           </w:p>
         </w:tc>
         <w:tc>
@@ -8491,15 +8047,7 @@
               <w:cnfStyle w:val="000000100000" w:firstRow="0" w:lastRow="0" w:firstColumn="0" w:lastColumn="0" w:oddVBand="0" w:evenVBand="0" w:oddHBand="1" w:evenHBand="0" w:firstRowFirstColumn="0" w:firstRowLastColumn="0" w:lastRowFirstColumn="0" w:lastRowLastColumn="0"/>
             </w:pPr>
             <w:r>
-              <w:t xml:space="preserve">A specific entity type at the level of a specific information model (semantic </w:t>
-            </w:r>
-            <w:proofErr w:type="spellStart"/>
-            <w:r>
-              <w:t>si</w:t>
-            </w:r>
-            <w:proofErr w:type="spellEnd"/>
-            <w:r>
-              <w:t>...</w:t>
+              <w:t>A specific entity type at the level of a specific information model (semantic si...</w:t>
             </w:r>
           </w:p>
         </w:tc>
@@ -8524,27 +8072,9 @@
             <w:pPr>
               <w:cnfStyle w:val="000000100000" w:firstRow="0" w:lastRow="0" w:firstColumn="0" w:lastColumn="0" w:oddVBand="0" w:evenVBand="0" w:oddHBand="1" w:evenHBand="0" w:firstRowFirstColumn="0" w:firstRowLastColumn="0" w:lastRowFirstColumn="0" w:lastRowLastColumn="0"/>
             </w:pPr>
-            <w:proofErr w:type="spellStart"/>
-            <w:r>
-              <w:t>typeDesignation</w:t>
-            </w:r>
-            <w:proofErr w:type="spellEnd"/>
-            <w:r>
-              <w:t xml:space="preserve">, description, status, version, </w:t>
-            </w:r>
-            <w:proofErr w:type="spellStart"/>
-            <w:r>
-              <w:t>schemaDefinition</w:t>
-            </w:r>
-            <w:proofErr w:type="spellEnd"/>
-            <w:r>
-              <w:t xml:space="preserve">, </w:t>
-            </w:r>
-            <w:proofErr w:type="spellStart"/>
-            <w:r>
-              <w:t>validationRuleSet</w:t>
-            </w:r>
-            <w:proofErr w:type="spellEnd"/>
+            <w:r>
+              <w:t>typeDesignation, description, status, version, schemaDefinition, validationRuleSet</w:t>
+            </w:r>
           </w:p>
         </w:tc>
       </w:tr>
@@ -8555,11 +8085,9 @@
             <w:tcW w:w="2160" w:type="dxa"/>
           </w:tcPr>
           <w:p>
-            <w:proofErr w:type="spellStart"/>
             <w:r>
               <w:t>EntityTypeAssignment</w:t>
             </w:r>
-            <w:proofErr w:type="spellEnd"/>
           </w:p>
         </w:tc>
         <w:tc>
@@ -8571,23 +8099,7 @@
               <w:cnfStyle w:val="000000000000" w:firstRow="0" w:lastRow="0" w:firstColumn="0" w:lastColumn="0" w:oddVBand="0" w:evenVBand="0" w:oddHBand="0" w:evenHBand="0" w:firstRowFirstColumn="0" w:firstRowLastColumn="0" w:lastRowFirstColumn="0" w:lastRowLastColumn="0"/>
             </w:pPr>
             <w:r>
-              <w:t xml:space="preserve">Bridges an </w:t>
-            </w:r>
-            <w:proofErr w:type="spellStart"/>
-            <w:r>
-              <w:t>EntityType</w:t>
-            </w:r>
-            <w:proofErr w:type="spellEnd"/>
-            <w:r>
-              <w:t xml:space="preserve"> and a </w:t>
-            </w:r>
-            <w:proofErr w:type="spellStart"/>
-            <w:r>
-              <w:t>PolicyDomain</w:t>
-            </w:r>
-            <w:proofErr w:type="spellEnd"/>
-            <w:r>
-              <w:t>. Enables domain-specific customization ...</w:t>
+              <w:t>Bridges an EntityType and a PolicyDomain. Enables domain-specific customization ...</w:t>
             </w:r>
           </w:p>
         </w:tc>
@@ -8613,33 +8125,7 @@
               <w:cnfStyle w:val="000000000000" w:firstRow="0" w:lastRow="0" w:firstColumn="0" w:lastColumn="0" w:oddVBand="0" w:evenVBand="0" w:oddHBand="0" w:evenHBand="0" w:firstRowFirstColumn="0" w:firstRowLastColumn="0" w:lastRowFirstColumn="0" w:lastRowLastColumn="0"/>
             </w:pPr>
             <w:r>
-              <w:t xml:space="preserve">status, version, </w:t>
-            </w:r>
-            <w:proofErr w:type="spellStart"/>
-            <w:proofErr w:type="gramStart"/>
-            <w:r>
-              <w:t>constrainedSchemaDefinition</w:t>
-            </w:r>
-            <w:proofErr w:type="spellEnd"/>
-            <w:r>
-              <w:t>[0..</w:t>
-            </w:r>
-            <w:proofErr w:type="gramEnd"/>
-            <w:r>
-              <w:t xml:space="preserve">1], </w:t>
-            </w:r>
-            <w:proofErr w:type="spellStart"/>
-            <w:proofErr w:type="gramStart"/>
-            <w:r>
-              <w:t>constrainedValidationRuleSet</w:t>
-            </w:r>
-            <w:proofErr w:type="spellEnd"/>
-            <w:r>
-              <w:t>[0..</w:t>
-            </w:r>
-            <w:proofErr w:type="gramEnd"/>
-            <w:r>
-              <w:t>1]</w:t>
+              <w:t>status, version, constrainedSchemaDefinition[0..1], constrainedValidationRuleSet[0..1]</w:t>
             </w:r>
           </w:p>
         </w:tc>
@@ -8654,11 +8140,9 @@
             <w:tcW w:w="2160" w:type="dxa"/>
           </w:tcPr>
           <w:p>
-            <w:proofErr w:type="spellStart"/>
             <w:r>
               <w:t>IdentityInstance</w:t>
             </w:r>
-            <w:proofErr w:type="spellEnd"/>
           </w:p>
         </w:tc>
         <w:tc>
@@ -8670,15 +8154,7 @@
               <w:cnfStyle w:val="000000100000" w:firstRow="0" w:lastRow="0" w:firstColumn="0" w:lastColumn="0" w:oddVBand="0" w:evenVBand="0" w:oddHBand="1" w:evenHBand="0" w:firstRowFirstColumn="0" w:firstRowLastColumn="0" w:lastRowFirstColumn="0" w:lastRowLastColumn="0"/>
             </w:pPr>
             <w:r>
-              <w:t xml:space="preserve">The actual identity entry in the service. Holds populated identifying </w:t>
-            </w:r>
-            <w:proofErr w:type="spellStart"/>
-            <w:r>
-              <w:t>informatio</w:t>
-            </w:r>
-            <w:proofErr w:type="spellEnd"/>
-            <w:r>
-              <w:t>...</w:t>
+              <w:t>The actual identity entry in the service. Holds populated identifying informatio...</w:t>
             </w:r>
           </w:p>
         </w:tc>
@@ -8703,19 +8179,9 @@
             <w:pPr>
               <w:cnfStyle w:val="000000100000" w:firstRow="0" w:lastRow="0" w:firstColumn="0" w:lastColumn="0" w:oddVBand="0" w:evenVBand="0" w:oddHBand="1" w:evenHBand="0" w:firstRowFirstColumn="0" w:firstRowLastColumn="0" w:lastRowFirstColumn="0" w:lastRowLastColumn="0"/>
             </w:pPr>
-            <w:proofErr w:type="spellStart"/>
-            <w:r>
-              <w:t>instanceDesignation</w:t>
-            </w:r>
-            <w:proofErr w:type="spellEnd"/>
-            <w:r>
-              <w:t xml:space="preserve">, version, status, </w:t>
-            </w:r>
-            <w:proofErr w:type="spellStart"/>
-            <w:r>
-              <w:t>populatedSignifierValues</w:t>
-            </w:r>
-            <w:proofErr w:type="spellEnd"/>
+            <w:r>
+              <w:t>instanceDesignation, version, status, populatedSignifierValues</w:t>
+            </w:r>
           </w:p>
         </w:tc>
       </w:tr>
@@ -8726,11 +8192,9 @@
             <w:tcW w:w="2160" w:type="dxa"/>
           </w:tcPr>
           <w:p>
-            <w:proofErr w:type="spellStart"/>
             <w:r>
               <w:t>IdentityLink</w:t>
             </w:r>
-            <w:proofErr w:type="spellEnd"/>
           </w:p>
         </w:tc>
         <w:tc>
@@ -8767,42 +8231,8 @@
             <w:pPr>
               <w:cnfStyle w:val="000000000000" w:firstRow="0" w:lastRow="0" w:firstColumn="0" w:lastColumn="0" w:oddVBand="0" w:evenVBand="0" w:oddHBand="0" w:evenHBand="0" w:firstRowFirstColumn="0" w:firstRowLastColumn="0" w:lastRowFirstColumn="0" w:lastRowLastColumn="0"/>
             </w:pPr>
-            <w:proofErr w:type="spellStart"/>
-            <w:r>
-              <w:t>linkType</w:t>
-            </w:r>
-            <w:proofErr w:type="spellEnd"/>
-            <w:r>
-              <w:t xml:space="preserve">, </w:t>
-            </w:r>
-            <w:proofErr w:type="spellStart"/>
-            <w:proofErr w:type="gramStart"/>
-            <w:r>
-              <w:t>linkMethod</w:t>
-            </w:r>
-            <w:proofErr w:type="spellEnd"/>
-            <w:r>
-              <w:t>[0..</w:t>
-            </w:r>
-            <w:proofErr w:type="gramEnd"/>
-            <w:r>
-              <w:t xml:space="preserve">1], </w:t>
-            </w:r>
-            <w:proofErr w:type="gramStart"/>
-            <w:r>
-              <w:t>reason[0..</w:t>
-            </w:r>
-            <w:proofErr w:type="gramEnd"/>
-            <w:r>
-              <w:t xml:space="preserve">1], </w:t>
-            </w:r>
-            <w:proofErr w:type="gramStart"/>
-            <w:r>
-              <w:t>provenance[0..</w:t>
-            </w:r>
-            <w:proofErr w:type="gramEnd"/>
-            <w:r>
-              <w:t>1]</w:t>
+            <w:r>
+              <w:t>linkType, linkMethod[0..1], reason[0..1], provenance[0..1]</w:t>
             </w:r>
           </w:p>
         </w:tc>
@@ -8817,11 +8247,9 @@
             <w:tcW w:w="2160" w:type="dxa"/>
           </w:tcPr>
           <w:p>
-            <w:proofErr w:type="spellStart"/>
             <w:r>
               <w:t>RealWorldEntity</w:t>
             </w:r>
-            <w:proofErr w:type="spellEnd"/>
           </w:p>
         </w:tc>
         <w:tc>
@@ -8858,11 +8286,9 @@
             <w:pPr>
               <w:cnfStyle w:val="000000100000" w:firstRow="0" w:lastRow="0" w:firstColumn="0" w:lastColumn="0" w:oddVBand="0" w:evenVBand="0" w:oddHBand="1" w:evenHBand="0" w:firstRowFirstColumn="0" w:firstRowLastColumn="0" w:lastRowFirstColumn="0" w:lastRowLastColumn="0"/>
             </w:pPr>
-            <w:proofErr w:type="spellStart"/>
             <w:r>
               <w:t>entityNature</w:t>
             </w:r>
-            <w:proofErr w:type="spellEnd"/>
           </w:p>
         </w:tc>
       </w:tr>
@@ -8873,11 +8299,9 @@
             <w:tcW w:w="2160" w:type="dxa"/>
           </w:tcPr>
           <w:p>
-            <w:proofErr w:type="spellStart"/>
             <w:r>
               <w:t>UpdateQualifier</w:t>
             </w:r>
-            <w:proofErr w:type="spellEnd"/>
           </w:p>
         </w:tc>
         <w:tc>
@@ -8914,26 +8338,8 @@
             <w:pPr>
               <w:cnfStyle w:val="000000000000" w:firstRow="0" w:lastRow="0" w:firstColumn="0" w:lastColumn="0" w:oddVBand="0" w:evenVBand="0" w:oddHBand="0" w:evenHBand="0" w:firstRowFirstColumn="0" w:firstRowLastColumn="0" w:lastRowFirstColumn="0" w:lastRowLastColumn="0"/>
             </w:pPr>
-            <w:proofErr w:type="spellStart"/>
-            <w:r>
-              <w:t>updateMode</w:t>
-            </w:r>
-            <w:proofErr w:type="spellEnd"/>
-            <w:r>
-              <w:t xml:space="preserve">, </w:t>
-            </w:r>
-            <w:proofErr w:type="spellStart"/>
-            <w:proofErr w:type="gramStart"/>
-            <w:r>
-              <w:t>updateSchemaReference</w:t>
-            </w:r>
-            <w:proofErr w:type="spellEnd"/>
-            <w:r>
-              <w:t>[0..</w:t>
-            </w:r>
-            <w:proofErr w:type="gramEnd"/>
-            <w:r>
-              <w:t>1]</w:t>
+            <w:r>
+              <w:t>updateMode, updateSchemaReference[0..1]</w:t>
             </w:r>
           </w:p>
         </w:tc>
@@ -8948,12 +8354,10 @@
             <w:tcW w:w="2160" w:type="dxa"/>
           </w:tcPr>
           <w:p>
-            <w:proofErr w:type="spellStart"/>
             <w:r>
               <w:lastRenderedPageBreak/>
               <w:t>SearchQualifier</w:t>
             </w:r>
-            <w:proofErr w:type="spellEnd"/>
           </w:p>
         </w:tc>
         <w:tc>
@@ -8990,57 +8394,8 @@
             <w:pPr>
               <w:cnfStyle w:val="000000100000" w:firstRow="0" w:lastRow="0" w:firstColumn="0" w:lastColumn="0" w:oddVBand="0" w:evenVBand="0" w:oddHBand="1" w:evenHBand="0" w:firstRowFirstColumn="0" w:firstRowLastColumn="0" w:lastRowFirstColumn="0" w:lastRowLastColumn="0"/>
             </w:pPr>
-            <w:proofErr w:type="spellStart"/>
-            <w:proofErr w:type="gramStart"/>
-            <w:r>
-              <w:t>requestedConfidence</w:t>
-            </w:r>
-            <w:proofErr w:type="spellEnd"/>
-            <w:r>
-              <w:t>[0..</w:t>
-            </w:r>
-            <w:proofErr w:type="gramEnd"/>
-            <w:r>
-              <w:t xml:space="preserve">1], </w:t>
-            </w:r>
-            <w:proofErr w:type="spellStart"/>
-            <w:proofErr w:type="gramStart"/>
-            <w:r>
-              <w:t>maximumResultSetSize</w:t>
-            </w:r>
-            <w:proofErr w:type="spellEnd"/>
-            <w:r>
-              <w:t>[0..</w:t>
-            </w:r>
-            <w:proofErr w:type="gramEnd"/>
-            <w:r>
-              <w:t xml:space="preserve">1], </w:t>
-            </w:r>
-            <w:proofErr w:type="spellStart"/>
-            <w:proofErr w:type="gramStart"/>
-            <w:r>
-              <w:t>errorIfSizeExceeded</w:t>
-            </w:r>
-            <w:proofErr w:type="spellEnd"/>
-            <w:r>
-              <w:t>[0..</w:t>
-            </w:r>
-            <w:proofErr w:type="gramEnd"/>
-            <w:r>
-              <w:t xml:space="preserve">1], </w:t>
-            </w:r>
-            <w:proofErr w:type="spellStart"/>
-            <w:proofErr w:type="gramStart"/>
-            <w:r>
-              <w:t>matchingAlgorithmDesignation</w:t>
-            </w:r>
-            <w:proofErr w:type="spellEnd"/>
-            <w:r>
-              <w:t>[0..</w:t>
-            </w:r>
-            <w:proofErr w:type="gramEnd"/>
-            <w:r>
-              <w:t>1]</w:t>
+            <w:r>
+              <w:t>requestedConfidence[0..1], maximumResultSetSize[0..1], errorIfSizeExceeded[0..1], matchingAlgorithmDesignation[0..1]</w:t>
             </w:r>
           </w:p>
         </w:tc>
@@ -9052,11 +8407,9 @@
             <w:tcW w:w="2160" w:type="dxa"/>
           </w:tcPr>
           <w:p>
-            <w:proofErr w:type="spellStart"/>
             <w:r>
               <w:t>NotificationSubscription</w:t>
             </w:r>
-            <w:proofErr w:type="spellEnd"/>
           </w:p>
         </w:tc>
         <w:tc>
@@ -9094,26 +8447,8 @@
               <w:cnfStyle w:val="000000000000" w:firstRow="0" w:lastRow="0" w:firstColumn="0" w:lastColumn="0" w:oddVBand="0" w:evenVBand="0" w:oddHBand="0" w:evenHBand="0" w:firstRowFirstColumn="0" w:firstRowLastColumn="0" w:lastRowFirstColumn="0" w:lastRowLastColumn="0"/>
             </w:pPr>
             <w:r>
-              <w:t xml:space="preserve">subscriber, </w:t>
-            </w:r>
-            <w:proofErr w:type="spellStart"/>
-            <w:proofErr w:type="gramStart"/>
-            <w:r>
-              <w:t>notificationQualifier</w:t>
-            </w:r>
-            <w:proofErr w:type="spellEnd"/>
-            <w:r>
-              <w:t>[0..</w:t>
-            </w:r>
-            <w:proofErr w:type="gramEnd"/>
-            <w:r>
-              <w:t xml:space="preserve">1], </w:t>
-            </w:r>
-            <w:proofErr w:type="spellStart"/>
-            <w:r>
-              <w:t>subscriptionStatus</w:t>
-            </w:r>
-            <w:proofErr w:type="spellEnd"/>
+              <w:t>subscriber, notificationQualifier[0..1], subscriptionStatus</w:t>
+            </w:r>
           </w:p>
         </w:tc>
       </w:tr>
@@ -9127,11 +8462,9 @@
             <w:tcW w:w="2160" w:type="dxa"/>
           </w:tcPr>
           <w:p>
-            <w:proofErr w:type="spellStart"/>
             <w:r>
               <w:t>ServiceMetadata</w:t>
             </w:r>
-            <w:proofErr w:type="spellEnd"/>
           </w:p>
         </w:tc>
         <w:tc>
@@ -9143,15 +8476,7 @@
               <w:cnfStyle w:val="000000100000" w:firstRow="0" w:lastRow="0" w:firstColumn="0" w:lastColumn="0" w:oddVBand="0" w:evenVBand="0" w:oddHBand="1" w:evenHBand="0" w:firstRowFirstColumn="0" w:firstRowLastColumn="0" w:lastRowFirstColumn="0" w:lastRowLastColumn="0"/>
             </w:pPr>
             <w:r>
-              <w:t xml:space="preserve">Metadata </w:t>
-            </w:r>
-            <w:proofErr w:type="gramStart"/>
-            <w:r>
-              <w:t>delineating</w:t>
-            </w:r>
-            <w:proofErr w:type="gramEnd"/>
-            <w:r>
-              <w:t xml:space="preserve"> the scope of a service instance.</w:t>
+              <w:t>Metadata delineating the scope of a service instance.</w:t>
             </w:r>
           </w:p>
         </w:tc>
@@ -9189,11 +8514,9 @@
             <w:tcW w:w="2160" w:type="dxa"/>
           </w:tcPr>
           <w:p>
-            <w:proofErr w:type="spellStart"/>
             <w:r>
               <w:t>HospitalInformationSystem</w:t>
             </w:r>
-            <w:proofErr w:type="spellEnd"/>
           </w:p>
         </w:tc>
         <w:tc>
@@ -9246,11 +8569,9 @@
             <w:tcW w:w="2160" w:type="dxa"/>
           </w:tcPr>
           <w:p>
-            <w:proofErr w:type="spellStart"/>
             <w:r>
               <w:t>MasterPatientIndex</w:t>
             </w:r>
-            <w:proofErr w:type="spellEnd"/>
           </w:p>
         </w:tc>
         <w:tc>
@@ -9507,21 +8828,8 @@
             <w:pPr>
               <w:cnfStyle w:val="000000100000" w:firstRow="0" w:lastRow="0" w:firstColumn="0" w:lastColumn="0" w:oddVBand="0" w:evenVBand="0" w:oddHBand="1" w:evenHBand="0" w:firstRowFirstColumn="0" w:firstRowLastColumn="0" w:lastRowFirstColumn="0" w:lastRowLastColumn="0"/>
             </w:pPr>
-            <w:proofErr w:type="spellStart"/>
-            <w:r>
-              <w:t>EntityType</w:t>
-            </w:r>
-            <w:proofErr w:type="spellEnd"/>
-            <w:r>
-              <w:t xml:space="preserve"> [</w:t>
-            </w:r>
-            <w:proofErr w:type="gramStart"/>
-            <w:r>
-              <w:t>0..</w:t>
-            </w:r>
-            <w:proofErr w:type="gramEnd"/>
-            <w:r>
-              <w:t>*]</w:t>
+            <w:r>
+              <w:t>EntityType [0..*]</w:t>
             </w:r>
           </w:p>
         </w:tc>
@@ -9533,13 +8841,8 @@
             <w:pPr>
               <w:cnfStyle w:val="000000100000" w:firstRow="0" w:lastRow="0" w:firstColumn="0" w:lastColumn="0" w:oddVBand="0" w:evenVBand="0" w:oddHBand="1" w:evenHBand="0" w:firstRowFirstColumn="0" w:firstRowLastColumn="0" w:lastRowFirstColumn="0" w:lastRowLastColumn="0"/>
             </w:pPr>
-            <w:proofErr w:type="spellStart"/>
-            <w:r>
-              <w:t>EntityConcept</w:t>
-            </w:r>
-            <w:proofErr w:type="spellEnd"/>
-            <w:r>
-              <w:t xml:space="preserve"> [1]</w:t>
+            <w:r>
+              <w:t>EntityConcept [1]</w:t>
             </w:r>
           </w:p>
         </w:tc>
@@ -9552,22 +8855,12 @@
               <w:cnfStyle w:val="000000100000" w:firstRow="0" w:lastRow="0" w:firstColumn="0" w:lastColumn="0" w:oddVBand="0" w:evenVBand="0" w:oddHBand="1" w:evenHBand="0" w:firstRowFirstColumn="0" w:firstRowLastColumn="0" w:lastRowFirstColumn="0" w:lastRowLastColumn="0"/>
             </w:pPr>
             <w:r>
-              <w:t xml:space="preserve">An </w:t>
-            </w:r>
-            <w:proofErr w:type="spellStart"/>
-            <w:r>
-              <w:t>EntityType</w:t>
-            </w:r>
-            <w:proofErr w:type="spellEnd"/>
-            <w:r>
-              <w:t xml:space="preserve"> classifies exactly one </w:t>
-            </w:r>
-            <w:proofErr w:type="spellStart"/>
+              <w:t xml:space="preserve">An EntityType classifies exactly one </w:t>
+            </w:r>
             <w:r>
               <w:lastRenderedPageBreak/>
               <w:t>EntityConcept</w:t>
             </w:r>
-            <w:proofErr w:type="spellEnd"/>
           </w:p>
         </w:tc>
         <w:tc>
@@ -9592,11 +8885,9 @@
             <w:tcW w:w="1728" w:type="dxa"/>
           </w:tcPr>
           <w:p>
-            <w:proofErr w:type="spellStart"/>
             <w:r>
               <w:t>DefinesAssignment</w:t>
             </w:r>
-            <w:proofErr w:type="spellEnd"/>
           </w:p>
         </w:tc>
         <w:tc>
@@ -9607,13 +8898,8 @@
             <w:pPr>
               <w:cnfStyle w:val="000000000000" w:firstRow="0" w:lastRow="0" w:firstColumn="0" w:lastColumn="0" w:oddVBand="0" w:evenVBand="0" w:oddHBand="0" w:evenHBand="0" w:firstRowFirstColumn="0" w:firstRowLastColumn="0" w:lastRowFirstColumn="0" w:lastRowLastColumn="0"/>
             </w:pPr>
-            <w:proofErr w:type="spellStart"/>
-            <w:r>
-              <w:t>EntityType</w:t>
-            </w:r>
-            <w:proofErr w:type="spellEnd"/>
-            <w:r>
-              <w:t xml:space="preserve"> [1]</w:t>
+            <w:r>
+              <w:t>EntityType [1]</w:t>
             </w:r>
           </w:p>
         </w:tc>
@@ -9625,21 +8911,8 @@
             <w:pPr>
               <w:cnfStyle w:val="000000000000" w:firstRow="0" w:lastRow="0" w:firstColumn="0" w:lastColumn="0" w:oddVBand="0" w:evenVBand="0" w:oddHBand="0" w:evenHBand="0" w:firstRowFirstColumn="0" w:firstRowLastColumn="0" w:lastRowFirstColumn="0" w:lastRowLastColumn="0"/>
             </w:pPr>
-            <w:proofErr w:type="spellStart"/>
-            <w:r>
-              <w:t>EntityTypeAssignment</w:t>
-            </w:r>
-            <w:proofErr w:type="spellEnd"/>
-            <w:r>
-              <w:t xml:space="preserve"> [</w:t>
-            </w:r>
-            <w:proofErr w:type="gramStart"/>
-            <w:r>
-              <w:t>0..</w:t>
-            </w:r>
-            <w:proofErr w:type="gramEnd"/>
-            <w:r>
-              <w:t>*]</w:t>
+            <w:r>
+              <w:t>EntityTypeAssignment [0..*]</w:t>
             </w:r>
           </w:p>
         </w:tc>
@@ -9652,15 +8925,7 @@
               <w:cnfStyle w:val="000000000000" w:firstRow="0" w:lastRow="0" w:firstColumn="0" w:lastColumn="0" w:oddVBand="0" w:evenVBand="0" w:oddHBand="0" w:evenHBand="0" w:firstRowFirstColumn="0" w:firstRowLastColumn="0" w:lastRowFirstColumn="0" w:lastRowLastColumn="0"/>
             </w:pPr>
             <w:r>
-              <w:t xml:space="preserve">An </w:t>
-            </w:r>
-            <w:proofErr w:type="spellStart"/>
-            <w:r>
-              <w:t>EntityType</w:t>
-            </w:r>
-            <w:proofErr w:type="spellEnd"/>
-            <w:r>
-              <w:t xml:space="preserve"> has zero or more domain-specific assignments</w:t>
+              <w:t>An EntityType has zero or more domain-specific assignments</w:t>
             </w:r>
           </w:p>
         </w:tc>
@@ -9688,11 +8953,9 @@
             <w:tcW w:w="1728" w:type="dxa"/>
           </w:tcPr>
           <w:p>
-            <w:proofErr w:type="spellStart"/>
             <w:r>
               <w:t>IsAppliedTo</w:t>
             </w:r>
-            <w:proofErr w:type="spellEnd"/>
           </w:p>
         </w:tc>
         <w:tc>
@@ -9703,21 +8966,8 @@
             <w:pPr>
               <w:cnfStyle w:val="000000100000" w:firstRow="0" w:lastRow="0" w:firstColumn="0" w:lastColumn="0" w:oddVBand="0" w:evenVBand="0" w:oddHBand="1" w:evenHBand="0" w:firstRowFirstColumn="0" w:firstRowLastColumn="0" w:lastRowFirstColumn="0" w:lastRowLastColumn="0"/>
             </w:pPr>
-            <w:proofErr w:type="spellStart"/>
-            <w:r>
-              <w:t>EntityTypeAssignment</w:t>
-            </w:r>
-            <w:proofErr w:type="spellEnd"/>
-            <w:r>
-              <w:t xml:space="preserve"> [</w:t>
-            </w:r>
-            <w:proofErr w:type="gramStart"/>
-            <w:r>
-              <w:t>0..</w:t>
-            </w:r>
-            <w:proofErr w:type="gramEnd"/>
-            <w:r>
-              <w:t>*]</w:t>
+            <w:r>
+              <w:t>EntityTypeAssignment [0..*]</w:t>
             </w:r>
           </w:p>
         </w:tc>
@@ -9729,15 +8979,8 @@
             <w:pPr>
               <w:cnfStyle w:val="000000100000" w:firstRow="0" w:lastRow="0" w:firstColumn="0" w:lastColumn="0" w:oddVBand="0" w:evenVBand="0" w:oddHBand="1" w:evenHBand="0" w:firstRowFirstColumn="0" w:firstRowLastColumn="0" w:lastRowFirstColumn="0" w:lastRowLastColumn="0"/>
             </w:pPr>
-            <w:proofErr w:type="spellStart"/>
-            <w:proofErr w:type="gramStart"/>
-            <w:r>
-              <w:t>PolicyDomain</w:t>
-            </w:r>
-            <w:proofErr w:type="spellEnd"/>
-            <w:proofErr w:type="gramEnd"/>
-            <w:r>
-              <w:t xml:space="preserve"> [1]</w:t>
+            <w:r>
+              <w:t>PolicyDomain [1]</w:t>
             </w:r>
           </w:p>
         </w:tc>
@@ -9750,13 +8993,8 @@
               <w:cnfStyle w:val="000000100000" w:firstRow="0" w:lastRow="0" w:firstColumn="0" w:lastColumn="0" w:oddVBand="0" w:evenVBand="0" w:oddHBand="1" w:evenHBand="0" w:firstRowFirstColumn="0" w:firstRowLastColumn="0" w:lastRowFirstColumn="0" w:lastRowLastColumn="0"/>
             </w:pPr>
             <w:r>
-              <w:t xml:space="preserve">An assignment applies within exactly one </w:t>
-            </w:r>
-            <w:proofErr w:type="spellStart"/>
-            <w:r>
-              <w:t>PolicyDomain</w:t>
-            </w:r>
-            <w:proofErr w:type="spellEnd"/>
+              <w:t>An assignment applies within exactly one PolicyDomain</w:t>
+            </w:r>
           </w:p>
         </w:tc>
         <w:tc>
@@ -9780,11 +9018,9 @@
             <w:tcW w:w="1728" w:type="dxa"/>
           </w:tcPr>
           <w:p>
-            <w:proofErr w:type="spellStart"/>
             <w:r>
               <w:t>ProvidesRuleFor</w:t>
             </w:r>
-            <w:proofErr w:type="spellEnd"/>
           </w:p>
         </w:tc>
         <w:tc>
@@ -9795,21 +9031,8 @@
             <w:pPr>
               <w:cnfStyle w:val="000000000000" w:firstRow="0" w:lastRow="0" w:firstColumn="0" w:lastColumn="0" w:oddVBand="0" w:evenVBand="0" w:oddHBand="0" w:evenHBand="0" w:firstRowFirstColumn="0" w:firstRowLastColumn="0" w:lastRowFirstColumn="0" w:lastRowLastColumn="0"/>
             </w:pPr>
-            <w:proofErr w:type="spellStart"/>
-            <w:r>
-              <w:t>IdentityInstance</w:t>
-            </w:r>
-            <w:proofErr w:type="spellEnd"/>
-            <w:r>
-              <w:t xml:space="preserve"> [</w:t>
-            </w:r>
-            <w:proofErr w:type="gramStart"/>
-            <w:r>
-              <w:t>0..</w:t>
-            </w:r>
-            <w:proofErr w:type="gramEnd"/>
-            <w:r>
-              <w:t>*]</w:t>
+            <w:r>
+              <w:t>IdentityInstance [0..*]</w:t>
             </w:r>
           </w:p>
         </w:tc>
@@ -9821,13 +9044,8 @@
             <w:pPr>
               <w:cnfStyle w:val="000000000000" w:firstRow="0" w:lastRow="0" w:firstColumn="0" w:lastColumn="0" w:oddVBand="0" w:evenVBand="0" w:oddHBand="0" w:evenHBand="0" w:firstRowFirstColumn="0" w:firstRowLastColumn="0" w:lastRowFirstColumn="0" w:lastRowLastColumn="0"/>
             </w:pPr>
-            <w:proofErr w:type="spellStart"/>
-            <w:r>
-              <w:t>EntityTypeAssignment</w:t>
-            </w:r>
-            <w:proofErr w:type="spellEnd"/>
-            <w:r>
-              <w:t xml:space="preserve"> [1]</w:t>
+            <w:r>
+              <w:t>EntityTypeAssignment [1]</w:t>
             </w:r>
           </w:p>
         </w:tc>
@@ -9868,11 +9086,9 @@
             <w:tcW w:w="1728" w:type="dxa"/>
           </w:tcPr>
           <w:p>
-            <w:proofErr w:type="spellStart"/>
             <w:r>
               <w:t>LinkSource</w:t>
             </w:r>
-            <w:proofErr w:type="spellEnd"/>
           </w:p>
         </w:tc>
         <w:tc>
@@ -9883,21 +9099,8 @@
             <w:pPr>
               <w:cnfStyle w:val="000000100000" w:firstRow="0" w:lastRow="0" w:firstColumn="0" w:lastColumn="0" w:oddVBand="0" w:evenVBand="0" w:oddHBand="1" w:evenHBand="0" w:firstRowFirstColumn="0" w:firstRowLastColumn="0" w:lastRowFirstColumn="0" w:lastRowLastColumn="0"/>
             </w:pPr>
-            <w:proofErr w:type="spellStart"/>
-            <w:r>
-              <w:t>IdentityLink</w:t>
-            </w:r>
-            <w:proofErr w:type="spellEnd"/>
-            <w:r>
-              <w:t xml:space="preserve"> [</w:t>
-            </w:r>
-            <w:proofErr w:type="gramStart"/>
-            <w:r>
-              <w:t>0..</w:t>
-            </w:r>
-            <w:proofErr w:type="gramEnd"/>
-            <w:r>
-              <w:t>*]</w:t>
+            <w:r>
+              <w:t>IdentityLink [0..*]</w:t>
             </w:r>
           </w:p>
         </w:tc>
@@ -9909,13 +9112,8 @@
             <w:pPr>
               <w:cnfStyle w:val="000000100000" w:firstRow="0" w:lastRow="0" w:firstColumn="0" w:lastColumn="0" w:oddVBand="0" w:evenVBand="0" w:oddHBand="1" w:evenHBand="0" w:firstRowFirstColumn="0" w:firstRowLastColumn="0" w:lastRowFirstColumn="0" w:lastRowLastColumn="0"/>
             </w:pPr>
-            <w:proofErr w:type="spellStart"/>
-            <w:r>
-              <w:t>IdentityInstance</w:t>
-            </w:r>
-            <w:proofErr w:type="spellEnd"/>
-            <w:r>
-              <w:t xml:space="preserve"> [1]</w:t>
+            <w:r>
+              <w:t>IdentityInstance [1]</w:t>
             </w:r>
           </w:p>
         </w:tc>
@@ -9928,15 +9126,7 @@
               <w:cnfStyle w:val="000000100000" w:firstRow="0" w:lastRow="0" w:firstColumn="0" w:lastColumn="0" w:oddVBand="0" w:evenVBand="0" w:oddHBand="1" w:evenHBand="0" w:firstRowFirstColumn="0" w:firstRowLastColumn="0" w:lastRowFirstColumn="0" w:lastRowLastColumn="0"/>
             </w:pPr>
             <w:r>
-              <w:t xml:space="preserve">Source identity in a link (deprecated in </w:t>
-            </w:r>
-            <w:proofErr w:type="gramStart"/>
-            <w:r>
-              <w:t>merge</w:t>
-            </w:r>
-            <w:proofErr w:type="gramEnd"/>
-            <w:r>
-              <w:t>)</w:t>
+              <w:t>Source identity in a link (deprecated in merge)</w:t>
             </w:r>
           </w:p>
         </w:tc>
@@ -9961,11 +9151,9 @@
             <w:tcW w:w="1728" w:type="dxa"/>
           </w:tcPr>
           <w:p>
-            <w:proofErr w:type="spellStart"/>
             <w:r>
               <w:t>LinkTarget</w:t>
             </w:r>
-            <w:proofErr w:type="spellEnd"/>
           </w:p>
         </w:tc>
         <w:tc>
@@ -9976,21 +9164,8 @@
             <w:pPr>
               <w:cnfStyle w:val="000000000000" w:firstRow="0" w:lastRow="0" w:firstColumn="0" w:lastColumn="0" w:oddVBand="0" w:evenVBand="0" w:oddHBand="0" w:evenHBand="0" w:firstRowFirstColumn="0" w:firstRowLastColumn="0" w:lastRowFirstColumn="0" w:lastRowLastColumn="0"/>
             </w:pPr>
-            <w:proofErr w:type="spellStart"/>
-            <w:r>
-              <w:t>IdentityLink</w:t>
-            </w:r>
-            <w:proofErr w:type="spellEnd"/>
-            <w:r>
-              <w:t xml:space="preserve"> [</w:t>
-            </w:r>
-            <w:proofErr w:type="gramStart"/>
-            <w:r>
-              <w:t>0..</w:t>
-            </w:r>
-            <w:proofErr w:type="gramEnd"/>
-            <w:r>
-              <w:t>*]</w:t>
+            <w:r>
+              <w:t>IdentityLink [0..*]</w:t>
             </w:r>
           </w:p>
         </w:tc>
@@ -10002,13 +9177,8 @@
             <w:pPr>
               <w:cnfStyle w:val="000000000000" w:firstRow="0" w:lastRow="0" w:firstColumn="0" w:lastColumn="0" w:oddVBand="0" w:evenVBand="0" w:oddHBand="0" w:evenHBand="0" w:firstRowFirstColumn="0" w:firstRowLastColumn="0" w:lastRowFirstColumn="0" w:lastRowLastColumn="0"/>
             </w:pPr>
-            <w:proofErr w:type="spellStart"/>
-            <w:r>
-              <w:t>IdentityInstance</w:t>
-            </w:r>
-            <w:proofErr w:type="spellEnd"/>
-            <w:r>
-              <w:t xml:space="preserve"> [1]</w:t>
+            <w:r>
+              <w:t>IdentityInstance [1]</w:t>
             </w:r>
           </w:p>
         </w:tc>
@@ -10021,15 +9191,7 @@
               <w:cnfStyle w:val="000000000000" w:firstRow="0" w:lastRow="0" w:firstColumn="0" w:lastColumn="0" w:oddVBand="0" w:evenVBand="0" w:oddHBand="0" w:evenHBand="0" w:firstRowFirstColumn="0" w:firstRowLastColumn="0" w:lastRowFirstColumn="0" w:lastRowLastColumn="0"/>
             </w:pPr>
             <w:r>
-              <w:t xml:space="preserve">Target identity in a link (surviving in </w:t>
-            </w:r>
-            <w:proofErr w:type="gramStart"/>
-            <w:r>
-              <w:t>merge</w:t>
-            </w:r>
-            <w:proofErr w:type="gramEnd"/>
-            <w:r>
-              <w:t>)</w:t>
+              <w:t>Target identity in a link (surviving in merge)</w:t>
             </w:r>
           </w:p>
         </w:tc>
@@ -10136,11 +9298,9 @@
             <w:tcW w:w="2160" w:type="dxa"/>
           </w:tcPr>
           <w:p>
-            <w:proofErr w:type="spellStart"/>
             <w:r>
               <w:t>SubscriptionDomainFilter</w:t>
             </w:r>
-            <w:proofErr w:type="spellEnd"/>
           </w:p>
         </w:tc>
         <w:tc>
@@ -10151,21 +9311,8 @@
             <w:pPr>
               <w:cnfStyle w:val="000000100000" w:firstRow="0" w:lastRow="0" w:firstColumn="0" w:lastColumn="0" w:oddVBand="0" w:evenVBand="0" w:oddHBand="1" w:evenHBand="0" w:firstRowFirstColumn="0" w:firstRowLastColumn="0" w:lastRowFirstColumn="0" w:lastRowLastColumn="0"/>
             </w:pPr>
-            <w:proofErr w:type="spellStart"/>
-            <w:r>
-              <w:t>NotificationSubscription</w:t>
-            </w:r>
-            <w:proofErr w:type="spellEnd"/>
-            <w:r>
-              <w:t xml:space="preserve"> [</w:t>
-            </w:r>
-            <w:proofErr w:type="gramStart"/>
-            <w:r>
-              <w:t>0..</w:t>
-            </w:r>
-            <w:proofErr w:type="gramEnd"/>
-            <w:r>
-              <w:t>*]</w:t>
+            <w:r>
+              <w:t>NotificationSubscription [0..*]</w:t>
             </w:r>
           </w:p>
         </w:tc>
@@ -10177,23 +9324,8 @@
             <w:pPr>
               <w:cnfStyle w:val="000000100000" w:firstRow="0" w:lastRow="0" w:firstColumn="0" w:lastColumn="0" w:oddVBand="0" w:evenVBand="0" w:oddHBand="1" w:evenHBand="0" w:firstRowFirstColumn="0" w:firstRowLastColumn="0" w:lastRowFirstColumn="0" w:lastRowLastColumn="0"/>
             </w:pPr>
-            <w:proofErr w:type="spellStart"/>
-            <w:proofErr w:type="gramStart"/>
-            <w:r>
-              <w:t>PolicyDomain</w:t>
-            </w:r>
-            <w:proofErr w:type="spellEnd"/>
-            <w:proofErr w:type="gramEnd"/>
-            <w:r>
-              <w:t xml:space="preserve"> [</w:t>
-            </w:r>
-            <w:proofErr w:type="gramStart"/>
-            <w:r>
-              <w:t>0..</w:t>
-            </w:r>
-            <w:proofErr w:type="gramEnd"/>
-            <w:r>
-              <w:t>1]</w:t>
+            <w:r>
+              <w:t>PolicyDomain [0..1]</w:t>
             </w:r>
           </w:p>
         </w:tc>
@@ -10206,15 +9338,7 @@
               <w:cnfStyle w:val="000000100000" w:firstRow="0" w:lastRow="0" w:firstColumn="0" w:lastColumn="0" w:oddVBand="0" w:evenVBand="0" w:oddHBand="1" w:evenHBand="0" w:firstRowFirstColumn="0" w:firstRowLastColumn="0" w:lastRowFirstColumn="0" w:lastRowLastColumn="0"/>
             </w:pPr>
             <w:r>
-              <w:t xml:space="preserve">Optional </w:t>
-            </w:r>
-            <w:proofErr w:type="spellStart"/>
-            <w:r>
-              <w:t>PolicyDomain</w:t>
-            </w:r>
-            <w:proofErr w:type="spellEnd"/>
-            <w:r>
-              <w:t xml:space="preserve"> filter for subscription</w:t>
+              <w:t>Optional PolicyDomain filter for subscription</w:t>
             </w:r>
           </w:p>
         </w:tc>
@@ -10226,11 +9350,9 @@
             <w:tcW w:w="2160" w:type="dxa"/>
           </w:tcPr>
           <w:p>
-            <w:proofErr w:type="spellStart"/>
             <w:r>
               <w:t>SubscriptionTypeFilter</w:t>
             </w:r>
-            <w:proofErr w:type="spellEnd"/>
           </w:p>
         </w:tc>
         <w:tc>
@@ -10241,21 +9363,8 @@
             <w:pPr>
               <w:cnfStyle w:val="000000000000" w:firstRow="0" w:lastRow="0" w:firstColumn="0" w:lastColumn="0" w:oddVBand="0" w:evenVBand="0" w:oddHBand="0" w:evenHBand="0" w:firstRowFirstColumn="0" w:firstRowLastColumn="0" w:lastRowFirstColumn="0" w:lastRowLastColumn="0"/>
             </w:pPr>
-            <w:proofErr w:type="spellStart"/>
-            <w:r>
-              <w:t>NotificationSubscription</w:t>
-            </w:r>
-            <w:proofErr w:type="spellEnd"/>
-            <w:r>
-              <w:t xml:space="preserve"> [</w:t>
-            </w:r>
-            <w:proofErr w:type="gramStart"/>
-            <w:r>
-              <w:t>0..</w:t>
-            </w:r>
-            <w:proofErr w:type="gramEnd"/>
-            <w:r>
-              <w:t>*]</w:t>
+            <w:r>
+              <w:t>NotificationSubscription [0..*]</w:t>
             </w:r>
           </w:p>
         </w:tc>
@@ -10267,21 +9376,8 @@
             <w:pPr>
               <w:cnfStyle w:val="000000000000" w:firstRow="0" w:lastRow="0" w:firstColumn="0" w:lastColumn="0" w:oddVBand="0" w:evenVBand="0" w:oddHBand="0" w:evenHBand="0" w:firstRowFirstColumn="0" w:firstRowLastColumn="0" w:lastRowFirstColumn="0" w:lastRowLastColumn="0"/>
             </w:pPr>
-            <w:proofErr w:type="spellStart"/>
-            <w:r>
-              <w:t>EntityType</w:t>
-            </w:r>
-            <w:proofErr w:type="spellEnd"/>
-            <w:r>
-              <w:t xml:space="preserve"> [</w:t>
-            </w:r>
-            <w:proofErr w:type="gramStart"/>
-            <w:r>
-              <w:t>0..</w:t>
-            </w:r>
-            <w:proofErr w:type="gramEnd"/>
-            <w:r>
-              <w:t>1]</w:t>
+            <w:r>
+              <w:t>EntityType [0..1]</w:t>
             </w:r>
           </w:p>
         </w:tc>
@@ -10294,15 +9390,7 @@
               <w:cnfStyle w:val="000000000000" w:firstRow="0" w:lastRow="0" w:firstColumn="0" w:lastColumn="0" w:oddVBand="0" w:evenVBand="0" w:oddHBand="0" w:evenHBand="0" w:firstRowFirstColumn="0" w:firstRowLastColumn="0" w:lastRowFirstColumn="0" w:lastRowLastColumn="0"/>
             </w:pPr>
             <w:r>
-              <w:t xml:space="preserve">Optional </w:t>
-            </w:r>
-            <w:proofErr w:type="spellStart"/>
-            <w:r>
-              <w:t>EntityType</w:t>
-            </w:r>
-            <w:proofErr w:type="spellEnd"/>
-            <w:r>
-              <w:t xml:space="preserve"> filter for subscription</w:t>
+              <w:t>Optional EntityType filter for subscription</w:t>
             </w:r>
           </w:p>
         </w:tc>
@@ -10317,11 +9405,9 @@
             <w:tcW w:w="2160" w:type="dxa"/>
           </w:tcPr>
           <w:p>
-            <w:proofErr w:type="spellStart"/>
             <w:r>
               <w:t>SubscriptionInstanceFilter</w:t>
             </w:r>
-            <w:proofErr w:type="spellEnd"/>
           </w:p>
         </w:tc>
         <w:tc>
@@ -10332,21 +9418,8 @@
             <w:pPr>
               <w:cnfStyle w:val="000000100000" w:firstRow="0" w:lastRow="0" w:firstColumn="0" w:lastColumn="0" w:oddVBand="0" w:evenVBand="0" w:oddHBand="1" w:evenHBand="0" w:firstRowFirstColumn="0" w:firstRowLastColumn="0" w:lastRowFirstColumn="0" w:lastRowLastColumn="0"/>
             </w:pPr>
-            <w:proofErr w:type="spellStart"/>
-            <w:r>
-              <w:t>NotificationSubscription</w:t>
-            </w:r>
-            <w:proofErr w:type="spellEnd"/>
-            <w:r>
-              <w:t xml:space="preserve"> [</w:t>
-            </w:r>
-            <w:proofErr w:type="gramStart"/>
-            <w:r>
-              <w:t>0..</w:t>
-            </w:r>
-            <w:proofErr w:type="gramEnd"/>
-            <w:r>
-              <w:t>*]</w:t>
+            <w:r>
+              <w:t>NotificationSubscription [0..*]</w:t>
             </w:r>
           </w:p>
         </w:tc>
@@ -10358,23 +9431,8 @@
             <w:pPr>
               <w:cnfStyle w:val="000000100000" w:firstRow="0" w:lastRow="0" w:firstColumn="0" w:lastColumn="0" w:oddVBand="0" w:evenVBand="0" w:oddHBand="1" w:evenHBand="0" w:firstRowFirstColumn="0" w:firstRowLastColumn="0" w:lastRowFirstColumn="0" w:lastRowLastColumn="0"/>
             </w:pPr>
-            <w:proofErr w:type="spellStart"/>
-            <w:proofErr w:type="gramStart"/>
-            <w:r>
-              <w:t>IdentityInstance</w:t>
-            </w:r>
-            <w:proofErr w:type="spellEnd"/>
-            <w:proofErr w:type="gramEnd"/>
-            <w:r>
-              <w:t xml:space="preserve"> [</w:t>
-            </w:r>
-            <w:proofErr w:type="gramStart"/>
-            <w:r>
-              <w:t>0..</w:t>
-            </w:r>
-            <w:proofErr w:type="gramEnd"/>
-            <w:r>
-              <w:t>1]</w:t>
+            <w:r>
+              <w:t>IdentityInstance [0..1]</w:t>
             </w:r>
           </w:p>
         </w:tc>
@@ -10399,11 +9457,9 @@
             <w:tcW w:w="2160" w:type="dxa"/>
           </w:tcPr>
           <w:p>
-            <w:proofErr w:type="spellStart"/>
             <w:r>
               <w:t>SupportsDomain</w:t>
             </w:r>
-            <w:proofErr w:type="spellEnd"/>
           </w:p>
         </w:tc>
         <w:tc>
@@ -10414,21 +9470,8 @@
             <w:pPr>
               <w:cnfStyle w:val="000000000000" w:firstRow="0" w:lastRow="0" w:firstColumn="0" w:lastColumn="0" w:oddVBand="0" w:evenVBand="0" w:oddHBand="0" w:evenHBand="0" w:firstRowFirstColumn="0" w:firstRowLastColumn="0" w:lastRowFirstColumn="0" w:lastRowLastColumn="0"/>
             </w:pPr>
-            <w:proofErr w:type="spellStart"/>
-            <w:r>
-              <w:t>ServiceMetadata</w:t>
-            </w:r>
-            <w:proofErr w:type="spellEnd"/>
-            <w:r>
-              <w:t xml:space="preserve"> [</w:t>
-            </w:r>
-            <w:proofErr w:type="gramStart"/>
-            <w:r>
-              <w:t>0..</w:t>
-            </w:r>
-            <w:proofErr w:type="gramEnd"/>
-            <w:r>
-              <w:t>*]</w:t>
+            <w:r>
+              <w:t>ServiceMetadata [0..*]</w:t>
             </w:r>
           </w:p>
         </w:tc>
@@ -10440,23 +9483,8 @@
             <w:pPr>
               <w:cnfStyle w:val="000000000000" w:firstRow="0" w:lastRow="0" w:firstColumn="0" w:lastColumn="0" w:oddVBand="0" w:evenVBand="0" w:oddHBand="0" w:evenHBand="0" w:firstRowFirstColumn="0" w:firstRowLastColumn="0" w:lastRowFirstColumn="0" w:lastRowLastColumn="0"/>
             </w:pPr>
-            <w:proofErr w:type="spellStart"/>
-            <w:proofErr w:type="gramStart"/>
-            <w:r>
-              <w:t>PolicyDomain</w:t>
-            </w:r>
-            <w:proofErr w:type="spellEnd"/>
-            <w:proofErr w:type="gramEnd"/>
-            <w:r>
-              <w:t xml:space="preserve"> [</w:t>
-            </w:r>
-            <w:proofErr w:type="gramStart"/>
-            <w:r>
-              <w:t>1..</w:t>
-            </w:r>
-            <w:proofErr w:type="gramEnd"/>
-            <w:r>
-              <w:t>*]</w:t>
+            <w:r>
+              <w:t>PolicyDomain [1..*]</w:t>
             </w:r>
           </w:p>
         </w:tc>
@@ -10468,13 +9496,8 @@
             <w:pPr>
               <w:cnfStyle w:val="000000000000" w:firstRow="0" w:lastRow="0" w:firstColumn="0" w:lastColumn="0" w:oddVBand="0" w:evenVBand="0" w:oddHBand="0" w:evenHBand="0" w:firstRowFirstColumn="0" w:firstRowLastColumn="0" w:lastRowFirstColumn="0" w:lastRowLastColumn="0"/>
             </w:pPr>
-            <w:proofErr w:type="spellStart"/>
-            <w:r>
-              <w:t>PolicyDomains</w:t>
-            </w:r>
-            <w:proofErr w:type="spellEnd"/>
-            <w:r>
-              <w:t xml:space="preserve"> managed by service instance</w:t>
+            <w:r>
+              <w:t>PolicyDomains managed by service instance</w:t>
             </w:r>
           </w:p>
         </w:tc>
@@ -10489,12 +9512,10 @@
             <w:tcW w:w="2160" w:type="dxa"/>
           </w:tcPr>
           <w:p>
-            <w:proofErr w:type="spellStart"/>
             <w:r>
               <w:lastRenderedPageBreak/>
               <w:t>SupportsEntityType</w:t>
             </w:r>
-            <w:proofErr w:type="spellEnd"/>
           </w:p>
         </w:tc>
         <w:tc>
@@ -10505,21 +9526,8 @@
             <w:pPr>
               <w:cnfStyle w:val="000000100000" w:firstRow="0" w:lastRow="0" w:firstColumn="0" w:lastColumn="0" w:oddVBand="0" w:evenVBand="0" w:oddHBand="1" w:evenHBand="0" w:firstRowFirstColumn="0" w:firstRowLastColumn="0" w:lastRowFirstColumn="0" w:lastRowLastColumn="0"/>
             </w:pPr>
-            <w:proofErr w:type="spellStart"/>
-            <w:r>
-              <w:t>ServiceMetadata</w:t>
-            </w:r>
-            <w:proofErr w:type="spellEnd"/>
-            <w:r>
-              <w:t xml:space="preserve"> [</w:t>
-            </w:r>
-            <w:proofErr w:type="gramStart"/>
-            <w:r>
-              <w:t>0..</w:t>
-            </w:r>
-            <w:proofErr w:type="gramEnd"/>
-            <w:r>
-              <w:t>*]</w:t>
+            <w:r>
+              <w:t>ServiceMetadata [0..*]</w:t>
             </w:r>
           </w:p>
         </w:tc>
@@ -10531,21 +9539,8 @@
             <w:pPr>
               <w:cnfStyle w:val="000000100000" w:firstRow="0" w:lastRow="0" w:firstColumn="0" w:lastColumn="0" w:oddVBand="0" w:evenVBand="0" w:oddHBand="1" w:evenHBand="0" w:firstRowFirstColumn="0" w:firstRowLastColumn="0" w:lastRowFirstColumn="0" w:lastRowLastColumn="0"/>
             </w:pPr>
-            <w:proofErr w:type="spellStart"/>
-            <w:r>
-              <w:t>EntityType</w:t>
-            </w:r>
-            <w:proofErr w:type="spellEnd"/>
-            <w:r>
-              <w:t xml:space="preserve"> [</w:t>
-            </w:r>
-            <w:proofErr w:type="gramStart"/>
-            <w:r>
-              <w:t>1..</w:t>
-            </w:r>
-            <w:proofErr w:type="gramEnd"/>
-            <w:r>
-              <w:t>*]</w:t>
+            <w:r>
+              <w:t>EntityType [1..*]</w:t>
             </w:r>
           </w:p>
         </w:tc>
@@ -10557,13 +9552,8 @@
             <w:pPr>
               <w:cnfStyle w:val="000000100000" w:firstRow="0" w:lastRow="0" w:firstColumn="0" w:lastColumn="0" w:oddVBand="0" w:evenVBand="0" w:oddHBand="1" w:evenHBand="0" w:firstRowFirstColumn="0" w:firstRowLastColumn="0" w:lastRowFirstColumn="0" w:lastRowLastColumn="0"/>
             </w:pPr>
-            <w:proofErr w:type="spellStart"/>
-            <w:r>
-              <w:t>EntityTypes</w:t>
-            </w:r>
-            <w:proofErr w:type="spellEnd"/>
-            <w:r>
-              <w:t xml:space="preserve"> recognized by service instance</w:t>
+            <w:r>
+              <w:t>EntityTypes recognized by service instance</w:t>
             </w:r>
           </w:p>
         </w:tc>
@@ -10575,11 +9565,9 @@
             <w:tcW w:w="2160" w:type="dxa"/>
           </w:tcPr>
           <w:p>
-            <w:proofErr w:type="spellStart"/>
             <w:r>
               <w:t>SupportsConcept</w:t>
             </w:r>
-            <w:proofErr w:type="spellEnd"/>
           </w:p>
         </w:tc>
         <w:tc>
@@ -10590,21 +9578,8 @@
             <w:pPr>
               <w:cnfStyle w:val="000000000000" w:firstRow="0" w:lastRow="0" w:firstColumn="0" w:lastColumn="0" w:oddVBand="0" w:evenVBand="0" w:oddHBand="0" w:evenHBand="0" w:firstRowFirstColumn="0" w:firstRowLastColumn="0" w:lastRowFirstColumn="0" w:lastRowLastColumn="0"/>
             </w:pPr>
-            <w:proofErr w:type="spellStart"/>
-            <w:r>
-              <w:t>ServiceMetadata</w:t>
-            </w:r>
-            <w:proofErr w:type="spellEnd"/>
-            <w:r>
-              <w:t xml:space="preserve"> [</w:t>
-            </w:r>
-            <w:proofErr w:type="gramStart"/>
-            <w:r>
-              <w:t>0..</w:t>
-            </w:r>
-            <w:proofErr w:type="gramEnd"/>
-            <w:r>
-              <w:t>*]</w:t>
+            <w:r>
+              <w:t>ServiceMetadata [0..*]</w:t>
             </w:r>
           </w:p>
         </w:tc>
@@ -10616,23 +9591,8 @@
             <w:pPr>
               <w:cnfStyle w:val="000000000000" w:firstRow="0" w:lastRow="0" w:firstColumn="0" w:lastColumn="0" w:oddVBand="0" w:evenVBand="0" w:oddHBand="0" w:evenHBand="0" w:firstRowFirstColumn="0" w:firstRowLastColumn="0" w:lastRowFirstColumn="0" w:lastRowLastColumn="0"/>
             </w:pPr>
-            <w:proofErr w:type="spellStart"/>
-            <w:proofErr w:type="gramStart"/>
-            <w:r>
-              <w:t>EntityConcept</w:t>
-            </w:r>
-            <w:proofErr w:type="spellEnd"/>
-            <w:proofErr w:type="gramEnd"/>
-            <w:r>
-              <w:t xml:space="preserve"> [</w:t>
-            </w:r>
-            <w:proofErr w:type="gramStart"/>
-            <w:r>
-              <w:t>1..</w:t>
-            </w:r>
-            <w:proofErr w:type="gramEnd"/>
-            <w:r>
-              <w:t>*]</w:t>
+            <w:r>
+              <w:t>EntityConcept [1..*]</w:t>
             </w:r>
           </w:p>
         </w:tc>
@@ -10644,13 +9604,8 @@
             <w:pPr>
               <w:cnfStyle w:val="000000000000" w:firstRow="0" w:lastRow="0" w:firstColumn="0" w:lastColumn="0" w:oddVBand="0" w:evenVBand="0" w:oddHBand="0" w:evenHBand="0" w:firstRowFirstColumn="0" w:firstRowLastColumn="0" w:lastRowFirstColumn="0" w:lastRowLastColumn="0"/>
             </w:pPr>
-            <w:proofErr w:type="spellStart"/>
-            <w:r>
-              <w:t>EntityConcepts</w:t>
-            </w:r>
-            <w:proofErr w:type="spellEnd"/>
-            <w:r>
-              <w:t xml:space="preserve"> recognized by service instance</w:t>
+            <w:r>
+              <w:t>EntityConcepts recognized by service instance</w:t>
             </w:r>
           </w:p>
         </w:tc>
@@ -10767,15 +9722,7 @@
     </w:p>
     <w:p>
       <w:r>
-        <w:t xml:space="preserve">The </w:t>
-      </w:r>
-      <w:proofErr w:type="spellStart"/>
-      <w:r>
-        <w:t>StakeholderModel</w:t>
-      </w:r>
-      <w:proofErr w:type="spellEnd"/>
-      <w:r>
-        <w:t xml:space="preserve"> package defines all business stakeholders who interact with the Identification Service. Stakeholders are derived from SFM Section 3 (Business Scenarios) primary actors and from roles implied in Section 4 (Detailed Functional Model).</w:t>
+        <w:t>The StakeholderModel package defines all business stakeholders who interact with the Identification Service. Stakeholders are derived from SFM Section 3 (Business Scenarios) primary actors and from roles implied in Section 4 (Detailed Functional Model).</w:t>
       </w:r>
     </w:p>
     <w:p>
@@ -10865,11 +9812,9 @@
             <w:tcW w:w="2160" w:type="dxa"/>
           </w:tcPr>
           <w:p>
-            <w:proofErr w:type="spellStart"/>
             <w:r>
               <w:t>RegistrationClerk</w:t>
             </w:r>
-            <w:proofErr w:type="spellEnd"/>
           </w:p>
         </w:tc>
         <w:tc>
@@ -10919,11 +9864,9 @@
             <w:tcW w:w="2160" w:type="dxa"/>
           </w:tcPr>
           <w:p>
-            <w:proofErr w:type="spellStart"/>
             <w:r>
               <w:t>ClinicalUser</w:t>
             </w:r>
-            <w:proofErr w:type="spellEnd"/>
           </w:p>
         </w:tc>
         <w:tc>
@@ -10976,11 +9919,9 @@
             <w:tcW w:w="2160" w:type="dxa"/>
           </w:tcPr>
           <w:p>
-            <w:proofErr w:type="spellStart"/>
             <w:r>
               <w:t>LaboratoryClerk</w:t>
             </w:r>
-            <w:proofErr w:type="spellEnd"/>
           </w:p>
         </w:tc>
         <w:tc>
@@ -11030,11 +9971,9 @@
             <w:tcW w:w="2160" w:type="dxa"/>
           </w:tcPr>
           <w:p>
-            <w:proofErr w:type="spellStart"/>
             <w:r>
               <w:t>IdentityResolutionClerk</w:t>
             </w:r>
-            <w:proofErr w:type="spellEnd"/>
           </w:p>
         </w:tc>
         <w:tc>
@@ -11046,15 +9985,7 @@
               <w:cnfStyle w:val="000000000000" w:firstRow="0" w:lastRow="0" w:firstColumn="0" w:lastColumn="0" w:oddVBand="0" w:evenVBand="0" w:oddHBand="0" w:evenHBand="0" w:firstRowFirstColumn="0" w:firstRowLastColumn="0" w:lastRowFirstColumn="0" w:lastRowLastColumn="0"/>
             </w:pPr>
             <w:r>
-              <w:t xml:space="preserve">Specialized staff for </w:t>
-            </w:r>
-            <w:proofErr w:type="gramStart"/>
-            <w:r>
-              <w:t>merge</w:t>
-            </w:r>
-            <w:proofErr w:type="gramEnd"/>
-            <w:r>
-              <w:t>/unmerge/link/unlink</w:t>
+              <w:t>Specialized staff for merge/unmerge/link/unlink</w:t>
             </w:r>
           </w:p>
         </w:tc>
@@ -11095,11 +10026,9 @@
             <w:tcW w:w="2160" w:type="dxa"/>
           </w:tcPr>
           <w:p>
-            <w:proofErr w:type="spellStart"/>
             <w:r>
               <w:t>ServiceAdministrator</w:t>
             </w:r>
-            <w:proofErr w:type="spellEnd"/>
           </w:p>
         </w:tc>
         <w:tc>
@@ -11149,11 +10078,9 @@
             <w:tcW w:w="2160" w:type="dxa"/>
           </w:tcPr>
           <w:p>
-            <w:proofErr w:type="spellStart"/>
             <w:r>
               <w:t>ExternalSystem</w:t>
             </w:r>
-            <w:proofErr w:type="spellEnd"/>
           </w:p>
         </w:tc>
         <w:tc>
@@ -11271,11 +10198,9 @@
             <w:tcW w:w="2880" w:type="dxa"/>
           </w:tcPr>
           <w:p>
-            <w:proofErr w:type="spellStart"/>
             <w:r>
               <w:t>PolicyDomainOwner</w:t>
             </w:r>
-            <w:proofErr w:type="spellEnd"/>
           </w:p>
         </w:tc>
         <w:tc>
@@ -11354,11 +10279,9 @@
             <w:tcW w:w="2880" w:type="dxa"/>
           </w:tcPr>
           <w:p>
-            <w:proofErr w:type="spellStart"/>
             <w:r>
               <w:t>ReferralSystem</w:t>
             </w:r>
-            <w:proofErr w:type="spellEnd"/>
           </w:p>
         </w:tc>
         <w:tc>
@@ -11395,12 +10318,10 @@
             <w:tcW w:w="2880" w:type="dxa"/>
           </w:tcPr>
           <w:p>
-            <w:proofErr w:type="spellStart"/>
             <w:r>
               <w:lastRenderedPageBreak/>
               <w:t>RegionalHealthNetwork</w:t>
             </w:r>
-            <w:proofErr w:type="spellEnd"/>
           </w:p>
         </w:tc>
         <w:tc>
@@ -11527,15 +10448,7 @@
     </w:p>
     <w:p>
       <w:r>
-        <w:t xml:space="preserve">The </w:t>
-      </w:r>
-      <w:proofErr w:type="spellStart"/>
-      <w:r>
-        <w:t>BusinessCapabilities</w:t>
-      </w:r>
-      <w:proofErr w:type="spellEnd"/>
-      <w:r>
-        <w:t xml:space="preserve"> package models all service capabilities as use case usages, organized into a top-level service capability with two normative capability groups (Identity Management and Query) plus non-normative business scenarios from SFM Section 3.</w:t>
+        <w:t>The BusinessCapabilities package models all service capabilities as use case usages, organized into a top-level service capability with two normative capability groups (Identity Management and Query) plus non-normative business scenarios from SFM Section 3.</w:t>
       </w:r>
     </w:p>
     <w:p>
@@ -11693,11 +10606,9 @@
             <w:tcW w:w="2880" w:type="dxa"/>
           </w:tcPr>
           <w:p>
-            <w:proofErr w:type="spellStart"/>
             <w:r>
               <w:t>registerIdentity</w:t>
             </w:r>
-            <w:proofErr w:type="spellEnd"/>
           </w:p>
         </w:tc>
         <w:tc>
@@ -11734,11 +10645,9 @@
             <w:tcW w:w="2880" w:type="dxa"/>
           </w:tcPr>
           <w:p>
-            <w:proofErr w:type="spellStart"/>
             <w:r>
               <w:t>createIdentity</w:t>
             </w:r>
-            <w:proofErr w:type="spellEnd"/>
           </w:p>
         </w:tc>
         <w:tc>
@@ -11778,11 +10687,9 @@
             <w:tcW w:w="2880" w:type="dxa"/>
           </w:tcPr>
           <w:p>
-            <w:proofErr w:type="spellStart"/>
             <w:r>
               <w:t>updateIdentityProperties</w:t>
             </w:r>
-            <w:proofErr w:type="spellEnd"/>
           </w:p>
         </w:tc>
         <w:tc>
@@ -11819,11 +10726,9 @@
             <w:tcW w:w="2880" w:type="dxa"/>
           </w:tcPr>
           <w:p>
-            <w:proofErr w:type="spellStart"/>
             <w:r>
               <w:t>updateIdentityState</w:t>
             </w:r>
-            <w:proofErr w:type="spellEnd"/>
           </w:p>
         </w:tc>
         <w:tc>
@@ -11863,11 +10768,9 @@
             <w:tcW w:w="2880" w:type="dxa"/>
           </w:tcPr>
           <w:p>
-            <w:proofErr w:type="spellStart"/>
             <w:r>
               <w:t>mergeIdentities</w:t>
             </w:r>
-            <w:proofErr w:type="spellEnd"/>
           </w:p>
         </w:tc>
         <w:tc>
@@ -11879,13 +10782,8 @@
               <w:cnfStyle w:val="000000100000" w:firstRow="0" w:lastRow="0" w:firstColumn="0" w:lastColumn="0" w:oddVBand="0" w:evenVBand="0" w:oddHBand="1" w:evenHBand="0" w:firstRowFirstColumn="0" w:firstRowLastColumn="0" w:lastRowFirstColumn="0" w:lastRowLastColumn="0"/>
             </w:pPr>
             <w:r>
-              <w:t xml:space="preserve">Merge two identities within single </w:t>
-            </w:r>
-            <w:proofErr w:type="spellStart"/>
-            <w:r>
-              <w:t>PolicyDomain</w:t>
-            </w:r>
-            <w:proofErr w:type="spellEnd"/>
+              <w:t>Merge two identities within single PolicyDomain</w:t>
+            </w:r>
           </w:p>
         </w:tc>
         <w:tc>
@@ -11909,11 +10807,9 @@
             <w:tcW w:w="2880" w:type="dxa"/>
           </w:tcPr>
           <w:p>
-            <w:proofErr w:type="spellStart"/>
             <w:r>
               <w:t>unmergeIdentities</w:t>
             </w:r>
-            <w:proofErr w:type="spellEnd"/>
           </w:p>
         </w:tc>
         <w:tc>
@@ -11953,11 +10849,9 @@
             <w:tcW w:w="2880" w:type="dxa"/>
           </w:tcPr>
           <w:p>
-            <w:proofErr w:type="spellStart"/>
             <w:r>
               <w:t>linkIdentities</w:t>
             </w:r>
-            <w:proofErr w:type="spellEnd"/>
           </w:p>
         </w:tc>
         <w:tc>
@@ -11994,11 +10888,9 @@
             <w:tcW w:w="2880" w:type="dxa"/>
           </w:tcPr>
           <w:p>
-            <w:proofErr w:type="spellStart"/>
             <w:r>
               <w:t>unlinkIdentity</w:t>
             </w:r>
-            <w:proofErr w:type="spellEnd"/>
           </w:p>
         </w:tc>
         <w:tc>
@@ -12038,11 +10930,9 @@
             <w:tcW w:w="2880" w:type="dxa"/>
           </w:tcPr>
           <w:p>
-            <w:proofErr w:type="spellStart"/>
             <w:r>
               <w:t>removeIdentityInstance</w:t>
             </w:r>
-            <w:proofErr w:type="spellEnd"/>
           </w:p>
         </w:tc>
         <w:tc>
@@ -12224,10 +11114,7 @@
         <w:fldChar w:fldCharType="end"/>
       </w:r>
       <w:r>
-        <w:t xml:space="preserve"> - Create Identity </w:t>
-      </w:r>
-      <w:r>
-        <w:t>Use Case</w:t>
+        <w:t xml:space="preserve"> - Create Identity Use Case</w:t>
       </w:r>
     </w:p>
     <w:p>
@@ -12869,11 +11756,9 @@
             <w:tcW w:w="2880" w:type="dxa"/>
           </w:tcPr>
           <w:p>
-            <w:proofErr w:type="spellStart"/>
             <w:r>
               <w:t>getAllInformationForIdentity</w:t>
             </w:r>
-            <w:proofErr w:type="spellEnd"/>
           </w:p>
         </w:tc>
         <w:tc>
@@ -12910,11 +11795,9 @@
             <w:tcW w:w="2880" w:type="dxa"/>
           </w:tcPr>
           <w:p>
-            <w:proofErr w:type="spellStart"/>
             <w:r>
               <w:t>findIdentitiesByProperty</w:t>
             </w:r>
-            <w:proofErr w:type="spellEnd"/>
           </w:p>
         </w:tc>
         <w:tc>
@@ -12954,11 +11837,9 @@
             <w:tcW w:w="2880" w:type="dxa"/>
           </w:tcPr>
           <w:p>
-            <w:proofErr w:type="spellStart"/>
             <w:r>
               <w:t>listLinkedIdentities</w:t>
             </w:r>
-            <w:proofErr w:type="spellEnd"/>
           </w:p>
         </w:tc>
         <w:tc>
@@ -12995,11 +11876,9 @@
             <w:tcW w:w="2880" w:type="dxa"/>
           </w:tcPr>
           <w:p>
-            <w:proofErr w:type="spellStart"/>
             <w:r>
               <w:t>requestIdentityUpdateNotifications</w:t>
             </w:r>
-            <w:proofErr w:type="spellEnd"/>
           </w:p>
         </w:tc>
         <w:tc>
@@ -13039,11 +11918,9 @@
             <w:tcW w:w="2880" w:type="dxa"/>
           </w:tcPr>
           <w:p>
-            <w:proofErr w:type="spellStart"/>
             <w:r>
               <w:t>updateNotificationSubscription</w:t>
             </w:r>
-            <w:proofErr w:type="spellEnd"/>
           </w:p>
         </w:tc>
         <w:tc>
@@ -13080,11 +11957,9 @@
             <w:tcW w:w="2880" w:type="dxa"/>
           </w:tcPr>
           <w:p>
-            <w:proofErr w:type="spellStart"/>
             <w:r>
               <w:t>notifyIdentityUpdates</w:t>
             </w:r>
-            <w:proofErr w:type="spellEnd"/>
           </w:p>
         </w:tc>
         <w:tc>
@@ -13193,22 +12068,7 @@
         <w:t xml:space="preserve"> – </w:t>
       </w:r>
       <w:r>
-        <w:t>G</w:t>
-      </w:r>
-      <w:r>
-        <w:t>et</w:t>
-      </w:r>
-      <w:r>
-        <w:t xml:space="preserve"> </w:t>
-      </w:r>
-      <w:r>
-        <w:t>All</w:t>
-      </w:r>
-      <w:r>
-        <w:t xml:space="preserve"> </w:t>
-      </w:r>
-      <w:r>
-        <w:t>Information</w:t>
+        <w:t>Get All Information</w:t>
       </w:r>
       <w:r>
         <w:t xml:space="preserve"> f</w:t>
@@ -13310,11 +12170,9 @@
       <w:r>
         <w:t xml:space="preserve"> </w:t>
       </w:r>
-      <w:proofErr w:type="gramStart"/>
       <w:r>
         <w:t>By</w:t>
       </w:r>
-      <w:proofErr w:type="gramEnd"/>
       <w:r>
         <w:t xml:space="preserve"> </w:t>
       </w:r>
@@ -13403,16 +12261,11 @@
         <w:fldChar w:fldCharType="end"/>
       </w:r>
       <w:r>
-        <w:t xml:space="preserve"> - </w:t>
-      </w:r>
-      <w:proofErr w:type="gramStart"/>
-      <w:r>
-        <w:t>R</w:t>
+        <w:t xml:space="preserve"> - R</w:t>
       </w:r>
       <w:r>
         <w:t>equest</w:t>
       </w:r>
-      <w:proofErr w:type="gramEnd"/>
       <w:r>
         <w:t xml:space="preserve"> </w:t>
       </w:r>
@@ -13505,13 +12358,8 @@
             <w:pPr>
               <w:cnfStyle w:val="100000000000" w:firstRow="1" w:lastRow="0" w:firstColumn="0" w:lastColumn="0" w:oddVBand="0" w:evenVBand="0" w:oddHBand="0" w:evenHBand="0" w:firstRowFirstColumn="0" w:firstRowLastColumn="0" w:lastRowFirstColumn="0" w:lastRowLastColumn="0"/>
             </w:pPr>
-            <w:proofErr w:type="gramStart"/>
-            <w:r>
-              <w:t>Composes</w:t>
-            </w:r>
-            <w:proofErr w:type="gramEnd"/>
-            <w:r>
-              <w:t xml:space="preserve"> Operations</w:t>
+            <w:r>
+              <w:t>Composes Operations</w:t>
             </w:r>
           </w:p>
         </w:tc>
@@ -13539,11 +12387,9 @@
             <w:tcW w:w="2160" w:type="dxa"/>
           </w:tcPr>
           <w:p>
-            <w:proofErr w:type="spellStart"/>
             <w:r>
               <w:t>createNewPatient</w:t>
             </w:r>
-            <w:proofErr w:type="spellEnd"/>
           </w:p>
         </w:tc>
         <w:tc>
@@ -13567,19 +12413,9 @@
             <w:pPr>
               <w:cnfStyle w:val="000000100000" w:firstRow="0" w:lastRow="0" w:firstColumn="0" w:lastColumn="0" w:oddVBand="0" w:evenVBand="0" w:oddHBand="1" w:evenHBand="0" w:firstRowFirstColumn="0" w:firstRowLastColumn="0" w:lastRowFirstColumn="0" w:lastRowLastColumn="0"/>
             </w:pPr>
-            <w:proofErr w:type="spellStart"/>
-            <w:r>
-              <w:t>findByProperty</w:t>
-            </w:r>
-            <w:proofErr w:type="spellEnd"/>
-            <w:r>
-              <w:t xml:space="preserve">, </w:t>
-            </w:r>
-            <w:proofErr w:type="spellStart"/>
-            <w:r>
-              <w:t>registerIdentity</w:t>
-            </w:r>
-            <w:proofErr w:type="spellEnd"/>
+            <w:r>
+              <w:t>findByProperty, registerIdentity</w:t>
+            </w:r>
           </w:p>
         </w:tc>
         <w:tc>
@@ -13603,11 +12439,9 @@
             <w:tcW w:w="2160" w:type="dxa"/>
           </w:tcPr>
           <w:p>
-            <w:proofErr w:type="spellStart"/>
             <w:r>
               <w:t>linkOrMergeEntities</w:t>
             </w:r>
-            <w:proofErr w:type="spellEnd"/>
           </w:p>
         </w:tc>
         <w:tc>
@@ -13619,15 +12453,7 @@
               <w:cnfStyle w:val="000000000000" w:firstRow="0" w:lastRow="0" w:firstColumn="0" w:lastColumn="0" w:oddVBand="0" w:evenVBand="0" w:oddHBand="0" w:evenHBand="0" w:firstRowFirstColumn="0" w:firstRowLastColumn="0" w:lastRowFirstColumn="0" w:lastRowLastColumn="0"/>
             </w:pPr>
             <w:r>
-              <w:t xml:space="preserve">Nancy finds duplicates, links or </w:t>
-            </w:r>
-            <w:proofErr w:type="gramStart"/>
-            <w:r>
-              <w:t>merges</w:t>
-            </w:r>
-            <w:proofErr w:type="gramEnd"/>
-            <w:r>
-              <w:t xml:space="preserve"> per policy</w:t>
+              <w:t>Nancy finds duplicates, links or merges per policy</w:t>
             </w:r>
           </w:p>
         </w:tc>
@@ -13639,27 +12465,9 @@
             <w:pPr>
               <w:cnfStyle w:val="000000000000" w:firstRow="0" w:lastRow="0" w:firstColumn="0" w:lastColumn="0" w:oddVBand="0" w:evenVBand="0" w:oddHBand="0" w:evenHBand="0" w:firstRowFirstColumn="0" w:firstRowLastColumn="0" w:lastRowFirstColumn="0" w:lastRowLastColumn="0"/>
             </w:pPr>
-            <w:proofErr w:type="spellStart"/>
-            <w:r>
-              <w:t>findByProperty</w:t>
-            </w:r>
-            <w:proofErr w:type="spellEnd"/>
-            <w:r>
-              <w:t xml:space="preserve">, </w:t>
-            </w:r>
-            <w:proofErr w:type="spellStart"/>
-            <w:r>
-              <w:t>linkIdentities</w:t>
-            </w:r>
-            <w:proofErr w:type="spellEnd"/>
-            <w:r>
-              <w:t>/</w:t>
-            </w:r>
-            <w:proofErr w:type="spellStart"/>
-            <w:r>
-              <w:t>mergeIdentities</w:t>
-            </w:r>
-            <w:proofErr w:type="spellEnd"/>
+            <w:r>
+              <w:t>findByProperty, linkIdentities/mergeIdentities</w:t>
+            </w:r>
           </w:p>
         </w:tc>
         <w:tc>
@@ -13686,11 +12494,9 @@
             <w:tcW w:w="2160" w:type="dxa"/>
           </w:tcPr>
           <w:p>
-            <w:proofErr w:type="spellStart"/>
             <w:r>
               <w:t>updateDemographics</w:t>
             </w:r>
-            <w:proofErr w:type="spellEnd"/>
           </w:p>
         </w:tc>
         <w:tc>
@@ -13714,27 +12520,9 @@
             <w:pPr>
               <w:cnfStyle w:val="000000100000" w:firstRow="0" w:lastRow="0" w:firstColumn="0" w:lastColumn="0" w:oddVBand="0" w:evenVBand="0" w:oddHBand="1" w:evenHBand="0" w:firstRowFirstColumn="0" w:firstRowLastColumn="0" w:lastRowFirstColumn="0" w:lastRowLastColumn="0"/>
             </w:pPr>
-            <w:proofErr w:type="spellStart"/>
-            <w:r>
-              <w:t>findByProperty</w:t>
-            </w:r>
-            <w:proofErr w:type="spellEnd"/>
-            <w:r>
-              <w:t xml:space="preserve">, </w:t>
-            </w:r>
-            <w:proofErr w:type="spellStart"/>
-            <w:r>
-              <w:t>getAllInfo</w:t>
-            </w:r>
-            <w:proofErr w:type="spellEnd"/>
-            <w:r>
-              <w:t xml:space="preserve">, </w:t>
-            </w:r>
-            <w:proofErr w:type="spellStart"/>
-            <w:r>
-              <w:t>updateProperties</w:t>
-            </w:r>
-            <w:proofErr w:type="spellEnd"/>
+            <w:r>
+              <w:t>findByProperty, getAllInfo, updateProperties</w:t>
+            </w:r>
           </w:p>
         </w:tc>
         <w:tc>
@@ -13758,11 +12546,9 @@
             <w:tcW w:w="2160" w:type="dxa"/>
           </w:tcPr>
           <w:p>
-            <w:proofErr w:type="spellStart"/>
             <w:r>
               <w:t>inactivateEntity</w:t>
             </w:r>
-            <w:proofErr w:type="spellEnd"/>
           </w:p>
         </w:tc>
         <w:tc>
@@ -13786,11 +12572,9 @@
             <w:pPr>
               <w:cnfStyle w:val="000000000000" w:firstRow="0" w:lastRow="0" w:firstColumn="0" w:lastColumn="0" w:oddVBand="0" w:evenVBand="0" w:oddHBand="0" w:evenHBand="0" w:firstRowFirstColumn="0" w:firstRowLastColumn="0" w:lastRowFirstColumn="0" w:lastRowLastColumn="0"/>
             </w:pPr>
-            <w:proofErr w:type="spellStart"/>
             <w:r>
               <w:t>updateIdentityState</w:t>
             </w:r>
-            <w:proofErr w:type="spellEnd"/>
           </w:p>
         </w:tc>
         <w:tc>
@@ -13817,11 +12601,9 @@
             <w:tcW w:w="2160" w:type="dxa"/>
           </w:tcPr>
           <w:p>
-            <w:proofErr w:type="spellStart"/>
             <w:r>
               <w:t>activateEntity</w:t>
             </w:r>
-            <w:proofErr w:type="spellEnd"/>
           </w:p>
         </w:tc>
         <w:tc>
@@ -13845,11 +12627,9 @@
             <w:pPr>
               <w:cnfStyle w:val="000000100000" w:firstRow="0" w:lastRow="0" w:firstColumn="0" w:lastColumn="0" w:oddVBand="0" w:evenVBand="0" w:oddHBand="1" w:evenHBand="0" w:firstRowFirstColumn="0" w:firstRowLastColumn="0" w:lastRowFirstColumn="0" w:lastRowLastColumn="0"/>
             </w:pPr>
-            <w:proofErr w:type="spellStart"/>
             <w:r>
               <w:t>updateIdentityState</w:t>
             </w:r>
-            <w:proofErr w:type="spellEnd"/>
           </w:p>
         </w:tc>
         <w:tc>
@@ -13873,12 +12653,10 @@
             <w:tcW w:w="2160" w:type="dxa"/>
           </w:tcPr>
           <w:p>
-            <w:proofErr w:type="spellStart"/>
             <w:r>
               <w:lastRenderedPageBreak/>
               <w:t>unlinkEntity</w:t>
             </w:r>
-            <w:proofErr w:type="spellEnd"/>
           </w:p>
         </w:tc>
         <w:tc>
@@ -13902,27 +12680,9 @@
             <w:pPr>
               <w:cnfStyle w:val="000000000000" w:firstRow="0" w:lastRow="0" w:firstColumn="0" w:lastColumn="0" w:oddVBand="0" w:evenVBand="0" w:oddHBand="0" w:evenHBand="0" w:firstRowFirstColumn="0" w:firstRowLastColumn="0" w:lastRowFirstColumn="0" w:lastRowLastColumn="0"/>
             </w:pPr>
-            <w:proofErr w:type="spellStart"/>
-            <w:r>
-              <w:t>findByProperty</w:t>
-            </w:r>
-            <w:proofErr w:type="spellEnd"/>
-            <w:r>
-              <w:t xml:space="preserve">, </w:t>
-            </w:r>
-            <w:proofErr w:type="spellStart"/>
-            <w:r>
-              <w:t>listLinked</w:t>
-            </w:r>
-            <w:proofErr w:type="spellEnd"/>
-            <w:r>
-              <w:t xml:space="preserve">, </w:t>
-            </w:r>
-            <w:proofErr w:type="spellStart"/>
-            <w:r>
-              <w:t>unlinkIdentity</w:t>
-            </w:r>
-            <w:proofErr w:type="spellEnd"/>
+            <w:r>
+              <w:t>findByProperty, listLinked, unlinkIdentity</w:t>
+            </w:r>
           </w:p>
         </w:tc>
         <w:tc>
@@ -13949,11 +12709,9 @@
             <w:tcW w:w="2160" w:type="dxa"/>
           </w:tcPr>
           <w:p>
-            <w:proofErr w:type="spellStart"/>
             <w:r>
               <w:t>lookupSingleEntry</w:t>
             </w:r>
-            <w:proofErr w:type="spellEnd"/>
           </w:p>
         </w:tc>
         <w:tc>
@@ -13977,11 +12735,9 @@
             <w:pPr>
               <w:cnfStyle w:val="000000100000" w:firstRow="0" w:lastRow="0" w:firstColumn="0" w:lastColumn="0" w:oddVBand="0" w:evenVBand="0" w:oddHBand="1" w:evenHBand="0" w:firstRowFirstColumn="0" w:firstRowLastColumn="0" w:lastRowFirstColumn="0" w:lastRowLastColumn="0"/>
             </w:pPr>
-            <w:proofErr w:type="spellStart"/>
             <w:r>
               <w:t>findByProperty</w:t>
             </w:r>
-            <w:proofErr w:type="spellEnd"/>
           </w:p>
         </w:tc>
         <w:tc>
@@ -14005,11 +12761,9 @@
             <w:tcW w:w="2160" w:type="dxa"/>
           </w:tcPr>
           <w:p>
-            <w:proofErr w:type="spellStart"/>
             <w:r>
               <w:t>lookupMultipleEntries</w:t>
             </w:r>
-            <w:proofErr w:type="spellEnd"/>
           </w:p>
         </w:tc>
         <w:tc>
@@ -14033,11 +12787,9 @@
             <w:pPr>
               <w:cnfStyle w:val="000000000000" w:firstRow="0" w:lastRow="0" w:firstColumn="0" w:lastColumn="0" w:oddVBand="0" w:evenVBand="0" w:oddHBand="0" w:evenHBand="0" w:firstRowFirstColumn="0" w:firstRowLastColumn="0" w:lastRowFirstColumn="0" w:lastRowLastColumn="0"/>
             </w:pPr>
-            <w:proofErr w:type="spellStart"/>
             <w:r>
               <w:t>findByProperty</w:t>
             </w:r>
-            <w:proofErr w:type="spellEnd"/>
           </w:p>
         </w:tc>
         <w:tc>
@@ -14064,11 +12816,9 @@
             <w:tcW w:w="2160" w:type="dxa"/>
           </w:tcPr>
           <w:p>
-            <w:proofErr w:type="spellStart"/>
             <w:r>
               <w:t>mergedEntriesFound</w:t>
             </w:r>
-            <w:proofErr w:type="spellEnd"/>
           </w:p>
         </w:tc>
         <w:tc>
@@ -14092,11 +12842,9 @@
             <w:pPr>
               <w:cnfStyle w:val="000000100000" w:firstRow="0" w:lastRow="0" w:firstColumn="0" w:lastColumn="0" w:oddVBand="0" w:evenVBand="0" w:oddHBand="1" w:evenHBand="0" w:firstRowFirstColumn="0" w:firstRowLastColumn="0" w:lastRowFirstColumn="0" w:lastRowLastColumn="0"/>
             </w:pPr>
-            <w:proofErr w:type="spellStart"/>
             <w:r>
               <w:t>getAllInfo</w:t>
             </w:r>
-            <w:proofErr w:type="spellEnd"/>
           </w:p>
         </w:tc>
         <w:tc>
@@ -14120,11 +12868,9 @@
             <w:tcW w:w="2160" w:type="dxa"/>
           </w:tcPr>
           <w:p>
-            <w:proofErr w:type="spellStart"/>
             <w:r>
               <w:t>unattendedEncounter</w:t>
             </w:r>
-            <w:proofErr w:type="spellEnd"/>
           </w:p>
         </w:tc>
         <w:tc>
@@ -14148,19 +12894,9 @@
             <w:pPr>
               <w:cnfStyle w:val="000000000000" w:firstRow="0" w:lastRow="0" w:firstColumn="0" w:lastColumn="0" w:oddVBand="0" w:evenVBand="0" w:oddHBand="0" w:evenHBand="0" w:firstRowFirstColumn="0" w:firstRowLastColumn="0" w:lastRowFirstColumn="0" w:lastRowLastColumn="0"/>
             </w:pPr>
-            <w:proofErr w:type="spellStart"/>
-            <w:r>
-              <w:t>findByProperty</w:t>
-            </w:r>
-            <w:proofErr w:type="spellEnd"/>
-            <w:r>
-              <w:t xml:space="preserve">, </w:t>
-            </w:r>
-            <w:proofErr w:type="spellStart"/>
-            <w:r>
-              <w:t>createIdentity</w:t>
-            </w:r>
-            <w:proofErr w:type="spellEnd"/>
+            <w:r>
+              <w:t>findByProperty, createIdentity</w:t>
+            </w:r>
           </w:p>
         </w:tc>
         <w:tc>
@@ -14187,11 +12923,9 @@
             <w:tcW w:w="2160" w:type="dxa"/>
           </w:tcPr>
           <w:p>
-            <w:proofErr w:type="spellStart"/>
             <w:r>
               <w:t>removeEntity</w:t>
             </w:r>
-            <w:proofErr w:type="spellEnd"/>
           </w:p>
         </w:tc>
         <w:tc>
@@ -14215,11 +12949,9 @@
             <w:pPr>
               <w:cnfStyle w:val="000000100000" w:firstRow="0" w:lastRow="0" w:firstColumn="0" w:lastColumn="0" w:oddVBand="0" w:evenVBand="0" w:oddHBand="1" w:evenHBand="0" w:firstRowFirstColumn="0" w:firstRowLastColumn="0" w:lastRowFirstColumn="0" w:lastRowLastColumn="0"/>
             </w:pPr>
-            <w:proofErr w:type="spellStart"/>
             <w:r>
               <w:t>removeIdentityInstance</w:t>
             </w:r>
-            <w:proofErr w:type="spellEnd"/>
           </w:p>
         </w:tc>
         <w:tc>
@@ -14734,7 +13466,6 @@
       <w:r>
         <w:t xml:space="preserve"> – </w:t>
       </w:r>
-      <w:proofErr w:type="spellStart"/>
       <w:r>
         <w:rPr>
           <w:lang w:val="it-IT"/>
@@ -14747,21 +13478,18 @@
         </w:rPr>
         <w:t>ctivate</w:t>
       </w:r>
-      <w:proofErr w:type="spellEnd"/>
       <w:r>
         <w:rPr>
           <w:lang w:val="it-IT"/>
         </w:rPr>
         <w:t xml:space="preserve"> </w:t>
       </w:r>
-      <w:proofErr w:type="spellStart"/>
       <w:r>
         <w:rPr>
           <w:lang w:val="it-IT"/>
         </w:rPr>
         <w:t>Entity</w:t>
       </w:r>
-      <w:proofErr w:type="spellEnd"/>
     </w:p>
     <w:p>
       <w:pPr>
@@ -14919,7 +13647,6 @@
       <w:r>
         <w:t xml:space="preserve"> – </w:t>
       </w:r>
-      <w:proofErr w:type="spellStart"/>
       <w:r>
         <w:rPr>
           <w:lang w:val="it-IT"/>
@@ -14932,7 +13659,6 @@
         </w:rPr>
         <w:t>ookup</w:t>
       </w:r>
-      <w:proofErr w:type="spellEnd"/>
       <w:r>
         <w:rPr>
           <w:lang w:val="it-IT"/>
@@ -15037,7 +13763,6 @@
       <w:r>
         <w:t xml:space="preserve"> – </w:t>
       </w:r>
-      <w:proofErr w:type="spellStart"/>
       <w:r>
         <w:rPr>
           <w:lang w:val="it-IT"/>
@@ -15050,7 +13775,6 @@
         </w:rPr>
         <w:t>ookup</w:t>
       </w:r>
-      <w:proofErr w:type="spellEnd"/>
       <w:r>
         <w:rPr>
           <w:lang w:val="it-IT"/>
@@ -15160,7 +13884,6 @@
       <w:r>
         <w:t xml:space="preserve"> </w:t>
       </w:r>
-      <w:proofErr w:type="spellStart"/>
       <w:r>
         <w:rPr>
           <w:lang w:val="it-IT"/>
@@ -15173,7 +13896,6 @@
         </w:rPr>
         <w:t>erged</w:t>
       </w:r>
-      <w:proofErr w:type="spellEnd"/>
       <w:r>
         <w:rPr>
           <w:lang w:val="it-IT"/>
@@ -15279,28 +14001,24 @@
       <w:r>
         <w:t xml:space="preserve"> – U</w:t>
       </w:r>
-      <w:proofErr w:type="spellStart"/>
       <w:r>
         <w:rPr>
           <w:lang w:val="it-IT"/>
         </w:rPr>
         <w:t>nattended</w:t>
       </w:r>
-      <w:proofErr w:type="spellEnd"/>
       <w:r>
         <w:rPr>
           <w:lang w:val="it-IT"/>
         </w:rPr>
         <w:t xml:space="preserve"> </w:t>
       </w:r>
-      <w:proofErr w:type="spellStart"/>
       <w:r>
         <w:rPr>
           <w:lang w:val="it-IT"/>
         </w:rPr>
         <w:t>Encounter</w:t>
       </w:r>
-      <w:proofErr w:type="spellEnd"/>
     </w:p>
     <w:p>
       <w:pPr>
@@ -15462,11 +14180,9 @@
             <w:tcW w:w="2880" w:type="dxa"/>
           </w:tcPr>
           <w:p>
-            <w:proofErr w:type="spellStart"/>
             <w:r>
               <w:t>lookupAcrossRegionalNetwork</w:t>
             </w:r>
-            <w:proofErr w:type="spellEnd"/>
           </w:p>
         </w:tc>
         <w:tc>
@@ -15503,11 +14219,9 @@
             <w:tcW w:w="2880" w:type="dxa"/>
           </w:tcPr>
           <w:p>
-            <w:proofErr w:type="spellStart"/>
             <w:r>
               <w:t>lookupAtSpecificOrganization</w:t>
             </w:r>
-            <w:proofErr w:type="spellEnd"/>
           </w:p>
         </w:tc>
         <w:tc>
@@ -15547,11 +14261,9 @@
             <w:tcW w:w="2880" w:type="dxa"/>
           </w:tcPr>
           <w:p>
-            <w:proofErr w:type="spellStart"/>
             <w:r>
               <w:t>linkEntitiesAcrossRegions</w:t>
             </w:r>
-            <w:proofErr w:type="spellEnd"/>
           </w:p>
         </w:tc>
         <w:tc>
@@ -15738,30 +14450,7 @@
         <w:t xml:space="preserve"> – </w:t>
       </w:r>
       <w:r>
-        <w:t>L</w:t>
-      </w:r>
-      <w:r>
-        <w:t>ookup</w:t>
-      </w:r>
-      <w:r>
-        <w:t xml:space="preserve"> </w:t>
-      </w:r>
-      <w:proofErr w:type="gramStart"/>
-      <w:r>
-        <w:t>At</w:t>
-      </w:r>
-      <w:proofErr w:type="gramEnd"/>
-      <w:r>
-        <w:t xml:space="preserve"> </w:t>
-      </w:r>
-      <w:r>
-        <w:t>Specific</w:t>
-      </w:r>
-      <w:r>
-        <w:t xml:space="preserve"> </w:t>
-      </w:r>
-      <w:r>
-        <w:t>Organization</w:t>
+        <w:t>Lookup At Specific Organization</w:t>
       </w:r>
     </w:p>
     <w:p>
@@ -15841,11 +14530,9 @@
       <w:r>
         <w:t xml:space="preserve"> - </w:t>
       </w:r>
-      <w:proofErr w:type="spellStart"/>
       <w:r>
         <w:t>linkEntitiesAcrossRegions</w:t>
       </w:r>
-      <w:proofErr w:type="spellEnd"/>
     </w:p>
     <w:p>
       <w:r>
@@ -15866,15 +14553,7 @@
     </w:p>
     <w:p>
       <w:r>
-        <w:t xml:space="preserve">The </w:t>
-      </w:r>
-      <w:proofErr w:type="spellStart"/>
-      <w:r>
-        <w:t>BusinessRules</w:t>
-      </w:r>
-      <w:proofErr w:type="spellEnd"/>
-      <w:r>
-        <w:t xml:space="preserve"> package contains 42 constraint definitions derived from the IS SFM Section 4 normative statements and related policy declarations. Rules are organized into functional categories.</w:t>
+        <w:t>The BusinessRules package contains 42 constraint definitions derived from the IS SFM Section 4 normative statements and related policy declarations. Rules are organized into functional categories.</w:t>
       </w:r>
     </w:p>
     <w:p>
@@ -15950,11 +14629,9 @@
             <w:tcW w:w="2880" w:type="dxa"/>
           </w:tcPr>
           <w:p>
-            <w:proofErr w:type="spellStart"/>
             <w:r>
               <w:t>IdentityUniquenessWithinDomain</w:t>
             </w:r>
-            <w:proofErr w:type="spellEnd"/>
           </w:p>
         </w:tc>
         <w:tc>
@@ -15966,21 +14643,8 @@
               <w:cnfStyle w:val="000000100000" w:firstRow="0" w:lastRow="0" w:firstColumn="0" w:lastColumn="0" w:oddVBand="0" w:evenVBand="0" w:oddHBand="1" w:evenHBand="0" w:firstRowFirstColumn="0" w:firstRowLastColumn="0" w:lastRowFirstColumn="0" w:lastRowLastColumn="0"/>
             </w:pPr>
             <w:r>
-              <w:t xml:space="preserve">Identity identifier must be unique within </w:t>
-            </w:r>
-            <w:proofErr w:type="spellStart"/>
-            <w:r>
-              <w:t>PolicyDomain</w:t>
-            </w:r>
-            <w:proofErr w:type="spellEnd"/>
-            <w:r>
-              <w:t xml:space="preserve"> + </w:t>
-            </w:r>
-            <w:proofErr w:type="spellStart"/>
-            <w:r>
-              <w:t>EntityType</w:t>
-            </w:r>
-            <w:proofErr w:type="spellEnd"/>
+              <w:t>Identity identifier must be unique within PolicyDomain + EntityType</w:t>
+            </w:r>
           </w:p>
         </w:tc>
         <w:tc>
@@ -16004,11 +14668,9 @@
             <w:tcW w:w="2880" w:type="dxa"/>
           </w:tcPr>
           <w:p>
-            <w:proofErr w:type="spellStart"/>
             <w:r>
               <w:t>SingleDomainInteraction</w:t>
             </w:r>
-            <w:proofErr w:type="spellEnd"/>
           </w:p>
         </w:tc>
         <w:tc>
@@ -16020,13 +14682,8 @@
               <w:cnfStyle w:val="000000000000" w:firstRow="0" w:lastRow="0" w:firstColumn="0" w:lastColumn="0" w:oddVBand="0" w:evenVBand="0" w:oddHBand="0" w:evenHBand="0" w:firstRowFirstColumn="0" w:firstRowLastColumn="0" w:lastRowFirstColumn="0" w:lastRowLastColumn="0"/>
             </w:pPr>
             <w:r>
-              <w:t xml:space="preserve">Individual interactions operate within one </w:t>
-            </w:r>
-            <w:proofErr w:type="spellStart"/>
-            <w:r>
-              <w:t>PolicyDomain</w:t>
-            </w:r>
-            <w:proofErr w:type="spellEnd"/>
+              <w:t>Individual interactions operate within one PolicyDomain</w:t>
+            </w:r>
           </w:p>
         </w:tc>
         <w:tc>
@@ -16053,11 +14710,9 @@
             <w:tcW w:w="2880" w:type="dxa"/>
           </w:tcPr>
           <w:p>
-            <w:proofErr w:type="spellStart"/>
             <w:r>
               <w:t>PolicyDomainOwnershipRequired</w:t>
             </w:r>
-            <w:proofErr w:type="spellEnd"/>
           </w:p>
         </w:tc>
         <w:tc>
@@ -16069,15 +14724,7 @@
               <w:cnfStyle w:val="000000100000" w:firstRow="0" w:lastRow="0" w:firstColumn="0" w:lastColumn="0" w:oddVBand="0" w:evenVBand="0" w:oddHBand="1" w:evenHBand="0" w:firstRowFirstColumn="0" w:firstRowLastColumn="0" w:lastRowFirstColumn="0" w:lastRowLastColumn="0"/>
             </w:pPr>
             <w:r>
-              <w:t xml:space="preserve">Each </w:t>
-            </w:r>
-            <w:proofErr w:type="spellStart"/>
-            <w:r>
-              <w:t>PolicyDomain</w:t>
-            </w:r>
-            <w:proofErr w:type="spellEnd"/>
-            <w:r>
-              <w:t xml:space="preserve"> must have an owner</w:t>
+              <w:t>Each PolicyDomain must have an owner</w:t>
             </w:r>
           </w:p>
         </w:tc>
@@ -16170,11 +14817,9 @@
             <w:tcW w:w="2880" w:type="dxa"/>
           </w:tcPr>
           <w:p>
-            <w:proofErr w:type="spellStart"/>
             <w:r>
               <w:t>UniformInterfaceBehavior</w:t>
             </w:r>
-            <w:proofErr w:type="spellEnd"/>
           </w:p>
         </w:tc>
         <w:tc>
@@ -16186,13 +14831,8 @@
               <w:cnfStyle w:val="000000100000" w:firstRow="0" w:lastRow="0" w:firstColumn="0" w:lastColumn="0" w:oddVBand="0" w:evenVBand="0" w:oddHBand="1" w:evenHBand="0" w:firstRowFirstColumn="0" w:firstRowLastColumn="0" w:lastRowFirstColumn="0" w:lastRowLastColumn="0"/>
             </w:pPr>
             <w:r>
-              <w:t xml:space="preserve">Interface behavior is invariant across </w:t>
-            </w:r>
-            <w:proofErr w:type="spellStart"/>
-            <w:r>
-              <w:t>EntityTypes</w:t>
-            </w:r>
-            <w:proofErr w:type="spellEnd"/>
+              <w:t>Interface behavior is invariant across EntityTypes</w:t>
+            </w:r>
           </w:p>
         </w:tc>
         <w:tc>
@@ -16216,11 +14856,9 @@
             <w:tcW w:w="2880" w:type="dxa"/>
           </w:tcPr>
           <w:p>
-            <w:proofErr w:type="spellStart"/>
             <w:r>
               <w:t>EntityTypeSpecializationRequired</w:t>
             </w:r>
-            <w:proofErr w:type="spellEnd"/>
           </w:p>
         </w:tc>
         <w:tc>
@@ -16274,21 +14912,8 @@
               <w:cnfStyle w:val="000000100000" w:firstRow="0" w:lastRow="0" w:firstColumn="0" w:lastColumn="0" w:oddVBand="0" w:evenVBand="0" w:oddHBand="1" w:evenHBand="0" w:firstRowFirstColumn="0" w:firstRowLastColumn="0" w:lastRowFirstColumn="0" w:lastRowLastColumn="0"/>
             </w:pPr>
             <w:r>
-              <w:t xml:space="preserve">Each </w:t>
-            </w:r>
-            <w:proofErr w:type="spellStart"/>
-            <w:r>
-              <w:t>EntityType</w:t>
-            </w:r>
-            <w:proofErr w:type="spellEnd"/>
-            <w:r>
-              <w:t xml:space="preserve"> classifies exactly one </w:t>
-            </w:r>
-            <w:proofErr w:type="spellStart"/>
-            <w:r>
-              <w:t>EntityConcept</w:t>
-            </w:r>
-            <w:proofErr w:type="spellEnd"/>
+              <w:t>Each EntityType classifies exactly one EntityConcept</w:t>
+            </w:r>
           </w:p>
         </w:tc>
         <w:tc>
@@ -16312,11 +14937,9 @@
             <w:tcW w:w="2880" w:type="dxa"/>
           </w:tcPr>
           <w:p>
-            <w:proofErr w:type="spellStart"/>
             <w:r>
               <w:t>AssignmentConstrainsEntityType</w:t>
             </w:r>
-            <w:proofErr w:type="spellEnd"/>
           </w:p>
         </w:tc>
         <w:tc>
@@ -16328,15 +14951,7 @@
               <w:cnfStyle w:val="000000000000" w:firstRow="0" w:lastRow="0" w:firstColumn="0" w:lastColumn="0" w:oddVBand="0" w:evenVBand="0" w:oddHBand="0" w:evenHBand="0" w:firstRowFirstColumn="0" w:firstRowLastColumn="0" w:lastRowFirstColumn="0" w:lastRowLastColumn="0"/>
             </w:pPr>
             <w:r>
-              <w:t xml:space="preserve">Assignment may only further constrain </w:t>
-            </w:r>
-            <w:proofErr w:type="spellStart"/>
-            <w:r>
-              <w:t>EntityType</w:t>
-            </w:r>
-            <w:proofErr w:type="spellEnd"/>
-            <w:r>
-              <w:t xml:space="preserve"> rules</w:t>
+              <w:t>Assignment may only further constrain EntityType rules</w:t>
             </w:r>
           </w:p>
         </w:tc>
@@ -16429,11 +15044,9 @@
             <w:tcW w:w="2880" w:type="dxa"/>
           </w:tcPr>
           <w:p>
-            <w:proofErr w:type="spellStart"/>
             <w:r>
               <w:t>MergeWithinSingleDomainOnly</w:t>
             </w:r>
-            <w:proofErr w:type="spellEnd"/>
           </w:p>
         </w:tc>
         <w:tc>
@@ -16445,13 +15058,8 @@
               <w:cnfStyle w:val="000000100000" w:firstRow="0" w:lastRow="0" w:firstColumn="0" w:lastColumn="0" w:oddVBand="0" w:evenVBand="0" w:oddHBand="1" w:evenHBand="0" w:firstRowFirstColumn="0" w:firstRowLastColumn="0" w:lastRowFirstColumn="0" w:lastRowLastColumn="0"/>
             </w:pPr>
             <w:r>
-              <w:t xml:space="preserve">Merge restricted to single </w:t>
-            </w:r>
-            <w:proofErr w:type="spellStart"/>
-            <w:r>
-              <w:t>PolicyDomain</w:t>
-            </w:r>
-            <w:proofErr w:type="spellEnd"/>
+              <w:t>Merge restricted to single PolicyDomain</w:t>
+            </w:r>
           </w:p>
         </w:tc>
         <w:tc>
@@ -16475,11 +15083,9 @@
             <w:tcW w:w="2880" w:type="dxa"/>
           </w:tcPr>
           <w:p>
-            <w:proofErr w:type="spellStart"/>
             <w:r>
               <w:t>MergeSameEntityConceptRequired</w:t>
             </w:r>
-            <w:proofErr w:type="spellEnd"/>
           </w:p>
         </w:tc>
         <w:tc>
@@ -16491,13 +15097,8 @@
               <w:cnfStyle w:val="000000000000" w:firstRow="0" w:lastRow="0" w:firstColumn="0" w:lastColumn="0" w:oddVBand="0" w:evenVBand="0" w:oddHBand="0" w:evenHBand="0" w:firstRowFirstColumn="0" w:firstRowLastColumn="0" w:lastRowFirstColumn="0" w:lastRowLastColumn="0"/>
             </w:pPr>
             <w:r>
-              <w:t xml:space="preserve">Merge restricted to same </w:t>
-            </w:r>
-            <w:proofErr w:type="spellStart"/>
-            <w:r>
-              <w:t>EntityConcept</w:t>
-            </w:r>
-            <w:proofErr w:type="spellEnd"/>
+              <w:t>Merge restricted to same EntityConcept</w:t>
+            </w:r>
           </w:p>
         </w:tc>
         <w:tc>
@@ -16524,11 +15125,9 @@
             <w:tcW w:w="2880" w:type="dxa"/>
           </w:tcPr>
           <w:p>
-            <w:proofErr w:type="spellStart"/>
             <w:r>
               <w:t>MergeAttributeResolution</w:t>
             </w:r>
-            <w:proofErr w:type="spellEnd"/>
           </w:p>
         </w:tc>
         <w:tc>
@@ -16565,12 +15164,10 @@
             <w:tcW w:w="2880" w:type="dxa"/>
           </w:tcPr>
           <w:p>
-            <w:proofErr w:type="spellStart"/>
             <w:r>
               <w:lastRenderedPageBreak/>
               <w:t>MergeIndicationRequired</w:t>
             </w:r>
-            <w:proofErr w:type="spellEnd"/>
           </w:p>
         </w:tc>
         <w:tc>
@@ -16581,13 +15178,8 @@
             <w:pPr>
               <w:cnfStyle w:val="000000000000" w:firstRow="0" w:lastRow="0" w:firstColumn="0" w:lastColumn="0" w:oddVBand="0" w:evenVBand="0" w:oddHBand="0" w:evenHBand="0" w:firstRowFirstColumn="0" w:firstRowLastColumn="0" w:lastRowFirstColumn="0" w:lastRowLastColumn="0"/>
             </w:pPr>
-            <w:proofErr w:type="gramStart"/>
-            <w:r>
-              <w:t>Merge</w:t>
-            </w:r>
-            <w:proofErr w:type="gramEnd"/>
-            <w:r>
-              <w:t xml:space="preserve"> must be indicated (link or correlation set)</w:t>
+            <w:r>
+              <w:t>Merge must be indicated (link or correlation set)</w:t>
             </w:r>
           </w:p>
         </w:tc>
@@ -16680,11 +15272,9 @@
             <w:tcW w:w="2880" w:type="dxa"/>
           </w:tcPr>
           <w:p>
-            <w:proofErr w:type="spellStart"/>
             <w:r>
               <w:t>LinkPreconditions</w:t>
             </w:r>
-            <w:proofErr w:type="spellEnd"/>
           </w:p>
         </w:tc>
         <w:tc>
@@ -16721,11 +15311,9 @@
             <w:tcW w:w="2880" w:type="dxa"/>
           </w:tcPr>
           <w:p>
-            <w:proofErr w:type="spellStart"/>
             <w:r>
               <w:t>LinkSemanticsAndTransitivity</w:t>
             </w:r>
-            <w:proofErr w:type="spellEnd"/>
           </w:p>
         </w:tc>
         <w:tc>
@@ -16765,11 +15353,9 @@
             <w:tcW w:w="2880" w:type="dxa"/>
           </w:tcPr>
           <w:p>
-            <w:proofErr w:type="spellStart"/>
             <w:r>
               <w:t>CrossEntityTypeLinkingAllowed</w:t>
             </w:r>
-            <w:proofErr w:type="spellEnd"/>
           </w:p>
         </w:tc>
         <w:tc>
@@ -16781,15 +15367,7 @@
               <w:cnfStyle w:val="000000100000" w:firstRow="0" w:lastRow="0" w:firstColumn="0" w:lastColumn="0" w:oddVBand="0" w:evenVBand="0" w:oddHBand="1" w:evenHBand="0" w:firstRowFirstColumn="0" w:firstRowLastColumn="0" w:lastRowFirstColumn="0" w:lastRowLastColumn="0"/>
             </w:pPr>
             <w:r>
-              <w:t xml:space="preserve">Different </w:t>
-            </w:r>
-            <w:proofErr w:type="spellStart"/>
-            <w:r>
-              <w:t>EntityTypes</w:t>
-            </w:r>
-            <w:proofErr w:type="spellEnd"/>
-            <w:r>
-              <w:t xml:space="preserve"> may be linked</w:t>
+              <w:t>Different EntityTypes may be linked</w:t>
             </w:r>
           </w:p>
         </w:tc>
@@ -16814,11 +15392,9 @@
             <w:tcW w:w="2880" w:type="dxa"/>
           </w:tcPr>
           <w:p>
-            <w:proofErr w:type="spellStart"/>
             <w:r>
               <w:t>CrossDomainLinkTopology</w:t>
             </w:r>
-            <w:proofErr w:type="spellEnd"/>
           </w:p>
         </w:tc>
         <w:tc>
@@ -16923,11 +15499,9 @@
             <w:tcW w:w="2880" w:type="dxa"/>
           </w:tcPr>
           <w:p>
-            <w:proofErr w:type="spellStart"/>
             <w:r>
               <w:t>MergedIdentityRedirect</w:t>
             </w:r>
-            <w:proofErr w:type="spellEnd"/>
           </w:p>
         </w:tc>
         <w:tc>
@@ -16964,11 +15538,9 @@
             <w:tcW w:w="2880" w:type="dxa"/>
           </w:tcPr>
           <w:p>
-            <w:proofErr w:type="spellStart"/>
             <w:r>
               <w:t>GetAllInfoInvariant</w:t>
             </w:r>
-            <w:proofErr w:type="spellEnd"/>
           </w:p>
         </w:tc>
         <w:tc>
@@ -17008,11 +15580,9 @@
             <w:tcW w:w="2880" w:type="dxa"/>
           </w:tcPr>
           <w:p>
-            <w:proofErr w:type="spellStart"/>
             <w:r>
               <w:t>TwoTieredMatchThreshold</w:t>
             </w:r>
-            <w:proofErr w:type="spellEnd"/>
           </w:p>
         </w:tc>
         <w:tc>
@@ -17049,11 +15619,9 @@
             <w:tcW w:w="2880" w:type="dxa"/>
           </w:tcPr>
           <w:p>
-            <w:proofErr w:type="spellStart"/>
             <w:r>
               <w:t>NotificationSubscriptionPattern</w:t>
             </w:r>
-            <w:proofErr w:type="spellEnd"/>
           </w:p>
         </w:tc>
         <w:tc>
@@ -17110,23 +15678,7 @@
       </w:r>
       <w:r>
         <w:br/>
-        <w:t>(</w:t>
-      </w:r>
-      <w:proofErr w:type="spellStart"/>
-      <w:r>
-        <w:t>MagicDraw</w:t>
-      </w:r>
-      <w:proofErr w:type="spellEnd"/>
-      <w:r>
-        <w:t xml:space="preserve">: Requirement Diagram showing constraint </w:t>
-      </w:r>
-      <w:proofErr w:type="spellStart"/>
-      <w:r>
-        <w:t>defs</w:t>
-      </w:r>
-      <w:proofErr w:type="spellEnd"/>
-      <w:r>
-        <w:t xml:space="preserve"> grouped by category</w:t>
+        <w:t>(MagicDraw: Requirement Diagram showing constraint defs grouped by category</w:t>
       </w:r>
       <w:r>
         <w:br/>
@@ -17151,15 +15703,7 @@
     </w:p>
     <w:p>
       <w:r>
-        <w:t xml:space="preserve">The </w:t>
-      </w:r>
-      <w:proofErr w:type="spellStart"/>
-      <w:r>
-        <w:t>CIM_Requirements</w:t>
-      </w:r>
-      <w:proofErr w:type="spellEnd"/>
-      <w:r>
-        <w:t xml:space="preserve"> package contains 62 INCOSE-compliant requirements organized into three sub-packages: Functional (41), Quality (11), and Compliance (10).</w:t>
+        <w:t>The CIM_Requirements package contains 62 INCOSE-compliant requirements organized into three sub-packages: Functional (41), Quality (11), and Compliance (10).</w:t>
       </w:r>
     </w:p>
     <w:p>
@@ -17682,15 +16226,7 @@
               <w:cnfStyle w:val="000000000000" w:firstRow="0" w:lastRow="0" w:firstColumn="0" w:lastColumn="0" w:oddVBand="0" w:evenVBand="0" w:oddHBand="0" w:evenHBand="0" w:firstRowFirstColumn="0" w:firstRowLastColumn="0" w:lastRowFirstColumn="0" w:lastRowLastColumn="0"/>
             </w:pPr>
             <w:r>
-              <w:t xml:space="preserve">Restrict </w:t>
-            </w:r>
-            <w:proofErr w:type="gramStart"/>
-            <w:r>
-              <w:t>merge</w:t>
-            </w:r>
-            <w:proofErr w:type="gramEnd"/>
-            <w:r>
-              <w:t xml:space="preserve"> to same entity concept</w:t>
+              <w:t>Restrict merge to same entity concept</w:t>
             </w:r>
           </w:p>
         </w:tc>
@@ -17745,15 +16281,7 @@
               <w:cnfStyle w:val="000000000000" w:firstRow="0" w:lastRow="0" w:firstColumn="0" w:lastColumn="0" w:oddVBand="0" w:evenVBand="0" w:oddHBand="0" w:evenHBand="0" w:firstRowFirstColumn="0" w:firstRowLastColumn="0" w:lastRowFirstColumn="0" w:lastRowLastColumn="0"/>
             </w:pPr>
             <w:r>
-              <w:t xml:space="preserve">Record </w:t>
-            </w:r>
-            <w:proofErr w:type="gramStart"/>
-            <w:r>
-              <w:t>merge</w:t>
-            </w:r>
-            <w:proofErr w:type="gramEnd"/>
-            <w:r>
-              <w:t xml:space="preserve"> indication</w:t>
+              <w:t>Record merge indication</w:t>
             </w:r>
           </w:p>
         </w:tc>
@@ -18758,15 +17286,7 @@
       </w:r>
       <w:r>
         <w:br/>
-        <w:t>(</w:t>
-      </w:r>
-      <w:proofErr w:type="spellStart"/>
-      <w:r>
-        <w:t>MagicDraw</w:t>
-      </w:r>
-      <w:proofErr w:type="spellEnd"/>
-      <w:r>
-        <w:t>: Requirements Table showing FR-001 to FR-041 with derivation links</w:t>
+        <w:t>(MagicDraw: Requirements Table showing FR-001 to FR-041 with derivation links</w:t>
       </w:r>
       <w:r>
         <w:br/>
@@ -19779,15 +18299,7 @@
     </w:p>
     <w:p>
       <w:r>
-        <w:t xml:space="preserve">The </w:t>
-      </w:r>
-      <w:proofErr w:type="spellStart"/>
-      <w:r>
-        <w:t>CIM_Traceability</w:t>
-      </w:r>
-      <w:proofErr w:type="spellEnd"/>
-      <w:r>
-        <w:t xml:space="preserve"> package contains 77 #derivation connection statements linking requirements to their originating use cases and business rules. It also includes diagnostic flags for completeness auditing.</w:t>
+        <w:t>The CIM_Traceability package contains 77 #derivation connection statements linking requirements to their originating use cases and business rules. It also includes diagnostic flags for completeness auditing.</w:t>
       </w:r>
     </w:p>
     <w:tbl>
@@ -20016,15 +18528,7 @@
       </w:r>
       <w:r>
         <w:br/>
-        <w:t>(</w:t>
-      </w:r>
-      <w:proofErr w:type="spellStart"/>
-      <w:r>
-        <w:t>MagicDraw</w:t>
-      </w:r>
-      <w:proofErr w:type="spellEnd"/>
-      <w:r>
-        <w:t>: Requirement Derivation Diagram showing use cases -&gt; requirements</w:t>
+        <w:t>(MagicDraw: Requirement Derivation Diagram showing use cases -&gt; requirements</w:t>
       </w:r>
       <w:r>
         <w:br/>
@@ -20049,31 +18553,7 @@
     </w:p>
     <w:p>
       <w:r>
-        <w:t xml:space="preserve">The PIM </w:t>
-      </w:r>
-      <w:proofErr w:type="spellStart"/>
-      <w:r>
-        <w:t>DataModel</w:t>
-      </w:r>
-      <w:proofErr w:type="spellEnd"/>
-      <w:r>
-        <w:t xml:space="preserve"> package contains platform-independent data type definitions derived from CIM </w:t>
-      </w:r>
-      <w:proofErr w:type="spellStart"/>
-      <w:r>
-        <w:t>BusinessDomain</w:t>
-      </w:r>
-      <w:proofErr w:type="spellEnd"/>
-      <w:r>
-        <w:t xml:space="preserve"> entities. It adds technical identifiers (String-typed IDs), typed attributes (resolving CIM abstract attribute </w:t>
-      </w:r>
-      <w:proofErr w:type="spellStart"/>
-      <w:r>
-        <w:t>defs</w:t>
-      </w:r>
-      <w:proofErr w:type="spellEnd"/>
-      <w:r>
-        <w:t xml:space="preserve"> to String/Boolean/Integer), and Request/Response pairs for all 15 operations.</w:t>
+        <w:t>The PIM DataModel package contains platform-independent data type definitions derived from CIM BusinessDomain entities. It adds technical identifiers (String-typed IDs), typed attributes (resolving CIM abstract attribute defs to String/Boolean/Integer), and Request/Response pairs for all 15 operations.</w:t>
       </w:r>
     </w:p>
     <w:p>
@@ -20088,23 +18568,7 @@
     </w:p>
     <w:p>
       <w:r>
-        <w:t xml:space="preserve">Fourteen domain entity item </w:t>
-      </w:r>
-      <w:proofErr w:type="spellStart"/>
-      <w:r>
-        <w:t>defs</w:t>
-      </w:r>
-      <w:proofErr w:type="spellEnd"/>
-      <w:r>
-        <w:t xml:space="preserve"> mirror CIM </w:t>
-      </w:r>
-      <w:proofErr w:type="spellStart"/>
-      <w:r>
-        <w:t>BusinessDomain</w:t>
-      </w:r>
-      <w:proofErr w:type="spellEnd"/>
-      <w:r>
-        <w:t xml:space="preserve"> entities with added technical identifiers:</w:t>
+        <w:t>Fourteen domain entity item defs mirror CIM BusinessDomain entities with added technical identifiers:</w:t>
       </w:r>
     </w:p>
     <w:tbl>
@@ -20184,11 +18648,9 @@
             <w:tcW w:w="2160" w:type="dxa"/>
           </w:tcPr>
           <w:p>
-            <w:proofErr w:type="spellStart"/>
             <w:r>
               <w:t>PolicyDomain</w:t>
             </w:r>
-            <w:proofErr w:type="spellEnd"/>
           </w:p>
         </w:tc>
         <w:tc>
@@ -20199,21 +18661,9 @@
             <w:pPr>
               <w:cnfStyle w:val="000000100000" w:firstRow="0" w:lastRow="0" w:firstColumn="0" w:lastColumn="0" w:oddVBand="0" w:evenVBand="0" w:oddHBand="1" w:evenHBand="0" w:firstRowFirstColumn="0" w:firstRowLastColumn="0" w:lastRowFirstColumn="0" w:lastRowLastColumn="0"/>
             </w:pPr>
-            <w:proofErr w:type="spellStart"/>
-            <w:proofErr w:type="gramStart"/>
-            <w:r>
-              <w:t>BusinessDomain</w:t>
-            </w:r>
-            <w:proofErr w:type="spellEnd"/>
-            <w:r>
-              <w:t>::</w:t>
-            </w:r>
-            <w:proofErr w:type="spellStart"/>
-            <w:proofErr w:type="gramEnd"/>
-            <w:r>
-              <w:t>PolicyDomain</w:t>
-            </w:r>
-            <w:proofErr w:type="spellEnd"/>
+            <w:r>
+              <w:t>BusinessDomain::PolicyDomain</w:t>
+            </w:r>
           </w:p>
         </w:tc>
         <w:tc>
@@ -20224,18 +18674,8 @@
             <w:pPr>
               <w:cnfStyle w:val="000000100000" w:firstRow="0" w:lastRow="0" w:firstColumn="0" w:lastColumn="0" w:oddVBand="0" w:evenVBand="0" w:oddHBand="1" w:evenHBand="0" w:firstRowFirstColumn="0" w:firstRowLastColumn="0" w:lastRowFirstColumn="0" w:lastRowLastColumn="0"/>
             </w:pPr>
-            <w:proofErr w:type="spellStart"/>
-            <w:proofErr w:type="gramStart"/>
-            <w:r>
-              <w:t>policyDomainId</w:t>
-            </w:r>
-            <w:proofErr w:type="spellEnd"/>
-            <w:r>
-              <w:t xml:space="preserve"> :</w:t>
-            </w:r>
-            <w:proofErr w:type="gramEnd"/>
-            <w:r>
-              <w:t xml:space="preserve"> String</w:t>
+            <w:r>
+              <w:t>policyDomainId : String</w:t>
             </w:r>
           </w:p>
         </w:tc>
@@ -20247,35 +18687,9 @@
             <w:pPr>
               <w:cnfStyle w:val="000000100000" w:firstRow="0" w:lastRow="0" w:firstColumn="0" w:lastColumn="0" w:oddVBand="0" w:evenVBand="0" w:oddHBand="1" w:evenHBand="0" w:firstRowFirstColumn="0" w:firstRowLastColumn="0" w:lastRowFirstColumn="0" w:lastRowLastColumn="0"/>
             </w:pPr>
-            <w:proofErr w:type="spellStart"/>
-            <w:r>
-              <w:t>domainDesignation</w:t>
-            </w:r>
-            <w:proofErr w:type="spellEnd"/>
-            <w:r>
-              <w:t xml:space="preserve">, description, version, status, </w:t>
-            </w:r>
-            <w:proofErr w:type="spellStart"/>
-            <w:r>
-              <w:t>forCrossReference</w:t>
-            </w:r>
-            <w:proofErr w:type="spellEnd"/>
-            <w:r>
-              <w:t xml:space="preserve">, </w:t>
-            </w:r>
-            <w:proofErr w:type="spellStart"/>
-            <w:r>
-              <w:t>languagesSupported</w:t>
-            </w:r>
-            <w:proofErr w:type="spellEnd"/>
-            <w:r>
-              <w:t xml:space="preserve">, </w:t>
-            </w:r>
-            <w:proofErr w:type="spellStart"/>
-            <w:r>
-              <w:t>defaultLanguage</w:t>
-            </w:r>
-            <w:proofErr w:type="spellEnd"/>
+            <w:r>
+              <w:t>domainDesignation, description, version, status, forCrossReference, languagesSupported, defaultLanguage</w:t>
+            </w:r>
           </w:p>
         </w:tc>
       </w:tr>
@@ -20286,11 +18700,9 @@
             <w:tcW w:w="2160" w:type="dxa"/>
           </w:tcPr>
           <w:p>
-            <w:proofErr w:type="spellStart"/>
             <w:r>
               <w:t>EntityConcept</w:t>
             </w:r>
-            <w:proofErr w:type="spellEnd"/>
           </w:p>
         </w:tc>
         <w:tc>
@@ -20301,21 +18713,9 @@
             <w:pPr>
               <w:cnfStyle w:val="000000000000" w:firstRow="0" w:lastRow="0" w:firstColumn="0" w:lastColumn="0" w:oddVBand="0" w:evenVBand="0" w:oddHBand="0" w:evenHBand="0" w:firstRowFirstColumn="0" w:firstRowLastColumn="0" w:lastRowFirstColumn="0" w:lastRowLastColumn="0"/>
             </w:pPr>
-            <w:proofErr w:type="spellStart"/>
-            <w:proofErr w:type="gramStart"/>
-            <w:r>
-              <w:t>BusinessDomain</w:t>
-            </w:r>
-            <w:proofErr w:type="spellEnd"/>
-            <w:r>
-              <w:t>::</w:t>
-            </w:r>
-            <w:proofErr w:type="spellStart"/>
-            <w:proofErr w:type="gramEnd"/>
-            <w:r>
-              <w:t>EntityConcept</w:t>
-            </w:r>
-            <w:proofErr w:type="spellEnd"/>
+            <w:r>
+              <w:t>BusinessDomain::EntityConcept</w:t>
+            </w:r>
           </w:p>
         </w:tc>
         <w:tc>
@@ -20326,18 +18726,8 @@
             <w:pPr>
               <w:cnfStyle w:val="000000000000" w:firstRow="0" w:lastRow="0" w:firstColumn="0" w:lastColumn="0" w:oddVBand="0" w:evenVBand="0" w:oddHBand="0" w:evenHBand="0" w:firstRowFirstColumn="0" w:firstRowLastColumn="0" w:lastRowFirstColumn="0" w:lastRowLastColumn="0"/>
             </w:pPr>
-            <w:proofErr w:type="spellStart"/>
-            <w:proofErr w:type="gramStart"/>
-            <w:r>
-              <w:t>entityConceptId</w:t>
-            </w:r>
-            <w:proofErr w:type="spellEnd"/>
-            <w:r>
-              <w:t xml:space="preserve"> :</w:t>
-            </w:r>
-            <w:proofErr w:type="gramEnd"/>
-            <w:r>
-              <w:t xml:space="preserve"> String</w:t>
+            <w:r>
+              <w:t>entityConceptId : String</w:t>
             </w:r>
           </w:p>
         </w:tc>
@@ -20349,13 +18739,8 @@
             <w:pPr>
               <w:cnfStyle w:val="000000000000" w:firstRow="0" w:lastRow="0" w:firstColumn="0" w:lastColumn="0" w:oddVBand="0" w:evenVBand="0" w:oddHBand="0" w:evenHBand="0" w:firstRowFirstColumn="0" w:firstRowLastColumn="0" w:lastRowFirstColumn="0" w:lastRowLastColumn="0"/>
             </w:pPr>
-            <w:proofErr w:type="spellStart"/>
-            <w:r>
-              <w:t>conceptDesignation</w:t>
-            </w:r>
-            <w:proofErr w:type="spellEnd"/>
-            <w:r>
-              <w:t>, description, version</w:t>
+            <w:r>
+              <w:t>conceptDesignation, description, version</w:t>
             </w:r>
           </w:p>
         </w:tc>
@@ -20370,11 +18755,9 @@
             <w:tcW w:w="2160" w:type="dxa"/>
           </w:tcPr>
           <w:p>
-            <w:proofErr w:type="spellStart"/>
             <w:r>
               <w:t>EntityType</w:t>
             </w:r>
-            <w:proofErr w:type="spellEnd"/>
           </w:p>
         </w:tc>
         <w:tc>
@@ -20385,21 +18768,9 @@
             <w:pPr>
               <w:cnfStyle w:val="000000100000" w:firstRow="0" w:lastRow="0" w:firstColumn="0" w:lastColumn="0" w:oddVBand="0" w:evenVBand="0" w:oddHBand="1" w:evenHBand="0" w:firstRowFirstColumn="0" w:firstRowLastColumn="0" w:lastRowFirstColumn="0" w:lastRowLastColumn="0"/>
             </w:pPr>
-            <w:proofErr w:type="spellStart"/>
-            <w:proofErr w:type="gramStart"/>
-            <w:r>
-              <w:t>BusinessDomain</w:t>
-            </w:r>
-            <w:proofErr w:type="spellEnd"/>
-            <w:r>
-              <w:t>::</w:t>
-            </w:r>
-            <w:proofErr w:type="spellStart"/>
-            <w:proofErr w:type="gramEnd"/>
-            <w:r>
-              <w:t>EntityType</w:t>
-            </w:r>
-            <w:proofErr w:type="spellEnd"/>
+            <w:r>
+              <w:t>BusinessDomain::EntityType</w:t>
+            </w:r>
           </w:p>
         </w:tc>
         <w:tc>
@@ -20410,18 +18781,8 @@
             <w:pPr>
               <w:cnfStyle w:val="000000100000" w:firstRow="0" w:lastRow="0" w:firstColumn="0" w:lastColumn="0" w:oddVBand="0" w:evenVBand="0" w:oddHBand="1" w:evenHBand="0" w:firstRowFirstColumn="0" w:firstRowLastColumn="0" w:lastRowFirstColumn="0" w:lastRowLastColumn="0"/>
             </w:pPr>
-            <w:proofErr w:type="spellStart"/>
-            <w:proofErr w:type="gramStart"/>
-            <w:r>
-              <w:t>entityTypeId</w:t>
-            </w:r>
-            <w:proofErr w:type="spellEnd"/>
-            <w:r>
-              <w:t xml:space="preserve"> :</w:t>
-            </w:r>
-            <w:proofErr w:type="gramEnd"/>
-            <w:r>
-              <w:t xml:space="preserve"> String</w:t>
+            <w:r>
+              <w:t>entityTypeId : String</w:t>
             </w:r>
           </w:p>
         </w:tc>
@@ -20433,35 +18794,9 @@
             <w:pPr>
               <w:cnfStyle w:val="000000100000" w:firstRow="0" w:lastRow="0" w:firstColumn="0" w:lastColumn="0" w:oddVBand="0" w:evenVBand="0" w:oddHBand="1" w:evenHBand="0" w:firstRowFirstColumn="0" w:firstRowLastColumn="0" w:lastRowFirstColumn="0" w:lastRowLastColumn="0"/>
             </w:pPr>
-            <w:proofErr w:type="spellStart"/>
-            <w:r>
-              <w:t>typeDesignation</w:t>
-            </w:r>
-            <w:proofErr w:type="spellEnd"/>
-            <w:r>
-              <w:t xml:space="preserve">, description, status, version, </w:t>
-            </w:r>
-            <w:proofErr w:type="spellStart"/>
-            <w:r>
-              <w:t>schemaDefinition</w:t>
-            </w:r>
-            <w:proofErr w:type="spellEnd"/>
-            <w:r>
-              <w:t xml:space="preserve">, </w:t>
-            </w:r>
-            <w:proofErr w:type="spellStart"/>
-            <w:r>
-              <w:t>validationRuleSet</w:t>
-            </w:r>
-            <w:proofErr w:type="spellEnd"/>
-            <w:r>
-              <w:t xml:space="preserve">, ref </w:t>
-            </w:r>
-            <w:proofErr w:type="spellStart"/>
-            <w:r>
-              <w:t>classifiedConcept</w:t>
-            </w:r>
-            <w:proofErr w:type="spellEnd"/>
+            <w:r>
+              <w:t>typeDesignation, description, status, version, schemaDefinition, validationRuleSet, ref classifiedConcept</w:t>
+            </w:r>
           </w:p>
         </w:tc>
       </w:tr>
@@ -20472,11 +18807,9 @@
             <w:tcW w:w="2160" w:type="dxa"/>
           </w:tcPr>
           <w:p>
-            <w:proofErr w:type="spellStart"/>
             <w:r>
               <w:t>IdentityInstance</w:t>
             </w:r>
-            <w:proofErr w:type="spellEnd"/>
           </w:p>
         </w:tc>
         <w:tc>
@@ -20487,21 +18820,9 @@
             <w:pPr>
               <w:cnfStyle w:val="000000000000" w:firstRow="0" w:lastRow="0" w:firstColumn="0" w:lastColumn="0" w:oddVBand="0" w:evenVBand="0" w:oddHBand="0" w:evenHBand="0" w:firstRowFirstColumn="0" w:firstRowLastColumn="0" w:lastRowFirstColumn="0" w:lastRowLastColumn="0"/>
             </w:pPr>
-            <w:proofErr w:type="spellStart"/>
-            <w:proofErr w:type="gramStart"/>
-            <w:r>
-              <w:t>BusinessDomain</w:t>
-            </w:r>
-            <w:proofErr w:type="spellEnd"/>
-            <w:r>
-              <w:t>::</w:t>
-            </w:r>
-            <w:proofErr w:type="spellStart"/>
-            <w:proofErr w:type="gramEnd"/>
-            <w:r>
-              <w:t>IdentityInstance</w:t>
-            </w:r>
-            <w:proofErr w:type="spellEnd"/>
+            <w:r>
+              <w:t>BusinessDomain::IdentityInstance</w:t>
+            </w:r>
           </w:p>
         </w:tc>
         <w:tc>
@@ -20512,18 +18833,8 @@
             <w:pPr>
               <w:cnfStyle w:val="000000000000" w:firstRow="0" w:lastRow="0" w:firstColumn="0" w:lastColumn="0" w:oddVBand="0" w:evenVBand="0" w:oddHBand="0" w:evenHBand="0" w:firstRowFirstColumn="0" w:firstRowLastColumn="0" w:lastRowFirstColumn="0" w:lastRowLastColumn="0"/>
             </w:pPr>
-            <w:proofErr w:type="spellStart"/>
-            <w:proofErr w:type="gramStart"/>
-            <w:r>
-              <w:t>identityInstanceId</w:t>
-            </w:r>
-            <w:proofErr w:type="spellEnd"/>
-            <w:r>
-              <w:t xml:space="preserve"> :</w:t>
-            </w:r>
-            <w:proofErr w:type="gramEnd"/>
-            <w:r>
-              <w:t xml:space="preserve"> String</w:t>
+            <w:r>
+              <w:t>identityInstanceId : String</w:t>
             </w:r>
           </w:p>
         </w:tc>
@@ -20535,27 +18846,9 @@
             <w:pPr>
               <w:cnfStyle w:val="000000000000" w:firstRow="0" w:lastRow="0" w:firstColumn="0" w:lastColumn="0" w:oddVBand="0" w:evenVBand="0" w:oddHBand="0" w:evenHBand="0" w:firstRowFirstColumn="0" w:firstRowLastColumn="0" w:lastRowFirstColumn="0" w:lastRowLastColumn="0"/>
             </w:pPr>
-            <w:proofErr w:type="spellStart"/>
-            <w:r>
-              <w:t>instanceDesignation</w:t>
-            </w:r>
-            <w:proofErr w:type="spellEnd"/>
-            <w:r>
-              <w:t xml:space="preserve">, version, status, </w:t>
-            </w:r>
-            <w:proofErr w:type="spellStart"/>
-            <w:r>
-              <w:t>populatedSignifierValues</w:t>
-            </w:r>
-            <w:proofErr w:type="spellEnd"/>
-            <w:r>
-              <w:t xml:space="preserve">, ref </w:t>
-            </w:r>
-            <w:proofErr w:type="spellStart"/>
-            <w:r>
-              <w:t>governingAssignment</w:t>
-            </w:r>
-            <w:proofErr w:type="spellEnd"/>
+            <w:r>
+              <w:t>instanceDesignation, version, status, populatedSignifierValues, ref governingAssignment</w:t>
+            </w:r>
           </w:p>
         </w:tc>
       </w:tr>
@@ -20569,11 +18862,9 @@
             <w:tcW w:w="2160" w:type="dxa"/>
           </w:tcPr>
           <w:p>
-            <w:proofErr w:type="spellStart"/>
             <w:r>
               <w:t>IdentityLink</w:t>
             </w:r>
-            <w:proofErr w:type="spellEnd"/>
           </w:p>
         </w:tc>
         <w:tc>
@@ -20584,21 +18875,9 @@
             <w:pPr>
               <w:cnfStyle w:val="000000100000" w:firstRow="0" w:lastRow="0" w:firstColumn="0" w:lastColumn="0" w:oddVBand="0" w:evenVBand="0" w:oddHBand="1" w:evenHBand="0" w:firstRowFirstColumn="0" w:firstRowLastColumn="0" w:lastRowFirstColumn="0" w:lastRowLastColumn="0"/>
             </w:pPr>
-            <w:proofErr w:type="spellStart"/>
-            <w:proofErr w:type="gramStart"/>
-            <w:r>
-              <w:t>BusinessDomain</w:t>
-            </w:r>
-            <w:proofErr w:type="spellEnd"/>
-            <w:r>
-              <w:t>::</w:t>
-            </w:r>
-            <w:proofErr w:type="spellStart"/>
-            <w:proofErr w:type="gramEnd"/>
-            <w:r>
-              <w:t>IdentityLink</w:t>
-            </w:r>
-            <w:proofErr w:type="spellEnd"/>
+            <w:r>
+              <w:t>BusinessDomain::IdentityLink</w:t>
+            </w:r>
           </w:p>
         </w:tc>
         <w:tc>
@@ -20609,18 +18888,8 @@
             <w:pPr>
               <w:cnfStyle w:val="000000100000" w:firstRow="0" w:lastRow="0" w:firstColumn="0" w:lastColumn="0" w:oddVBand="0" w:evenVBand="0" w:oddHBand="1" w:evenHBand="0" w:firstRowFirstColumn="0" w:firstRowLastColumn="0" w:lastRowFirstColumn="0" w:lastRowLastColumn="0"/>
             </w:pPr>
-            <w:proofErr w:type="spellStart"/>
-            <w:proofErr w:type="gramStart"/>
-            <w:r>
-              <w:t>identityLinkId</w:t>
-            </w:r>
-            <w:proofErr w:type="spellEnd"/>
-            <w:r>
-              <w:t xml:space="preserve"> :</w:t>
-            </w:r>
-            <w:proofErr w:type="gramEnd"/>
-            <w:r>
-              <w:t xml:space="preserve"> String</w:t>
+            <w:r>
+              <w:t>identityLinkId : String</w:t>
             </w:r>
           </w:p>
         </w:tc>
@@ -20632,35 +18901,9 @@
             <w:pPr>
               <w:cnfStyle w:val="000000100000" w:firstRow="0" w:lastRow="0" w:firstColumn="0" w:lastColumn="0" w:oddVBand="0" w:evenVBand="0" w:oddHBand="1" w:evenHBand="0" w:firstRowFirstColumn="0" w:firstRowLastColumn="0" w:lastRowFirstColumn="0" w:lastRowLastColumn="0"/>
             </w:pPr>
-            <w:proofErr w:type="spellStart"/>
-            <w:r>
-              <w:t>linkType</w:t>
-            </w:r>
-            <w:proofErr w:type="spellEnd"/>
-            <w:r>
-              <w:t xml:space="preserve">, </w:t>
-            </w:r>
-            <w:proofErr w:type="spellStart"/>
-            <w:r>
-              <w:t>linkMethod</w:t>
-            </w:r>
-            <w:proofErr w:type="spellEnd"/>
-            <w:r>
-              <w:t xml:space="preserve">, reason, provenance, ref </w:t>
-            </w:r>
-            <w:proofErr w:type="spellStart"/>
-            <w:r>
-              <w:t>sourceInstance</w:t>
-            </w:r>
-            <w:proofErr w:type="spellEnd"/>
-            <w:r>
-              <w:t xml:space="preserve">, ref </w:t>
-            </w:r>
-            <w:proofErr w:type="spellStart"/>
-            <w:r>
-              <w:t>targetInstance</w:t>
-            </w:r>
-            <w:proofErr w:type="spellEnd"/>
+            <w:r>
+              <w:t>linkType, linkMethod, reason, provenance, ref sourceInstance, ref targetInstance</w:t>
+            </w:r>
           </w:p>
         </w:tc>
       </w:tr>
@@ -20671,11 +18914,9 @@
             <w:tcW w:w="2160" w:type="dxa"/>
           </w:tcPr>
           <w:p>
-            <w:proofErr w:type="spellStart"/>
             <w:r>
               <w:t>ServiceFault</w:t>
             </w:r>
-            <w:proofErr w:type="spellEnd"/>
           </w:p>
         </w:tc>
         <w:tc>
@@ -20699,18 +18940,8 @@
             <w:pPr>
               <w:cnfStyle w:val="000000000000" w:firstRow="0" w:lastRow="0" w:firstColumn="0" w:lastColumn="0" w:oddVBand="0" w:evenVBand="0" w:oddHBand="0" w:evenHBand="0" w:firstRowFirstColumn="0" w:firstRowLastColumn="0" w:lastRowFirstColumn="0" w:lastRowLastColumn="0"/>
             </w:pPr>
-            <w:proofErr w:type="spellStart"/>
-            <w:proofErr w:type="gramStart"/>
-            <w:r>
-              <w:t>faultCode</w:t>
-            </w:r>
-            <w:proofErr w:type="spellEnd"/>
-            <w:r>
-              <w:t xml:space="preserve"> :</w:t>
-            </w:r>
-            <w:proofErr w:type="gramEnd"/>
-            <w:r>
-              <w:t xml:space="preserve"> String</w:t>
+            <w:r>
+              <w:t>faultCode : String</w:t>
             </w:r>
           </w:p>
         </w:tc>
@@ -20722,21 +18953,8 @@
             <w:pPr>
               <w:cnfStyle w:val="000000000000" w:firstRow="0" w:lastRow="0" w:firstColumn="0" w:lastColumn="0" w:oddVBand="0" w:evenVBand="0" w:oddHBand="0" w:evenHBand="0" w:firstRowFirstColumn="0" w:firstRowLastColumn="0" w:lastRowFirstColumn="0" w:lastRowLastColumn="0"/>
             </w:pPr>
-            <w:proofErr w:type="spellStart"/>
-            <w:r>
-              <w:t>faultMessage</w:t>
-            </w:r>
-            <w:proofErr w:type="spellEnd"/>
-            <w:r>
-              <w:t xml:space="preserve">, </w:t>
-            </w:r>
-            <w:proofErr w:type="spellStart"/>
-            <w:r>
-              <w:t>faultCategory</w:t>
-            </w:r>
-            <w:proofErr w:type="spellEnd"/>
-            <w:r>
-              <w:t xml:space="preserve"> (VALIDATION/AUTHORIZATION/NOT_FOUND/BUSINESS_RULE_VIOLATION/INTERNAL)</w:t>
+            <w:r>
+              <w:t>faultMessage, faultCategory (VALIDATION/AUTHORIZATION/NOT_FOUND/BUSINESS_RULE_VIOLATION/INTERNAL)</w:t>
             </w:r>
           </w:p>
         </w:tc>
@@ -20755,15 +18973,7 @@
     </w:p>
     <w:p>
       <w:r>
-        <w:t xml:space="preserve">Thirty Request/Response item </w:t>
-      </w:r>
-      <w:proofErr w:type="spellStart"/>
-      <w:r>
-        <w:t>defs</w:t>
-      </w:r>
-      <w:proofErr w:type="spellEnd"/>
-      <w:r>
-        <w:t xml:space="preserve"> (15 pairs) provide typed payloads for each operation:</w:t>
+        <w:t>Thirty Request/Response item defs (15 pairs) provide typed payloads for each operation:</w:t>
       </w:r>
     </w:p>
     <w:tbl>
@@ -20843,11 +19053,9 @@
             <w:tcW w:w="2160" w:type="dxa"/>
           </w:tcPr>
           <w:p>
-            <w:proofErr w:type="spellStart"/>
             <w:r>
               <w:t>RegisterIdentity</w:t>
             </w:r>
-            <w:proofErr w:type="spellEnd"/>
           </w:p>
         </w:tc>
         <w:tc>
@@ -20858,11 +19066,9 @@
             <w:pPr>
               <w:cnfStyle w:val="000000100000" w:firstRow="0" w:lastRow="0" w:firstColumn="0" w:lastColumn="0" w:oddVBand="0" w:evenVBand="0" w:oddHBand="1" w:evenHBand="0" w:firstRowFirstColumn="0" w:firstRowLastColumn="0" w:lastRowFirstColumn="0" w:lastRowLastColumn="0"/>
             </w:pPr>
-            <w:proofErr w:type="spellStart"/>
             <w:r>
               <w:t>RegisterIdentityRequest</w:t>
             </w:r>
-            <w:proofErr w:type="spellEnd"/>
           </w:p>
         </w:tc>
         <w:tc>
@@ -20873,11 +19079,9 @@
             <w:pPr>
               <w:cnfStyle w:val="000000100000" w:firstRow="0" w:lastRow="0" w:firstColumn="0" w:lastColumn="0" w:oddVBand="0" w:evenVBand="0" w:oddHBand="1" w:evenHBand="0" w:firstRowFirstColumn="0" w:firstRowLastColumn="0" w:lastRowFirstColumn="0" w:lastRowLastColumn="0"/>
             </w:pPr>
-            <w:proofErr w:type="spellStart"/>
             <w:r>
               <w:t>RegisterIdentityResponse</w:t>
             </w:r>
-            <w:proofErr w:type="spellEnd"/>
           </w:p>
         </w:tc>
         <w:tc>
@@ -20888,35 +19092,9 @@
             <w:pPr>
               <w:cnfStyle w:val="000000100000" w:firstRow="0" w:lastRow="0" w:firstColumn="0" w:lastColumn="0" w:oddVBand="0" w:evenVBand="0" w:oddHBand="1" w:evenHBand="0" w:firstRowFirstColumn="0" w:firstRowLastColumn="0" w:lastRowFirstColumn="0" w:lastRowLastColumn="0"/>
             </w:pPr>
-            <w:proofErr w:type="spellStart"/>
-            <w:r>
-              <w:t>suppliedIdentifier</w:t>
-            </w:r>
-            <w:proofErr w:type="spellEnd"/>
-            <w:r>
-              <w:t xml:space="preserve">, </w:t>
-            </w:r>
-            <w:proofErr w:type="spellStart"/>
-            <w:r>
-              <w:t>policyDomainId</w:t>
-            </w:r>
-            <w:proofErr w:type="spellEnd"/>
-            <w:r>
-              <w:t xml:space="preserve">, </w:t>
-            </w:r>
-            <w:proofErr w:type="spellStart"/>
-            <w:r>
-              <w:t>entityTypeId</w:t>
-            </w:r>
-            <w:proofErr w:type="spellEnd"/>
-            <w:r>
-              <w:t xml:space="preserve">, </w:t>
-            </w:r>
-            <w:proofErr w:type="spellStart"/>
-            <w:r>
-              <w:t>populatedSignifierValues</w:t>
-            </w:r>
-            <w:proofErr w:type="spellEnd"/>
+            <w:r>
+              <w:t>suppliedIdentifier, policyDomainId, entityTypeId, populatedSignifierValues</w:t>
+            </w:r>
           </w:p>
         </w:tc>
       </w:tr>
@@ -20927,12 +19105,10 @@
             <w:tcW w:w="2160" w:type="dxa"/>
           </w:tcPr>
           <w:p>
-            <w:proofErr w:type="spellStart"/>
             <w:r>
               <w:lastRenderedPageBreak/>
               <w:t>CreateIdentity</w:t>
             </w:r>
-            <w:proofErr w:type="spellEnd"/>
           </w:p>
         </w:tc>
         <w:tc>
@@ -20943,11 +19119,9 @@
             <w:pPr>
               <w:cnfStyle w:val="000000000000" w:firstRow="0" w:lastRow="0" w:firstColumn="0" w:lastColumn="0" w:oddVBand="0" w:evenVBand="0" w:oddHBand="0" w:evenHBand="0" w:firstRowFirstColumn="0" w:firstRowLastColumn="0" w:lastRowFirstColumn="0" w:lastRowLastColumn="0"/>
             </w:pPr>
-            <w:proofErr w:type="spellStart"/>
             <w:r>
               <w:t>CreateIdentityRequest</w:t>
             </w:r>
-            <w:proofErr w:type="spellEnd"/>
           </w:p>
         </w:tc>
         <w:tc>
@@ -20958,11 +19132,9 @@
             <w:pPr>
               <w:cnfStyle w:val="000000000000" w:firstRow="0" w:lastRow="0" w:firstColumn="0" w:lastColumn="0" w:oddVBand="0" w:evenVBand="0" w:oddHBand="0" w:evenHBand="0" w:firstRowFirstColumn="0" w:firstRowLastColumn="0" w:lastRowFirstColumn="0" w:lastRowLastColumn="0"/>
             </w:pPr>
-            <w:proofErr w:type="spellStart"/>
             <w:r>
               <w:t>CreateIdentityResponse</w:t>
             </w:r>
-            <w:proofErr w:type="spellEnd"/>
           </w:p>
         </w:tc>
         <w:tc>
@@ -20973,27 +19145,9 @@
             <w:pPr>
               <w:cnfStyle w:val="000000000000" w:firstRow="0" w:lastRow="0" w:firstColumn="0" w:lastColumn="0" w:oddVBand="0" w:evenVBand="0" w:oddHBand="0" w:evenHBand="0" w:firstRowFirstColumn="0" w:firstRowLastColumn="0" w:lastRowFirstColumn="0" w:lastRowLastColumn="0"/>
             </w:pPr>
-            <w:proofErr w:type="spellStart"/>
-            <w:r>
-              <w:t>policyDomainId</w:t>
-            </w:r>
-            <w:proofErr w:type="spellEnd"/>
-            <w:r>
-              <w:t xml:space="preserve">, </w:t>
-            </w:r>
-            <w:proofErr w:type="spellStart"/>
-            <w:r>
-              <w:t>entityTypeId</w:t>
-            </w:r>
-            <w:proofErr w:type="spellEnd"/>
-            <w:r>
-              <w:t xml:space="preserve">, </w:t>
-            </w:r>
-            <w:proofErr w:type="spellStart"/>
-            <w:r>
-              <w:t>populatedSignifierValues</w:t>
-            </w:r>
-            <w:proofErr w:type="spellEnd"/>
+            <w:r>
+              <w:t>policyDomainId, entityTypeId, populatedSignifierValues</w:t>
+            </w:r>
           </w:p>
         </w:tc>
       </w:tr>
@@ -21007,11 +19161,9 @@
             <w:tcW w:w="2160" w:type="dxa"/>
           </w:tcPr>
           <w:p>
-            <w:proofErr w:type="spellStart"/>
             <w:r>
               <w:t>UpdateIdentityProperties</w:t>
             </w:r>
-            <w:proofErr w:type="spellEnd"/>
           </w:p>
         </w:tc>
         <w:tc>
@@ -21022,11 +19174,9 @@
             <w:pPr>
               <w:cnfStyle w:val="000000100000" w:firstRow="0" w:lastRow="0" w:firstColumn="0" w:lastColumn="0" w:oddVBand="0" w:evenVBand="0" w:oddHBand="1" w:evenHBand="0" w:firstRowFirstColumn="0" w:firstRowLastColumn="0" w:lastRowFirstColumn="0" w:lastRowLastColumn="0"/>
             </w:pPr>
-            <w:proofErr w:type="spellStart"/>
             <w:r>
               <w:t>UpdateIdentityPropertiesRequest</w:t>
             </w:r>
-            <w:proofErr w:type="spellEnd"/>
           </w:p>
         </w:tc>
         <w:tc>
@@ -21037,11 +19187,9 @@
             <w:pPr>
               <w:cnfStyle w:val="000000100000" w:firstRow="0" w:lastRow="0" w:firstColumn="0" w:lastColumn="0" w:oddVBand="0" w:evenVBand="0" w:oddHBand="1" w:evenHBand="0" w:firstRowFirstColumn="0" w:firstRowLastColumn="0" w:lastRowFirstColumn="0" w:lastRowLastColumn="0"/>
             </w:pPr>
-            <w:proofErr w:type="spellStart"/>
             <w:r>
               <w:t>UpdateIdentityPropertiesResponse</w:t>
             </w:r>
-            <w:proofErr w:type="spellEnd"/>
           </w:p>
         </w:tc>
         <w:tc>
@@ -21052,27 +19200,9 @@
             <w:pPr>
               <w:cnfStyle w:val="000000100000" w:firstRow="0" w:lastRow="0" w:firstColumn="0" w:lastColumn="0" w:oddVBand="0" w:evenVBand="0" w:oddHBand="1" w:evenHBand="0" w:firstRowFirstColumn="0" w:firstRowLastColumn="0" w:lastRowFirstColumn="0" w:lastRowLastColumn="0"/>
             </w:pPr>
-            <w:proofErr w:type="spellStart"/>
-            <w:r>
-              <w:t>identityInstanceId</w:t>
-            </w:r>
-            <w:proofErr w:type="spellEnd"/>
-            <w:r>
-              <w:t xml:space="preserve">, </w:t>
-            </w:r>
-            <w:proofErr w:type="spellStart"/>
-            <w:r>
-              <w:t>updatedSignifierValues</w:t>
-            </w:r>
-            <w:proofErr w:type="spellEnd"/>
-            <w:r>
-              <w:t xml:space="preserve">, </w:t>
-            </w:r>
-            <w:proofErr w:type="spellStart"/>
-            <w:r>
-              <w:t>updateMode</w:t>
-            </w:r>
-            <w:proofErr w:type="spellEnd"/>
+            <w:r>
+              <w:t>identityInstanceId, updatedSignifierValues, updateMode</w:t>
+            </w:r>
           </w:p>
         </w:tc>
       </w:tr>
@@ -21083,11 +19213,9 @@
             <w:tcW w:w="2160" w:type="dxa"/>
           </w:tcPr>
           <w:p>
-            <w:proofErr w:type="spellStart"/>
             <w:r>
               <w:t>MergeIdentities</w:t>
             </w:r>
-            <w:proofErr w:type="spellEnd"/>
           </w:p>
         </w:tc>
         <w:tc>
@@ -21098,11 +19226,9 @@
             <w:pPr>
               <w:cnfStyle w:val="000000000000" w:firstRow="0" w:lastRow="0" w:firstColumn="0" w:lastColumn="0" w:oddVBand="0" w:evenVBand="0" w:oddHBand="0" w:evenHBand="0" w:firstRowFirstColumn="0" w:firstRowLastColumn="0" w:lastRowFirstColumn="0" w:lastRowLastColumn="0"/>
             </w:pPr>
-            <w:proofErr w:type="spellStart"/>
             <w:r>
               <w:t>MergeIdentitiesRequest</w:t>
             </w:r>
-            <w:proofErr w:type="spellEnd"/>
           </w:p>
         </w:tc>
         <w:tc>
@@ -21113,11 +19239,9 @@
             <w:pPr>
               <w:cnfStyle w:val="000000000000" w:firstRow="0" w:lastRow="0" w:firstColumn="0" w:lastColumn="0" w:oddVBand="0" w:evenVBand="0" w:oddHBand="0" w:evenHBand="0" w:firstRowFirstColumn="0" w:firstRowLastColumn="0" w:lastRowFirstColumn="0" w:lastRowLastColumn="0"/>
             </w:pPr>
-            <w:proofErr w:type="spellStart"/>
             <w:r>
               <w:t>MergeIdentitiesResponse</w:t>
             </w:r>
-            <w:proofErr w:type="spellEnd"/>
           </w:p>
         </w:tc>
         <w:tc>
@@ -21128,27 +19252,9 @@
             <w:pPr>
               <w:cnfStyle w:val="000000000000" w:firstRow="0" w:lastRow="0" w:firstColumn="0" w:lastColumn="0" w:oddVBand="0" w:evenVBand="0" w:oddHBand="0" w:evenHBand="0" w:firstRowFirstColumn="0" w:firstRowLastColumn="0" w:lastRowFirstColumn="0" w:lastRowLastColumn="0"/>
             </w:pPr>
-            <w:proofErr w:type="spellStart"/>
-            <w:r>
-              <w:t>sourceIdentityId</w:t>
-            </w:r>
-            <w:proofErr w:type="spellEnd"/>
-            <w:r>
-              <w:t xml:space="preserve">, </w:t>
-            </w:r>
-            <w:proofErr w:type="spellStart"/>
-            <w:r>
-              <w:t>targetIdentityId</w:t>
-            </w:r>
-            <w:proofErr w:type="spellEnd"/>
-            <w:r>
-              <w:t xml:space="preserve">, </w:t>
-            </w:r>
-            <w:proofErr w:type="spellStart"/>
-            <w:r>
-              <w:t>policyDomainId</w:t>
-            </w:r>
-            <w:proofErr w:type="spellEnd"/>
+            <w:r>
+              <w:t>sourceIdentityId, targetIdentityId, policyDomainId</w:t>
+            </w:r>
           </w:p>
         </w:tc>
       </w:tr>
@@ -21162,11 +19268,9 @@
             <w:tcW w:w="2160" w:type="dxa"/>
           </w:tcPr>
           <w:p>
-            <w:proofErr w:type="spellStart"/>
             <w:r>
               <w:t>LinkIdentities</w:t>
             </w:r>
-            <w:proofErr w:type="spellEnd"/>
           </w:p>
         </w:tc>
         <w:tc>
@@ -21177,11 +19281,9 @@
             <w:pPr>
               <w:cnfStyle w:val="000000100000" w:firstRow="0" w:lastRow="0" w:firstColumn="0" w:lastColumn="0" w:oddVBand="0" w:evenVBand="0" w:oddHBand="1" w:evenHBand="0" w:firstRowFirstColumn="0" w:firstRowLastColumn="0" w:lastRowFirstColumn="0" w:lastRowLastColumn="0"/>
             </w:pPr>
-            <w:proofErr w:type="spellStart"/>
             <w:r>
               <w:t>LinkIdentitiesRequest</w:t>
             </w:r>
-            <w:proofErr w:type="spellEnd"/>
           </w:p>
         </w:tc>
         <w:tc>
@@ -21192,11 +19294,9 @@
             <w:pPr>
               <w:cnfStyle w:val="000000100000" w:firstRow="0" w:lastRow="0" w:firstColumn="0" w:lastColumn="0" w:oddVBand="0" w:evenVBand="0" w:oddHBand="1" w:evenHBand="0" w:firstRowFirstColumn="0" w:firstRowLastColumn="0" w:lastRowFirstColumn="0" w:lastRowLastColumn="0"/>
             </w:pPr>
-            <w:proofErr w:type="spellStart"/>
             <w:r>
               <w:t>LinkIdentitiesResponse</w:t>
             </w:r>
-            <w:proofErr w:type="spellEnd"/>
           </w:p>
         </w:tc>
         <w:tc>
@@ -21207,21 +19307,8 @@
             <w:pPr>
               <w:cnfStyle w:val="000000100000" w:firstRow="0" w:lastRow="0" w:firstColumn="0" w:lastColumn="0" w:oddVBand="0" w:evenVBand="0" w:oddHBand="1" w:evenHBand="0" w:firstRowFirstColumn="0" w:firstRowLastColumn="0" w:lastRowFirstColumn="0" w:lastRowLastColumn="0"/>
             </w:pPr>
-            <w:proofErr w:type="spellStart"/>
-            <w:r>
-              <w:t>sourceIdentityId</w:t>
-            </w:r>
-            <w:proofErr w:type="spellEnd"/>
-            <w:r>
-              <w:t xml:space="preserve">, </w:t>
-            </w:r>
-            <w:proofErr w:type="spellStart"/>
-            <w:r>
-              <w:t>targetIdentityId</w:t>
-            </w:r>
-            <w:proofErr w:type="spellEnd"/>
-            <w:r>
-              <w:t xml:space="preserve"> (cross-domain fields)</w:t>
+            <w:r>
+              <w:t>sourceIdentityId, targetIdentityId (cross-domain fields)</w:t>
             </w:r>
           </w:p>
         </w:tc>
@@ -21233,11 +19320,9 @@
             <w:tcW w:w="2160" w:type="dxa"/>
           </w:tcPr>
           <w:p>
-            <w:proofErr w:type="spellStart"/>
             <w:r>
               <w:t>FindIdentitiesByProperty</w:t>
             </w:r>
-            <w:proofErr w:type="spellEnd"/>
           </w:p>
         </w:tc>
         <w:tc>
@@ -21248,11 +19333,9 @@
             <w:pPr>
               <w:cnfStyle w:val="000000000000" w:firstRow="0" w:lastRow="0" w:firstColumn="0" w:lastColumn="0" w:oddVBand="0" w:evenVBand="0" w:oddHBand="0" w:evenHBand="0" w:firstRowFirstColumn="0" w:firstRowLastColumn="0" w:lastRowFirstColumn="0" w:lastRowLastColumn="0"/>
             </w:pPr>
-            <w:proofErr w:type="spellStart"/>
             <w:r>
               <w:t>FindIdentitiesByPropertyRequest</w:t>
             </w:r>
-            <w:proofErr w:type="spellEnd"/>
           </w:p>
         </w:tc>
         <w:tc>
@@ -21263,11 +19346,9 @@
             <w:pPr>
               <w:cnfStyle w:val="000000000000" w:firstRow="0" w:lastRow="0" w:firstColumn="0" w:lastColumn="0" w:oddVBand="0" w:evenVBand="0" w:oddHBand="0" w:evenHBand="0" w:firstRowFirstColumn="0" w:firstRowLastColumn="0" w:lastRowFirstColumn="0" w:lastRowLastColumn="0"/>
             </w:pPr>
-            <w:proofErr w:type="spellStart"/>
             <w:r>
               <w:t>FindIdentitiesByPropertyResponse</w:t>
             </w:r>
-            <w:proofErr w:type="spellEnd"/>
           </w:p>
         </w:tc>
         <w:tc>
@@ -21278,27 +19359,9 @@
             <w:pPr>
               <w:cnfStyle w:val="000000000000" w:firstRow="0" w:lastRow="0" w:firstColumn="0" w:lastColumn="0" w:oddVBand="0" w:evenVBand="0" w:oddHBand="0" w:evenHBand="0" w:firstRowFirstColumn="0" w:firstRowLastColumn="0" w:lastRowFirstColumn="0" w:lastRowLastColumn="0"/>
             </w:pPr>
-            <w:proofErr w:type="spellStart"/>
-            <w:r>
-              <w:t>searchSignifierValues</w:t>
-            </w:r>
-            <w:proofErr w:type="spellEnd"/>
-            <w:r>
-              <w:t xml:space="preserve">, </w:t>
-            </w:r>
-            <w:proofErr w:type="spellStart"/>
-            <w:r>
-              <w:t>requestedConfidence</w:t>
-            </w:r>
-            <w:proofErr w:type="spellEnd"/>
-            <w:r>
-              <w:t xml:space="preserve">, </w:t>
-            </w:r>
-            <w:proofErr w:type="spellStart"/>
-            <w:r>
-              <w:t>maximumResultSetSize</w:t>
-            </w:r>
-            <w:proofErr w:type="spellEnd"/>
+            <w:r>
+              <w:t>searchSignifierValues, requestedConfidence, maximumResultSetSize</w:t>
+            </w:r>
           </w:p>
         </w:tc>
       </w:tr>
@@ -21379,23 +19442,7 @@
       </w:r>
       <w:r>
         <w:br/>
-        <w:t>(</w:t>
-      </w:r>
-      <w:proofErr w:type="spellStart"/>
-      <w:r>
-        <w:t>MagicDraw</w:t>
-      </w:r>
-      <w:proofErr w:type="spellEnd"/>
-      <w:r>
-        <w:t xml:space="preserve">: Block Definition Diagram showing all PIM item </w:t>
-      </w:r>
-      <w:proofErr w:type="spellStart"/>
-      <w:r>
-        <w:t>defs</w:t>
-      </w:r>
-      <w:proofErr w:type="spellEnd"/>
-      <w:r>
-        <w:t xml:space="preserve"> organized</w:t>
+        <w:t>(MagicDraw: Block Definition Diagram showing all PIM item defs organized</w:t>
       </w:r>
       <w:r>
         <w:br/>
@@ -21420,15 +19467,7 @@
     </w:p>
     <w:p>
       <w:r>
-        <w:t xml:space="preserve">The </w:t>
-      </w:r>
-      <w:proofErr w:type="spellStart"/>
-      <w:r>
-        <w:t>ServiceContracts</w:t>
-      </w:r>
-      <w:proofErr w:type="spellEnd"/>
-      <w:r>
-        <w:t xml:space="preserve"> package defines the logical service boundaries. Per SFM Section 2.3.1, two interfaces are defined:</w:t>
+        <w:t>The ServiceContracts package defines the logical service boundaries. Per SFM Section 2.3.1, two interfaces are defined:</w:t>
       </w:r>
     </w:p>
     <w:p>
@@ -21504,11 +19543,9 @@
             <w:tcW w:w="2880" w:type="dxa"/>
           </w:tcPr>
           <w:p>
-            <w:proofErr w:type="spellStart"/>
             <w:r>
               <w:t>IdentificationManagementPort</w:t>
             </w:r>
-            <w:proofErr w:type="spellEnd"/>
           </w:p>
         </w:tc>
         <w:tc>
@@ -21666,11 +19703,9 @@
             <w:tcW w:w="2160" w:type="dxa"/>
           </w:tcPr>
           <w:p>
-            <w:proofErr w:type="spellStart"/>
             <w:r>
               <w:t>IdentificationManagementAPI</w:t>
             </w:r>
-            <w:proofErr w:type="spellEnd"/>
           </w:p>
         </w:tc>
         <w:tc>
@@ -21682,28 +19717,21 @@
               <w:cnfStyle w:val="000000100000" w:firstRow="0" w:lastRow="0" w:firstColumn="0" w:lastColumn="0" w:oddVBand="0" w:evenVBand="0" w:oddHBand="1" w:evenHBand="0" w:firstRowFirstColumn="0" w:firstRowLastColumn="0" w:lastRowFirstColumn="0" w:lastRowLastColumn="0"/>
             </w:pPr>
             <w:r>
-              <w:t>~</w:t>
-            </w:r>
-            <w:proofErr w:type="spellStart"/>
+              <w:t>~IdentificationManagementPort</w:t>
+            </w:r>
+          </w:p>
+        </w:tc>
+        <w:tc>
+          <w:tcPr>
+            <w:tcW w:w="2160" w:type="dxa"/>
+          </w:tcPr>
+          <w:p>
+            <w:pPr>
+              <w:cnfStyle w:val="000000100000" w:firstRow="0" w:lastRow="0" w:firstColumn="0" w:lastColumn="0" w:oddVBand="0" w:evenVBand="0" w:oddHBand="1" w:evenHBand="0" w:firstRowFirstColumn="0" w:firstRowLastColumn="0" w:lastRowFirstColumn="0" w:lastRowLastColumn="0"/>
+            </w:pPr>
             <w:r>
               <w:t>IdentificationManagementPort</w:t>
             </w:r>
-            <w:proofErr w:type="spellEnd"/>
-          </w:p>
-        </w:tc>
-        <w:tc>
-          <w:tcPr>
-            <w:tcW w:w="2160" w:type="dxa"/>
-          </w:tcPr>
-          <w:p>
-            <w:pPr>
-              <w:cnfStyle w:val="000000100000" w:firstRow="0" w:lastRow="0" w:firstColumn="0" w:lastColumn="0" w:oddVBand="0" w:evenVBand="0" w:oddHBand="1" w:evenHBand="0" w:firstRowFirstColumn="0" w:firstRowLastColumn="0" w:lastRowFirstColumn="0" w:lastRowLastColumn="0"/>
-            </w:pPr>
-            <w:proofErr w:type="spellStart"/>
-            <w:r>
-              <w:t>IdentificationManagementPort</w:t>
-            </w:r>
-            <w:proofErr w:type="spellEnd"/>
           </w:p>
         </w:tc>
         <w:tc>
@@ -21727,11 +19755,9 @@
             <w:tcW w:w="2160" w:type="dxa"/>
           </w:tcPr>
           <w:p>
-            <w:proofErr w:type="spellStart"/>
             <w:r>
               <w:t>QueryAPI</w:t>
             </w:r>
-            <w:proofErr w:type="spellEnd"/>
           </w:p>
         </w:tc>
         <w:tc>
@@ -21778,56 +19804,7 @@
     <w:p/>
     <w:p>
       <w:r>
-        <w:t xml:space="preserve">Each flow is a typed ref flow with explicit "from </w:t>
-      </w:r>
-      <w:proofErr w:type="spellStart"/>
-      <w:r>
-        <w:t>requester.X</w:t>
-      </w:r>
-      <w:proofErr w:type="spellEnd"/>
-      <w:r>
-        <w:t xml:space="preserve"> to </w:t>
-      </w:r>
-      <w:proofErr w:type="spellStart"/>
-      <w:r>
-        <w:t>provider.X</w:t>
-      </w:r>
-      <w:proofErr w:type="spellEnd"/>
-      <w:r>
-        <w:t xml:space="preserve">" direction for requests and "from </w:t>
-      </w:r>
-      <w:proofErr w:type="spellStart"/>
-      <w:proofErr w:type="gramStart"/>
-      <w:r>
-        <w:t>provider.Y</w:t>
-      </w:r>
-      <w:proofErr w:type="spellEnd"/>
-      <w:proofErr w:type="gramEnd"/>
-      <w:r>
-        <w:t xml:space="preserve"> to </w:t>
-      </w:r>
-      <w:proofErr w:type="spellStart"/>
-      <w:proofErr w:type="gramStart"/>
-      <w:r>
-        <w:t>requester.Y</w:t>
-      </w:r>
-      <w:proofErr w:type="spellEnd"/>
-      <w:proofErr w:type="gramEnd"/>
-      <w:r>
-        <w:t>" for responses, using fully qualified PIM_</w:t>
-      </w:r>
-      <w:proofErr w:type="gramStart"/>
-      <w:r>
-        <w:t>IS::</w:t>
-      </w:r>
-      <w:proofErr w:type="spellStart"/>
-      <w:proofErr w:type="gramEnd"/>
-      <w:r>
-        <w:t>DataModel</w:t>
-      </w:r>
-      <w:proofErr w:type="spellEnd"/>
-      <w:r>
-        <w:t xml:space="preserve"> types.</w:t>
+        <w:t>Each flow is a typed ref flow with explicit "from requester.X to provider.X" direction for requests and "from provider.Y to requester.Y" for responses, using fully qualified PIM_IS::DataModel types.</w:t>
       </w:r>
     </w:p>
     <w:p>
@@ -21850,29 +19827,8 @@
       </w:r>
       <w:r>
         <w:br/>
-        <w:t>(</w:t>
-      </w:r>
-      <w:proofErr w:type="spellStart"/>
-      <w:r>
-        <w:t>MagicDraw</w:t>
-      </w:r>
-      <w:proofErr w:type="spellEnd"/>
-      <w:r>
-        <w:t xml:space="preserve">: Interface Definition Diagram showing </w:t>
-      </w:r>
-      <w:proofErr w:type="spellStart"/>
-      <w:r>
-        <w:t>IdentificationManagementAPI</w:t>
-      </w:r>
-      <w:proofErr w:type="spellEnd"/>
-      <w:r>
-        <w:t xml:space="preserve"> and </w:t>
-      </w:r>
-      <w:proofErr w:type="spellStart"/>
-      <w:r>
-        <w:t>QueryAPI</w:t>
-      </w:r>
-      <w:proofErr w:type="spellEnd"/>
+        <w:t>(MagicDraw: Interface Definition Diagram showing IdentificationManagementAPI and QueryAPI</w:t>
+      </w:r>
       <w:r>
         <w:br/>
         <w:t>with port types, conjugation (~), and flow definitions)</w:t>
@@ -21990,11 +19946,9 @@
             <w:tcW w:w="1728" w:type="dxa"/>
           </w:tcPr>
           <w:p>
-            <w:proofErr w:type="spellStart"/>
             <w:r>
               <w:t>RegisterIdentity</w:t>
             </w:r>
-            <w:proofErr w:type="spellEnd"/>
           </w:p>
         </w:tc>
         <w:tc>
@@ -22019,15 +19973,7 @@
               <w:cnfStyle w:val="000000100000" w:firstRow="0" w:lastRow="0" w:firstColumn="0" w:lastColumn="0" w:oddVBand="0" w:evenVBand="0" w:oddHBand="1" w:evenHBand="0" w:firstRowFirstColumn="0" w:firstRowLastColumn="0" w:lastRowFirstColumn="0" w:lastRowLastColumn="0"/>
             </w:pPr>
             <w:r>
-              <w:t>FR-</w:t>
-            </w:r>
-            <w:proofErr w:type="gramStart"/>
-            <w:r>
-              <w:t>001..</w:t>
-            </w:r>
-            <w:proofErr w:type="gramEnd"/>
-            <w:r>
-              <w:t>005</w:t>
+              <w:t>FR-001..005</w:t>
             </w:r>
           </w:p>
         </w:tc>
@@ -22040,15 +19986,7 @@
               <w:cnfStyle w:val="000000100000" w:firstRow="0" w:lastRow="0" w:firstColumn="0" w:lastColumn="0" w:oddVBand="0" w:evenVBand="0" w:oddHBand="1" w:evenHBand="0" w:firstRowFirstColumn="0" w:firstRowLastColumn="0" w:lastRowFirstColumn="0" w:lastRowLastColumn="0"/>
             </w:pPr>
             <w:r>
-              <w:t xml:space="preserve">ID </w:t>
-            </w:r>
-            <w:proofErr w:type="gramStart"/>
-            <w:r>
-              <w:t>not exists</w:t>
-            </w:r>
-            <w:proofErr w:type="gramEnd"/>
-            <w:r>
-              <w:t>, schema valid, auth</w:t>
+              <w:t>ID not exists, schema valid, auth</w:t>
             </w:r>
           </w:p>
         </w:tc>
@@ -22073,11 +20011,9 @@
             <w:tcW w:w="1728" w:type="dxa"/>
           </w:tcPr>
           <w:p>
-            <w:proofErr w:type="spellStart"/>
             <w:r>
               <w:t>CreateIdentity</w:t>
             </w:r>
-            <w:proofErr w:type="spellEnd"/>
           </w:p>
         </w:tc>
         <w:tc>
@@ -22102,15 +20038,7 @@
               <w:cnfStyle w:val="000000000000" w:firstRow="0" w:lastRow="0" w:firstColumn="0" w:lastColumn="0" w:oddVBand="0" w:evenVBand="0" w:oddHBand="0" w:evenHBand="0" w:firstRowFirstColumn="0" w:firstRowLastColumn="0" w:lastRowFirstColumn="0" w:lastRowLastColumn="0"/>
             </w:pPr>
             <w:r>
-              <w:t>FR-</w:t>
-            </w:r>
-            <w:proofErr w:type="gramStart"/>
-            <w:r>
-              <w:t>003..</w:t>
-            </w:r>
-            <w:proofErr w:type="gramEnd"/>
-            <w:r>
-              <w:t>005</w:t>
+              <w:t>FR-003..005</w:t>
             </w:r>
           </w:p>
         </w:tc>
@@ -22151,11 +20079,9 @@
             <w:tcW w:w="1728" w:type="dxa"/>
           </w:tcPr>
           <w:p>
-            <w:proofErr w:type="spellStart"/>
             <w:r>
               <w:t>UpdateIdentityProperties</w:t>
             </w:r>
-            <w:proofErr w:type="spellEnd"/>
           </w:p>
         </w:tc>
         <w:tc>
@@ -22218,11 +20144,9 @@
             <w:tcW w:w="1728" w:type="dxa"/>
           </w:tcPr>
           <w:p>
-            <w:proofErr w:type="spellStart"/>
             <w:r>
               <w:t>UpdateIdentityState</w:t>
             </w:r>
-            <w:proofErr w:type="spellEnd"/>
           </w:p>
         </w:tc>
         <w:tc>
@@ -22247,15 +20171,7 @@
               <w:cnfStyle w:val="000000000000" w:firstRow="0" w:lastRow="0" w:firstColumn="0" w:lastColumn="0" w:oddVBand="0" w:evenVBand="0" w:oddHBand="0" w:evenHBand="0" w:firstRowFirstColumn="0" w:firstRowLastColumn="0" w:lastRowFirstColumn="0" w:lastRowLastColumn="0"/>
             </w:pPr>
             <w:r>
-              <w:t>FR-</w:t>
-            </w:r>
-            <w:proofErr w:type="gramStart"/>
-            <w:r>
-              <w:t>008..</w:t>
-            </w:r>
-            <w:proofErr w:type="gramEnd"/>
-            <w:r>
-              <w:t>011</w:t>
+              <w:t>FR-008..011</w:t>
             </w:r>
           </w:p>
         </w:tc>
@@ -22296,11 +20212,9 @@
             <w:tcW w:w="1728" w:type="dxa"/>
           </w:tcPr>
           <w:p>
-            <w:proofErr w:type="spellStart"/>
             <w:r>
               <w:t>MergeIdentities</w:t>
             </w:r>
-            <w:proofErr w:type="spellEnd"/>
           </w:p>
         </w:tc>
         <w:tc>
@@ -22325,15 +20239,7 @@
               <w:cnfStyle w:val="000000100000" w:firstRow="0" w:lastRow="0" w:firstColumn="0" w:lastColumn="0" w:oddVBand="0" w:evenVBand="0" w:oddHBand="1" w:evenHBand="0" w:firstRowFirstColumn="0" w:firstRowLastColumn="0" w:lastRowFirstColumn="0" w:lastRowLastColumn="0"/>
             </w:pPr>
             <w:r>
-              <w:t>FR-</w:t>
-            </w:r>
-            <w:proofErr w:type="gramStart"/>
-            <w:r>
-              <w:t>012..</w:t>
-            </w:r>
-            <w:proofErr w:type="gramEnd"/>
-            <w:r>
-              <w:t>015</w:t>
+              <w:t>FR-012..015</w:t>
             </w:r>
           </w:p>
         </w:tc>
@@ -22371,11 +20277,9 @@
             <w:tcW w:w="1728" w:type="dxa"/>
           </w:tcPr>
           <w:p>
-            <w:proofErr w:type="spellStart"/>
             <w:r>
               <w:t>UnmergeIdentities</w:t>
             </w:r>
-            <w:proofErr w:type="spellEnd"/>
           </w:p>
         </w:tc>
         <w:tc>
@@ -22441,11 +20345,9 @@
             <w:tcW w:w="1728" w:type="dxa"/>
           </w:tcPr>
           <w:p>
-            <w:proofErr w:type="spellStart"/>
             <w:r>
               <w:t>LinkIdentities</w:t>
             </w:r>
-            <w:proofErr w:type="spellEnd"/>
           </w:p>
         </w:tc>
         <w:tc>
@@ -22470,15 +20372,7 @@
               <w:cnfStyle w:val="000000100000" w:firstRow="0" w:lastRow="0" w:firstColumn="0" w:lastColumn="0" w:oddVBand="0" w:evenVBand="0" w:oddHBand="1" w:evenHBand="0" w:firstRowFirstColumn="0" w:firstRowLastColumn="0" w:lastRowFirstColumn="0" w:lastRowLastColumn="0"/>
             </w:pPr>
             <w:r>
-              <w:t>FR-</w:t>
-            </w:r>
-            <w:proofErr w:type="gramStart"/>
-            <w:r>
-              <w:t>018..</w:t>
-            </w:r>
-            <w:proofErr w:type="gramEnd"/>
-            <w:r>
-              <w:t>020</w:t>
+              <w:t>FR-018..020</w:t>
             </w:r>
           </w:p>
         </w:tc>
@@ -22516,11 +20410,9 @@
             <w:tcW w:w="1728" w:type="dxa"/>
           </w:tcPr>
           <w:p>
-            <w:proofErr w:type="spellStart"/>
             <w:r>
               <w:t>UnlinkIdentity</w:t>
             </w:r>
-            <w:proofErr w:type="spellEnd"/>
           </w:p>
         </w:tc>
         <w:tc>
@@ -22586,11 +20478,9 @@
             <w:tcW w:w="1728" w:type="dxa"/>
           </w:tcPr>
           <w:p>
-            <w:proofErr w:type="spellStart"/>
             <w:r>
               <w:t>RemoveIdentityInstance</w:t>
             </w:r>
-            <w:proofErr w:type="spellEnd"/>
           </w:p>
         </w:tc>
         <w:tc>
@@ -22615,15 +20505,7 @@
               <w:cnfStyle w:val="000000100000" w:firstRow="0" w:lastRow="0" w:firstColumn="0" w:lastColumn="0" w:oddVBand="0" w:evenVBand="0" w:oddHBand="1" w:evenHBand="0" w:firstRowFirstColumn="0" w:firstRowLastColumn="0" w:lastRowFirstColumn="0" w:lastRowLastColumn="0"/>
             </w:pPr>
             <w:r>
-              <w:t>FR-</w:t>
-            </w:r>
-            <w:proofErr w:type="gramStart"/>
-            <w:r>
-              <w:t>022..</w:t>
-            </w:r>
-            <w:proofErr w:type="gramEnd"/>
-            <w:r>
-              <w:t>024</w:t>
+              <w:t>FR-022..024</w:t>
             </w:r>
           </w:p>
         </w:tc>
@@ -22661,12 +20543,10 @@
             <w:tcW w:w="1728" w:type="dxa"/>
           </w:tcPr>
           <w:p>
-            <w:proofErr w:type="spellStart"/>
             <w:r>
               <w:lastRenderedPageBreak/>
               <w:t>GetAllInformation</w:t>
             </w:r>
-            <w:proofErr w:type="spellEnd"/>
           </w:p>
         </w:tc>
         <w:tc>
@@ -22732,11 +20612,9 @@
             <w:tcW w:w="1728" w:type="dxa"/>
           </w:tcPr>
           <w:p>
-            <w:proofErr w:type="spellStart"/>
             <w:r>
               <w:t>FindIdentitiesByProperty</w:t>
             </w:r>
-            <w:proofErr w:type="spellEnd"/>
           </w:p>
         </w:tc>
         <w:tc>
@@ -22799,11 +20677,9 @@
             <w:tcW w:w="1728" w:type="dxa"/>
           </w:tcPr>
           <w:p>
-            <w:proofErr w:type="spellStart"/>
             <w:r>
               <w:t>ListLinkedIdentities</w:t>
             </w:r>
-            <w:proofErr w:type="spellEnd"/>
           </w:p>
         </w:tc>
         <w:tc>
@@ -22869,11 +20745,9 @@
             <w:tcW w:w="1728" w:type="dxa"/>
           </w:tcPr>
           <w:p>
-            <w:proofErr w:type="spellStart"/>
             <w:r>
               <w:t>RequestIdentityUpdateNotifications</w:t>
             </w:r>
-            <w:proofErr w:type="spellEnd"/>
           </w:p>
         </w:tc>
         <w:tc>
@@ -22936,11 +20810,9 @@
             <w:tcW w:w="1728" w:type="dxa"/>
           </w:tcPr>
           <w:p>
-            <w:proofErr w:type="spellStart"/>
             <w:r>
               <w:t>UpdateNotificationSubscription</w:t>
             </w:r>
-            <w:proofErr w:type="spellEnd"/>
           </w:p>
         </w:tc>
         <w:tc>
@@ -23006,11 +20878,9 @@
             <w:tcW w:w="1728" w:type="dxa"/>
           </w:tcPr>
           <w:p>
-            <w:proofErr w:type="spellStart"/>
             <w:r>
               <w:t>NotifyIdentityUpdates</w:t>
             </w:r>
-            <w:proofErr w:type="spellEnd"/>
           </w:p>
         </w:tc>
         <w:tc>
@@ -23088,23 +20958,7 @@
       </w:r>
       <w:r>
         <w:br/>
-        <w:t>(</w:t>
-      </w:r>
-      <w:proofErr w:type="spellStart"/>
-      <w:r>
-        <w:t>MagicDraw</w:t>
-      </w:r>
-      <w:proofErr w:type="spellEnd"/>
-      <w:r>
-        <w:t xml:space="preserve">: Activity Diagram showing all 15 action </w:t>
-      </w:r>
-      <w:proofErr w:type="spellStart"/>
-      <w:r>
-        <w:t>defs</w:t>
-      </w:r>
-      <w:proofErr w:type="spellEnd"/>
-      <w:r>
-        <w:t xml:space="preserve"> with their</w:t>
+        <w:t>(MagicDraw: Activity Diagram showing all 15 action defs with their</w:t>
       </w:r>
       <w:r>
         <w:br/>
@@ -23129,15 +20983,7 @@
     </w:p>
     <w:p>
       <w:r>
-        <w:t xml:space="preserve">Six behavioral flow action </w:t>
-      </w:r>
-      <w:proofErr w:type="spellStart"/>
-      <w:r>
-        <w:t>defs</w:t>
-      </w:r>
-      <w:proofErr w:type="spellEnd"/>
-      <w:r>
-        <w:t xml:space="preserve"> model multi-step workflow orchestrations derived from CIM business scenarios that compose multiple normative PIM operations. Only workflows with genuine multi-operation composition are modeled; single-operation scenarios are not given flows.</w:t>
+        <w:t>Six behavioral flow action defs model multi-step workflow orchestrations derived from CIM business scenarios that compose multiple normative PIM operations. Only workflows with genuine multi-operation composition are modeled; single-operation scenarios are not given flows.</w:t>
       </w:r>
     </w:p>
     <w:p>
@@ -23146,14 +20992,9 @@
       </w:pPr>
       <w:bookmarkStart w:id="51" w:name="_Toc223503404"/>
       <w:r>
-        <w:t xml:space="preserve">12.x </w:t>
-      </w:r>
-      <w:proofErr w:type="spellStart"/>
-      <w:r>
-        <w:t>CreateNewPatientFlow</w:t>
+        <w:t>12.x CreateNewPatientFlow</w:t>
       </w:r>
       <w:bookmarkEnd w:id="51"/>
-      <w:proofErr w:type="spellEnd"/>
     </w:p>
     <w:p>
       <w:r>
@@ -23162,29 +21003,8 @@
     </w:p>
     <w:p>
       <w:r>
-        <w:t xml:space="preserve">Composition: </w:t>
-      </w:r>
-      <w:proofErr w:type="spellStart"/>
-      <w:r>
-        <w:t>FindIdentitiesByProperty</w:t>
-      </w:r>
-      <w:proofErr w:type="spellEnd"/>
-      <w:r>
-        <w:t xml:space="preserve"> -&gt; </w:t>
-      </w:r>
-      <w:proofErr w:type="spellStart"/>
-      <w:r>
-        <w:t>FindIdentitiesByProperty</w:t>
-      </w:r>
-      <w:proofErr w:type="spellEnd"/>
-      <w:r>
-        <w:t xml:space="preserve"> -&gt; </w:t>
-      </w:r>
-      <w:proofErr w:type="spellStart"/>
-      <w:r>
-        <w:t>RegisterIdentity</w:t>
-      </w:r>
-      <w:proofErr w:type="spellEnd"/>
+        <w:t>Composition: FindIdentitiesByProperty -&gt; FindIdentitiesByProperty -&gt; RegisterIdentity</w:t>
+      </w:r>
     </w:p>
     <w:p>
       <w:r>
@@ -23197,14 +21017,9 @@
       </w:pPr>
       <w:bookmarkStart w:id="52" w:name="_Toc223503405"/>
       <w:r>
-        <w:t xml:space="preserve">12.x </w:t>
-      </w:r>
-      <w:proofErr w:type="spellStart"/>
-      <w:r>
-        <w:t>LinkOrMergeEntitiesFlow</w:t>
+        <w:t>12.x LinkOrMergeEntitiesFlow</w:t>
       </w:r>
       <w:bookmarkEnd w:id="52"/>
-      <w:proofErr w:type="spellEnd"/>
     </w:p>
     <w:p>
       <w:r>
@@ -23213,41 +21028,12 @@
     </w:p>
     <w:p>
       <w:r>
-        <w:t xml:space="preserve">Composition: </w:t>
-      </w:r>
-      <w:proofErr w:type="spellStart"/>
-      <w:r>
-        <w:t>FindIdentitiesByProperty</w:t>
-      </w:r>
-      <w:proofErr w:type="spellEnd"/>
-      <w:r>
-        <w:t xml:space="preserve"> -&gt; [decide] -&gt; </w:t>
-      </w:r>
-      <w:proofErr w:type="spellStart"/>
-      <w:r>
-        <w:t>LinkIdentities</w:t>
-      </w:r>
-      <w:proofErr w:type="spellEnd"/>
-      <w:r>
-        <w:t xml:space="preserve"> | </w:t>
-      </w:r>
-      <w:proofErr w:type="spellStart"/>
-      <w:r>
-        <w:t>MergeIdentities</w:t>
-      </w:r>
-      <w:proofErr w:type="spellEnd"/>
+        <w:t>Composition: FindIdentitiesByProperty -&gt; [decide] -&gt; LinkIdentities | MergeIdentities</w:t>
+      </w:r>
     </w:p>
     <w:p>
       <w:r>
-        <w:t xml:space="preserve">Nancy finds </w:t>
-      </w:r>
-      <w:proofErr w:type="gramStart"/>
-      <w:r>
-        <w:t>duplicates, then</w:t>
-      </w:r>
-      <w:proofErr w:type="gramEnd"/>
-      <w:r>
-        <w:t xml:space="preserve"> based on hospital policy either links or merges them.</w:t>
+        <w:t>Nancy finds duplicates, then based on hospital policy either links or merges them.</w:t>
       </w:r>
     </w:p>
     <w:p>
@@ -23256,14 +21042,9 @@
       </w:pPr>
       <w:bookmarkStart w:id="53" w:name="_Toc223503406"/>
       <w:r>
-        <w:t xml:space="preserve">12.x </w:t>
-      </w:r>
-      <w:proofErr w:type="spellStart"/>
-      <w:r>
-        <w:t>UpdateDemographicsFlow</w:t>
+        <w:t>12.x UpdateDemographicsFlow</w:t>
       </w:r>
       <w:bookmarkEnd w:id="53"/>
-      <w:proofErr w:type="spellEnd"/>
     </w:p>
     <w:p>
       <w:r>
@@ -23272,29 +21053,8 @@
     </w:p>
     <w:p>
       <w:r>
-        <w:t xml:space="preserve">Composition: </w:t>
-      </w:r>
-      <w:proofErr w:type="spellStart"/>
-      <w:r>
-        <w:t>FindIdentitiesByProperty</w:t>
-      </w:r>
-      <w:proofErr w:type="spellEnd"/>
-      <w:r>
-        <w:t xml:space="preserve"> -&gt; </w:t>
-      </w:r>
-      <w:proofErr w:type="spellStart"/>
-      <w:r>
-        <w:t>GetAllInformation</w:t>
-      </w:r>
-      <w:proofErr w:type="spellEnd"/>
-      <w:r>
-        <w:t xml:space="preserve"> -&gt; </w:t>
-      </w:r>
-      <w:proofErr w:type="spellStart"/>
-      <w:r>
-        <w:t>UpdateIdentityProperties</w:t>
-      </w:r>
-      <w:proofErr w:type="spellEnd"/>
+        <w:t>Composition: FindIdentitiesByProperty -&gt; GetAllInformation -&gt; UpdateIdentityProperties</w:t>
+      </w:r>
     </w:p>
     <w:p>
       <w:r>
@@ -23307,14 +21067,9 @@
       </w:pPr>
       <w:bookmarkStart w:id="54" w:name="_Toc223503407"/>
       <w:r>
-        <w:t xml:space="preserve">12.x </w:t>
-      </w:r>
-      <w:proofErr w:type="spellStart"/>
-      <w:r>
-        <w:t>UnlinkEntityFlow</w:t>
+        <w:t>12.x UnlinkEntityFlow</w:t>
       </w:r>
       <w:bookmarkEnd w:id="54"/>
-      <w:proofErr w:type="spellEnd"/>
     </w:p>
     <w:p>
       <w:r>
@@ -23323,49 +21078,12 @@
     </w:p>
     <w:p>
       <w:r>
-        <w:t xml:space="preserve">Composition: </w:t>
-      </w:r>
-      <w:proofErr w:type="spellStart"/>
-      <w:r>
-        <w:t>FindIdentitiesByProperty</w:t>
-      </w:r>
-      <w:proofErr w:type="spellEnd"/>
-      <w:r>
-        <w:t xml:space="preserve"> -&gt; </w:t>
-      </w:r>
-      <w:proofErr w:type="spellStart"/>
-      <w:r>
-        <w:t>ListLinkedIdentities</w:t>
-      </w:r>
-      <w:proofErr w:type="spellEnd"/>
-      <w:r>
-        <w:t xml:space="preserve"> -&gt; </w:t>
-      </w:r>
-      <w:proofErr w:type="spellStart"/>
-      <w:r>
-        <w:t>UnlinkIdentity</w:t>
-      </w:r>
-      <w:proofErr w:type="spellEnd"/>
+        <w:t>Composition: FindIdentitiesByProperty -&gt; ListLinkedIdentities -&gt; UnlinkIdentity</w:t>
+      </w:r>
     </w:p>
     <w:p>
       <w:r>
-        <w:t xml:space="preserve">Carol discovers erroneous </w:t>
-      </w:r>
-      <w:proofErr w:type="gramStart"/>
-      <w:r>
-        <w:t>link</w:t>
-      </w:r>
-      <w:proofErr w:type="gramEnd"/>
-      <w:r>
-        <w:t xml:space="preserve">, retrieves alias </w:t>
-      </w:r>
-      <w:proofErr w:type="gramStart"/>
-      <w:r>
-        <w:t>list</w:t>
-      </w:r>
-      <w:proofErr w:type="gramEnd"/>
-      <w:r>
-        <w:t>, reviews and requests unlink.</w:t>
+        <w:t>Carol discovers erroneous link, retrieves alias list, reviews and requests unlink.</w:t>
       </w:r>
     </w:p>
     <w:p>
@@ -23374,14 +21092,9 @@
       </w:pPr>
       <w:bookmarkStart w:id="55" w:name="_Toc223503408"/>
       <w:r>
-        <w:t xml:space="preserve">12.x </w:t>
-      </w:r>
-      <w:proofErr w:type="spellStart"/>
-      <w:r>
-        <w:t>UnattendedEncounterFlow</w:t>
+        <w:t>12.x UnattendedEncounterFlow</w:t>
       </w:r>
       <w:bookmarkEnd w:id="55"/>
-      <w:proofErr w:type="spellEnd"/>
     </w:p>
     <w:p>
       <w:r>
@@ -23390,23 +21103,7 @@
     </w:p>
     <w:p>
       <w:r>
-        <w:t xml:space="preserve">Composition: </w:t>
-      </w:r>
-      <w:proofErr w:type="spellStart"/>
-      <w:r>
-        <w:t>FindIdentitiesByProperty</w:t>
-      </w:r>
-      <w:proofErr w:type="spellEnd"/>
-      <w:r>
-        <w:t xml:space="preserve"> -&gt; [decide] -&gt; </w:t>
-      </w:r>
-      <w:proofErr w:type="spellStart"/>
-      <w:r>
-        <w:t>CreateIdentity</w:t>
-      </w:r>
-      <w:proofErr w:type="spellEnd"/>
-      <w:r>
-        <w:t xml:space="preserve"> | complete | await</w:t>
+        <w:t>Composition: FindIdentitiesByProperty -&gt; [decide] -&gt; CreateIdentity | complete | await</w:t>
       </w:r>
     </w:p>
     <w:p>
@@ -23420,14 +21117,9 @@
       </w:pPr>
       <w:bookmarkStart w:id="56" w:name="_Toc223503409"/>
       <w:r>
-        <w:t xml:space="preserve">12.x </w:t>
-      </w:r>
-      <w:proofErr w:type="spellStart"/>
-      <w:r>
-        <w:t>CrossRegionLinkFlow</w:t>
+        <w:t>12.x CrossRegionLinkFlow</w:t>
       </w:r>
       <w:bookmarkEnd w:id="56"/>
-      <w:proofErr w:type="spellEnd"/>
     </w:p>
     <w:p>
       <w:r>
@@ -23436,29 +21128,8 @@
     </w:p>
     <w:p>
       <w:r>
-        <w:t xml:space="preserve">Composition: </w:t>
-      </w:r>
-      <w:proofErr w:type="spellStart"/>
-      <w:r>
-        <w:t>FindIdentitiesByProperty</w:t>
-      </w:r>
-      <w:proofErr w:type="spellEnd"/>
-      <w:r>
-        <w:t xml:space="preserve"> -&gt; </w:t>
-      </w:r>
-      <w:proofErr w:type="spellStart"/>
-      <w:r>
-        <w:t>RegisterIdentity</w:t>
-      </w:r>
-      <w:proofErr w:type="spellEnd"/>
-      <w:r>
-        <w:t xml:space="preserve"> -&gt; </w:t>
-      </w:r>
-      <w:proofErr w:type="spellStart"/>
-      <w:r>
-        <w:t>LinkIdentities</w:t>
-      </w:r>
-      <w:proofErr w:type="spellEnd"/>
+        <w:t>Composition: FindIdentitiesByProperty -&gt; RegisterIdentity -&gt; LinkIdentities</w:t>
+      </w:r>
     </w:p>
     <w:p>
       <w:r>
@@ -23486,15 +21157,7 @@
       </w:r>
       <w:r>
         <w:br/>
-        <w:t>(</w:t>
-      </w:r>
-      <w:proofErr w:type="spellStart"/>
-      <w:r>
-        <w:t>MagicDraw</w:t>
-      </w:r>
-      <w:proofErr w:type="spellEnd"/>
-      <w:r>
-        <w:t>: Activity Diagrams for each of the 6 flows showing</w:t>
+        <w:t>(MagicDraw: Activity Diagrams for each of the 6 flows showing</w:t>
       </w:r>
       <w:r>
         <w:br/>
@@ -23513,75 +21176,27 @@
       </w:r>
       <w:r>
         <w:br/>
-        <w:t xml:space="preserve">  - Fig 12.1: </w:t>
-      </w:r>
-      <w:proofErr w:type="spellStart"/>
-      <w:r>
-        <w:t>CreateNewPatientFlow</w:t>
-      </w:r>
-      <w:proofErr w:type="spellEnd"/>
-      <w:r>
-        <w:t xml:space="preserve"> (sequential, 3 steps)</w:t>
+        <w:t xml:space="preserve">  - Fig 12.1: CreateNewPatientFlow (sequential, 3 steps)</w:t>
       </w:r>
       <w:r>
         <w:br/>
-        <w:t xml:space="preserve">  - Fig 12.2: </w:t>
-      </w:r>
-      <w:proofErr w:type="spellStart"/>
-      <w:r>
-        <w:t>LinkOrMergeEntitiesFlow</w:t>
-      </w:r>
-      <w:proofErr w:type="spellEnd"/>
-      <w:r>
-        <w:t xml:space="preserve"> (decision branch)</w:t>
+        <w:t xml:space="preserve">  - Fig 12.2: LinkOrMergeEntitiesFlow (decision branch)</w:t>
       </w:r>
       <w:r>
         <w:br/>
-        <w:t xml:space="preserve">  - Fig 12.3: </w:t>
-      </w:r>
-      <w:proofErr w:type="spellStart"/>
-      <w:r>
-        <w:t>UpdateDemographicsFlow</w:t>
-      </w:r>
-      <w:proofErr w:type="spellEnd"/>
-      <w:r>
-        <w:t xml:space="preserve"> (sequential, 3 steps)</w:t>
+        <w:t xml:space="preserve">  - Fig 12.3: UpdateDemographicsFlow (sequential, 3 steps)</w:t>
       </w:r>
       <w:r>
         <w:br/>
-        <w:t xml:space="preserve">  - Fig 12.4: </w:t>
-      </w:r>
-      <w:proofErr w:type="spellStart"/>
-      <w:r>
-        <w:t>UnlinkEntityFlow</w:t>
-      </w:r>
-      <w:proofErr w:type="spellEnd"/>
-      <w:r>
-        <w:t xml:space="preserve"> (sequential, 3 steps)</w:t>
+        <w:t xml:space="preserve">  - Fig 12.4: UnlinkEntityFlow (sequential, 3 steps)</w:t>
       </w:r>
       <w:r>
         <w:br/>
-        <w:t xml:space="preserve">  - Fig 12.5: </w:t>
-      </w:r>
-      <w:proofErr w:type="spellStart"/>
-      <w:r>
-        <w:t>UnattendedEncounterFlow</w:t>
-      </w:r>
-      <w:proofErr w:type="spellEnd"/>
-      <w:r>
-        <w:t xml:space="preserve"> (3-way decision)</w:t>
+        <w:t xml:space="preserve">  - Fig 12.5: UnattendedEncounterFlow (3-way decision)</w:t>
       </w:r>
       <w:r>
         <w:br/>
-        <w:t xml:space="preserve">  - Fig 12.6: </w:t>
-      </w:r>
-      <w:proofErr w:type="spellStart"/>
-      <w:r>
-        <w:t>CrossRegionLinkFlow</w:t>
-      </w:r>
-      <w:proofErr w:type="spellEnd"/>
-      <w:r>
-        <w:t xml:space="preserve"> (sequential, 3 steps)</w:t>
+        <w:t xml:space="preserve">  - Fig 12.6: CrossRegionLinkFlow (sequential, 3 steps)</w:t>
       </w:r>
     </w:p>
     <w:p>
@@ -23626,13 +21241,8 @@
       <w:bookmarkEnd w:id="59"/>
     </w:p>
     <w:p>
-      <w:proofErr w:type="spellStart"/>
-      <w:r>
-        <w:t>IdentificationServiceProvider</w:t>
-      </w:r>
-      <w:proofErr w:type="spellEnd"/>
-      <w:r>
-        <w:t xml:space="preserve"> exposes two port endpoints:</w:t>
+      <w:r>
+        <w:t>IdentificationServiceProvider exposes two port endpoints:</w:t>
       </w:r>
     </w:p>
     <w:tbl>
@@ -23698,11 +21308,9 @@
             <w:tcW w:w="2880" w:type="dxa"/>
           </w:tcPr>
           <w:p>
-            <w:proofErr w:type="spellStart"/>
             <w:r>
               <w:t>managementEndpoint</w:t>
             </w:r>
-            <w:proofErr w:type="spellEnd"/>
           </w:p>
         </w:tc>
         <w:tc>
@@ -23713,11 +21321,9 @@
             <w:pPr>
               <w:cnfStyle w:val="000000100000" w:firstRow="0" w:lastRow="0" w:firstColumn="0" w:lastColumn="0" w:oddVBand="0" w:evenVBand="0" w:oddHBand="1" w:evenHBand="0" w:firstRowFirstColumn="0" w:firstRowLastColumn="0" w:lastRowFirstColumn="0" w:lastRowLastColumn="0"/>
             </w:pPr>
-            <w:proofErr w:type="spellStart"/>
             <w:r>
               <w:t>IdentificationManagementPort</w:t>
             </w:r>
-            <w:proofErr w:type="spellEnd"/>
           </w:p>
         </w:tc>
         <w:tc>
@@ -23741,11 +21347,9 @@
             <w:tcW w:w="2880" w:type="dxa"/>
           </w:tcPr>
           <w:p>
-            <w:proofErr w:type="spellStart"/>
             <w:r>
               <w:t>queryEndpoint</w:t>
             </w:r>
-            <w:proofErr w:type="spellEnd"/>
           </w:p>
         </w:tc>
         <w:tc>
@@ -23864,11 +21468,9 @@
             <w:tcW w:w="2160" w:type="dxa"/>
           </w:tcPr>
           <w:p>
-            <w:proofErr w:type="spellStart"/>
             <w:r>
               <w:t>ClinicalSystemConsumer</w:t>
             </w:r>
-            <w:proofErr w:type="spellEnd"/>
           </w:p>
         </w:tc>
         <w:tc>
@@ -23892,35 +21494,9 @@
             <w:pPr>
               <w:cnfStyle w:val="000000100000" w:firstRow="0" w:lastRow="0" w:firstColumn="0" w:lastColumn="0" w:oddVBand="0" w:evenVBand="0" w:oddHBand="1" w:evenHBand="0" w:firstRowFirstColumn="0" w:firstRowLastColumn="0" w:lastRowFirstColumn="0" w:lastRowLastColumn="0"/>
             </w:pPr>
-            <w:proofErr w:type="spellStart"/>
-            <w:r>
-              <w:t>RegistrationClerk</w:t>
-            </w:r>
-            <w:proofErr w:type="spellEnd"/>
-            <w:r>
-              <w:t xml:space="preserve">, </w:t>
-            </w:r>
-            <w:proofErr w:type="spellStart"/>
-            <w:r>
-              <w:t>ClinicalUser</w:t>
-            </w:r>
-            <w:proofErr w:type="spellEnd"/>
-            <w:r>
-              <w:t xml:space="preserve">, </w:t>
-            </w:r>
-            <w:proofErr w:type="spellStart"/>
-            <w:r>
-              <w:t>LaboratoryClerk</w:t>
-            </w:r>
-            <w:proofErr w:type="spellEnd"/>
-            <w:r>
-              <w:t xml:space="preserve">, </w:t>
-            </w:r>
-            <w:proofErr w:type="spellStart"/>
-            <w:r>
-              <w:t>ServiceAdministrator</w:t>
-            </w:r>
-            <w:proofErr w:type="spellEnd"/>
+            <w:r>
+              <w:t>RegistrationClerk, ClinicalUser, LaboratoryClerk, ServiceAdministrator</w:t>
+            </w:r>
           </w:p>
         </w:tc>
         <w:tc>
@@ -23932,15 +21508,7 @@
               <w:cnfStyle w:val="000000100000" w:firstRow="0" w:lastRow="0" w:firstColumn="0" w:lastColumn="0" w:oddVBand="0" w:evenVBand="0" w:oddHBand="1" w:evenHBand="0" w:firstRowFirstColumn="0" w:firstRowLastColumn="0" w:lastRowFirstColumn="0" w:lastRowLastColumn="0"/>
             </w:pPr>
             <w:r>
-              <w:t>~</w:t>
-            </w:r>
-            <w:proofErr w:type="spellStart"/>
-            <w:r>
-              <w:t>ManagementPort</w:t>
-            </w:r>
-            <w:proofErr w:type="spellEnd"/>
-            <w:r>
-              <w:t xml:space="preserve"> + ~QueryPort</w:t>
+              <w:t>~ManagementPort + ~QueryPort</w:t>
             </w:r>
           </w:p>
         </w:tc>
@@ -23952,11 +21520,9 @@
             <w:tcW w:w="2160" w:type="dxa"/>
           </w:tcPr>
           <w:p>
-            <w:proofErr w:type="spellStart"/>
             <w:r>
               <w:t>ReferralSystemConsumer</w:t>
             </w:r>
-            <w:proofErr w:type="spellEnd"/>
           </w:p>
         </w:tc>
         <w:tc>
@@ -23980,19 +21546,9 @@
             <w:pPr>
               <w:cnfStyle w:val="000000000000" w:firstRow="0" w:lastRow="0" w:firstColumn="0" w:lastColumn="0" w:oddVBand="0" w:evenVBand="0" w:oddHBand="0" w:evenHBand="0" w:firstRowFirstColumn="0" w:firstRowLastColumn="0" w:lastRowFirstColumn="0" w:lastRowLastColumn="0"/>
             </w:pPr>
-            <w:proofErr w:type="spellStart"/>
-            <w:r>
-              <w:t>ExternalSystem</w:t>
-            </w:r>
-            <w:proofErr w:type="spellEnd"/>
-            <w:r>
-              <w:t xml:space="preserve">, </w:t>
-            </w:r>
-            <w:proofErr w:type="spellStart"/>
-            <w:r>
-              <w:t>ReferralSystem</w:t>
-            </w:r>
-            <w:proofErr w:type="spellEnd"/>
+            <w:r>
+              <w:t>ExternalSystem, ReferralSystem</w:t>
+            </w:r>
           </w:p>
         </w:tc>
         <w:tc>
@@ -24004,15 +21560,7 @@
               <w:cnfStyle w:val="000000000000" w:firstRow="0" w:lastRow="0" w:firstColumn="0" w:lastColumn="0" w:oddVBand="0" w:evenVBand="0" w:oddHBand="0" w:evenHBand="0" w:firstRowFirstColumn="0" w:firstRowLastColumn="0" w:lastRowFirstColumn="0" w:lastRowLastColumn="0"/>
             </w:pPr>
             <w:r>
-              <w:t>~</w:t>
-            </w:r>
-            <w:proofErr w:type="spellStart"/>
-            <w:r>
-              <w:t>ManagementPort</w:t>
-            </w:r>
-            <w:proofErr w:type="spellEnd"/>
-            <w:r>
-              <w:t xml:space="preserve"> + ~QueryPort</w:t>
+              <w:t>~ManagementPort + ~QueryPort</w:t>
             </w:r>
           </w:p>
         </w:tc>
@@ -24027,11 +21575,9 @@
             <w:tcW w:w="2160" w:type="dxa"/>
           </w:tcPr>
           <w:p>
-            <w:proofErr w:type="spellStart"/>
             <w:r>
               <w:t>FederatedISConsumer</w:t>
             </w:r>
-            <w:proofErr w:type="spellEnd"/>
           </w:p>
         </w:tc>
         <w:tc>
@@ -24055,11 +21601,9 @@
             <w:pPr>
               <w:cnfStyle w:val="000000100000" w:firstRow="0" w:lastRow="0" w:firstColumn="0" w:lastColumn="0" w:oddVBand="0" w:evenVBand="0" w:oddHBand="1" w:evenHBand="0" w:firstRowFirstColumn="0" w:firstRowLastColumn="0" w:lastRowFirstColumn="0" w:lastRowLastColumn="0"/>
             </w:pPr>
-            <w:proofErr w:type="spellStart"/>
             <w:r>
               <w:t>RegionalHealthNetwork</w:t>
             </w:r>
-            <w:proofErr w:type="spellEnd"/>
           </w:p>
         </w:tc>
         <w:tc>
@@ -24071,15 +21615,7 @@
               <w:cnfStyle w:val="000000100000" w:firstRow="0" w:lastRow="0" w:firstColumn="0" w:lastColumn="0" w:oddVBand="0" w:evenVBand="0" w:oddHBand="1" w:evenHBand="0" w:firstRowFirstColumn="0" w:firstRowLastColumn="0" w:lastRowFirstColumn="0" w:lastRowLastColumn="0"/>
             </w:pPr>
             <w:r>
-              <w:t>~</w:t>
-            </w:r>
-            <w:proofErr w:type="spellStart"/>
-            <w:r>
-              <w:t>ManagementPort</w:t>
-            </w:r>
-            <w:proofErr w:type="spellEnd"/>
-            <w:r>
-              <w:t xml:space="preserve"> + ~QueryPort</w:t>
+              <w:t>~ManagementPort + ~QueryPort</w:t>
             </w:r>
           </w:p>
         </w:tc>
@@ -24098,15 +21634,7 @@
     </w:p>
     <w:p>
       <w:r>
-        <w:t xml:space="preserve">The </w:t>
-      </w:r>
-      <w:proofErr w:type="spellStart"/>
-      <w:r>
-        <w:t>IdentificationServiceSystem</w:t>
-      </w:r>
-      <w:proofErr w:type="spellEnd"/>
-      <w:r>
-        <w:t xml:space="preserve"> top-level part definition connects all consumers to the provider using typed interface connections (6 total: 2 per consumer).</w:t>
+        <w:t>The IdentificationServiceSystem top-level part definition connects all consumers to the provider using typed interface connections (6 total: 2 per consumer).</w:t>
       </w:r>
     </w:p>
     <w:p>
@@ -24129,43 +21657,11 @@
       </w:r>
       <w:r>
         <w:br/>
-        <w:t>(</w:t>
-      </w:r>
-      <w:proofErr w:type="spellStart"/>
-      <w:r>
-        <w:t>MagicDraw</w:t>
-      </w:r>
-      <w:proofErr w:type="spellEnd"/>
-      <w:r>
-        <w:t xml:space="preserve">: Internal Block Diagram of </w:t>
-      </w:r>
-      <w:proofErr w:type="spellStart"/>
-      <w:r>
-        <w:t>IdentificationServiceSystem</w:t>
-      </w:r>
-      <w:proofErr w:type="spellEnd"/>
-      <w:r>
-        <w:t xml:space="preserve"> showing</w:t>
+        <w:t>(MagicDraw: Internal Block Diagram of IdentificationServiceSystem showing</w:t>
       </w:r>
       <w:r>
         <w:br/>
-        <w:t xml:space="preserve">provider with </w:t>
-      </w:r>
-      <w:proofErr w:type="spellStart"/>
-      <w:r>
-        <w:t>managementEndpoint</w:t>
-      </w:r>
-      <w:proofErr w:type="spellEnd"/>
-      <w:r>
-        <w:t xml:space="preserve"> and </w:t>
-      </w:r>
-      <w:proofErr w:type="spellStart"/>
-      <w:r>
-        <w:t>queryEndpoint</w:t>
-      </w:r>
-      <w:proofErr w:type="spellEnd"/>
-      <w:r>
-        <w:t xml:space="preserve"> ports,</w:t>
+        <w:t>provider with managementEndpoint and queryEndpoint ports,</w:t>
       </w:r>
       <w:r>
         <w:br/>
@@ -24486,19 +21982,9 @@
             <w:pPr>
               <w:cnfStyle w:val="000000100000" w:firstRow="0" w:lastRow="0" w:firstColumn="0" w:lastColumn="0" w:oddVBand="0" w:evenVBand="0" w:oddHBand="1" w:evenHBand="0" w:firstRowFirstColumn="0" w:firstRowLastColumn="0" w:lastRowFirstColumn="0" w:lastRowLastColumn="0"/>
             </w:pPr>
-            <w:proofErr w:type="spellStart"/>
-            <w:r>
-              <w:t>RegisterIdentity</w:t>
-            </w:r>
-            <w:proofErr w:type="spellEnd"/>
-            <w:r>
-              <w:t xml:space="preserve"> or </w:t>
-            </w:r>
-            <w:proofErr w:type="spellStart"/>
-            <w:r>
-              <w:t>CreateIdentity</w:t>
-            </w:r>
-            <w:proofErr w:type="spellEnd"/>
+            <w:r>
+              <w:t>RegisterIdentity or CreateIdentity</w:t>
+            </w:r>
           </w:p>
         </w:tc>
       </w:tr>
@@ -24548,21 +22034,8 @@
             <w:pPr>
               <w:cnfStyle w:val="000000000000" w:firstRow="0" w:lastRow="0" w:firstColumn="0" w:lastColumn="0" w:oddVBand="0" w:evenVBand="0" w:oddHBand="0" w:evenHBand="0" w:firstRowFirstColumn="0" w:firstRowLastColumn="0" w:lastRowFirstColumn="0" w:lastRowLastColumn="0"/>
             </w:pPr>
-            <w:proofErr w:type="spellStart"/>
-            <w:r>
-              <w:t>UpdateIdentityState</w:t>
-            </w:r>
-            <w:proofErr w:type="spellEnd"/>
-            <w:r>
-              <w:t xml:space="preserve"> (</w:t>
-            </w:r>
-            <w:proofErr w:type="spellStart"/>
-            <w:r>
-              <w:t>requestedStatus</w:t>
-            </w:r>
-            <w:proofErr w:type="spellEnd"/>
-            <w:r>
-              <w:t>=INACTIVE)</w:t>
+            <w:r>
+              <w:t>UpdateIdentityState (requestedStatus=INACTIVE)</w:t>
             </w:r>
           </w:p>
         </w:tc>
@@ -24616,21 +22089,8 @@
             <w:pPr>
               <w:cnfStyle w:val="000000100000" w:firstRow="0" w:lastRow="0" w:firstColumn="0" w:lastColumn="0" w:oddVBand="0" w:evenVBand="0" w:oddHBand="1" w:evenHBand="0" w:firstRowFirstColumn="0" w:firstRowLastColumn="0" w:lastRowFirstColumn="0" w:lastRowLastColumn="0"/>
             </w:pPr>
-            <w:proofErr w:type="spellStart"/>
-            <w:r>
-              <w:t>UpdateIdentityState</w:t>
-            </w:r>
-            <w:proofErr w:type="spellEnd"/>
-            <w:r>
-              <w:t xml:space="preserve"> (</w:t>
-            </w:r>
-            <w:proofErr w:type="spellStart"/>
-            <w:r>
-              <w:t>requestedStatus</w:t>
-            </w:r>
-            <w:proofErr w:type="spellEnd"/>
-            <w:r>
-              <w:t>=ACTIVE)</w:t>
+            <w:r>
+              <w:t>UpdateIdentityState (requestedStatus=ACTIVE)</w:t>
             </w:r>
           </w:p>
         </w:tc>
@@ -24642,11 +22102,9 @@
             <w:tcW w:w="2160" w:type="dxa"/>
           </w:tcPr>
           <w:p>
-            <w:proofErr w:type="spellStart"/>
             <w:r>
               <w:t>mergeDeprecation</w:t>
             </w:r>
-            <w:proofErr w:type="spellEnd"/>
           </w:p>
         </w:tc>
         <w:tc>
@@ -24683,15 +22141,8 @@
             <w:pPr>
               <w:cnfStyle w:val="000000000000" w:firstRow="0" w:lastRow="0" w:firstColumn="0" w:lastColumn="0" w:oddVBand="0" w:evenVBand="0" w:oddHBand="0" w:evenHBand="0" w:firstRowFirstColumn="0" w:firstRowLastColumn="0" w:lastRowFirstColumn="0" w:lastRowLastColumn="0"/>
             </w:pPr>
-            <w:proofErr w:type="spellStart"/>
-            <w:proofErr w:type="gramStart"/>
-            <w:r>
-              <w:t>MergeIdentities</w:t>
-            </w:r>
-            <w:proofErr w:type="spellEnd"/>
-            <w:proofErr w:type="gramEnd"/>
-            <w:r>
-              <w:t xml:space="preserve"> (source identity)</w:t>
+            <w:r>
+              <w:t>MergeIdentities (source identity)</w:t>
             </w:r>
           </w:p>
         </w:tc>
@@ -24706,11 +22157,9 @@
             <w:tcW w:w="2160" w:type="dxa"/>
           </w:tcPr>
           <w:p>
-            <w:proofErr w:type="spellStart"/>
             <w:r>
               <w:t>unmergeReinstatement</w:t>
             </w:r>
-            <w:proofErr w:type="spellEnd"/>
           </w:p>
         </w:tc>
         <w:tc>
@@ -24747,15 +22196,8 @@
             <w:pPr>
               <w:cnfStyle w:val="000000100000" w:firstRow="0" w:lastRow="0" w:firstColumn="0" w:lastColumn="0" w:oddVBand="0" w:evenVBand="0" w:oddHBand="1" w:evenHBand="0" w:firstRowFirstColumn="0" w:firstRowLastColumn="0" w:lastRowFirstColumn="0" w:lastRowLastColumn="0"/>
             </w:pPr>
-            <w:proofErr w:type="spellStart"/>
-            <w:proofErr w:type="gramStart"/>
-            <w:r>
-              <w:t>UnmergeIdentities</w:t>
-            </w:r>
-            <w:proofErr w:type="spellEnd"/>
-            <w:proofErr w:type="gramEnd"/>
-            <w:r>
-              <w:t xml:space="preserve"> (requires manual review)</w:t>
+            <w:r>
+              <w:t>UnmergeIdentities (requires manual review)</w:t>
             </w:r>
           </w:p>
         </w:tc>
@@ -24782,23 +22224,7 @@
       </w:r>
       <w:r>
         <w:br/>
-        <w:t>(</w:t>
-      </w:r>
-      <w:proofErr w:type="spellStart"/>
-      <w:r>
-        <w:t>MagicDraw</w:t>
-      </w:r>
-      <w:proofErr w:type="spellEnd"/>
-      <w:r>
-        <w:t xml:space="preserve">: State Machine Diagram for </w:t>
-      </w:r>
-      <w:proofErr w:type="spellStart"/>
-      <w:r>
-        <w:t>IdentityLifecycleState</w:t>
-      </w:r>
-      <w:proofErr w:type="spellEnd"/>
-      <w:r>
-        <w:t xml:space="preserve"> showing</w:t>
+        <w:t>(MagicDraw: State Machine Diagram for IdentityLifecycleState showing</w:t>
       </w:r>
       <w:r>
         <w:br/>
@@ -24827,15 +22253,7 @@
     </w:p>
     <w:p>
       <w:r>
-        <w:t xml:space="preserve">The </w:t>
-      </w:r>
-      <w:proofErr w:type="spellStart"/>
-      <w:r>
-        <w:t>PIM_Traceability</w:t>
-      </w:r>
-      <w:proofErr w:type="spellEnd"/>
-      <w:r>
-        <w:t xml:space="preserve"> package contains 71 dependency statements mapping every PIM element back to its CIM antecedent. Traceability covers nine categories:</w:t>
+        <w:t>The PIM_Traceability package contains 71 dependency statements mapping every PIM element back to its CIM antecedent. Traceability covers nine categories:</w:t>
       </w:r>
     </w:p>
     <w:tbl>
@@ -25261,15 +22679,7 @@
     <w:p/>
     <w:p>
       <w:r>
-        <w:t xml:space="preserve">Completeness self-check: all PIM elements have at least one CIM traceability link. No orphaned elements </w:t>
-      </w:r>
-      <w:proofErr w:type="gramStart"/>
-      <w:r>
-        <w:t>detected</w:t>
-      </w:r>
-      <w:proofErr w:type="gramEnd"/>
-      <w:r>
-        <w:t>.</w:t>
+        <w:t>Completeness self-check: all PIM elements have at least one CIM traceability link. No orphaned elements detected.</w:t>
       </w:r>
     </w:p>
     <w:p>
@@ -25292,15 +22702,7 @@
       </w:r>
       <w:r>
         <w:br/>
-        <w:t>(</w:t>
-      </w:r>
-      <w:proofErr w:type="spellStart"/>
-      <w:r>
-        <w:t>MagicDraw</w:t>
-      </w:r>
-      <w:proofErr w:type="spellEnd"/>
-      <w:r>
-        <w:t>: Matrix showing PIM elements on rows, CIM elements on columns,</w:t>
+        <w:t>(MagicDraw: Matrix showing PIM elements on rows, CIM elements on columns,</w:t>
       </w:r>
       <w:r>
         <w:br/>
@@ -25308,15 +22710,7 @@
       </w:r>
       <w:r>
         <w:br/>
-        <w:t xml:space="preserve">or exported matrix report from </w:t>
-      </w:r>
-      <w:proofErr w:type="spellStart"/>
-      <w:r>
-        <w:t>MagicDraw</w:t>
-      </w:r>
-      <w:proofErr w:type="spellEnd"/>
-      <w:r>
-        <w:t>.)</w:t>
+        <w:t>or exported matrix report from MagicDraw.)</w:t>
       </w:r>
     </w:p>
     <w:p>
@@ -25610,15 +23004,7 @@
           </w:tcPr>
           <w:p>
             <w:r>
-              <w:t xml:space="preserve">CC-10: CR </w:t>
-            </w:r>
-            <w:proofErr w:type="spellStart"/>
-            <w:r>
-              <w:t>regulatorySource</w:t>
-            </w:r>
-            <w:proofErr w:type="spellEnd"/>
-            <w:r>
-              <w:t xml:space="preserve"> attribute</w:t>
+              <w:t>CC-10: CR regulatorySource attribute</w:t>
             </w:r>
           </w:p>
         </w:tc>
@@ -25685,13 +23071,8 @@
             <w:pPr>
               <w:cnfStyle w:val="000000100000" w:firstRow="0" w:lastRow="0" w:firstColumn="0" w:lastColumn="0" w:oddVBand="0" w:evenVBand="0" w:oddHBand="1" w:evenHBand="0" w:firstRowFirstColumn="0" w:firstRowLastColumn="0" w:lastRowFirstColumn="0" w:lastRowLastColumn="0"/>
             </w:pPr>
-            <w:proofErr w:type="spellStart"/>
-            <w:r>
-              <w:t>CIM_Traceability</w:t>
-            </w:r>
-            <w:proofErr w:type="spellEnd"/>
-            <w:r>
-              <w:t xml:space="preserve"> has import statement</w:t>
+            <w:r>
+              <w:t>CIM_Traceability has import statement</w:t>
             </w:r>
           </w:p>
         </w:tc>
@@ -25704,15 +23085,7 @@
           </w:tcPr>
           <w:p>
             <w:r>
-              <w:t>NC-</w:t>
-            </w:r>
-            <w:proofErr w:type="gramStart"/>
-            <w:r>
-              <w:t>01..</w:t>
-            </w:r>
-            <w:proofErr w:type="gramEnd"/>
-            <w:r>
-              <w:t>05: Naming conventions</w:t>
+              <w:t>NC-01..05: Naming conventions</w:t>
             </w:r>
           </w:p>
         </w:tc>
@@ -25737,27 +23110,9 @@
             <w:pPr>
               <w:cnfStyle w:val="000000000000" w:firstRow="0" w:lastRow="0" w:firstColumn="0" w:lastColumn="0" w:oddVBand="0" w:evenVBand="0" w:oddHBand="0" w:evenHBand="0" w:firstRowFirstColumn="0" w:firstRowLastColumn="0" w:lastRowFirstColumn="0" w:lastRowLastColumn="0"/>
             </w:pPr>
-            <w:proofErr w:type="spellStart"/>
-            <w:r>
-              <w:t>PascalCase</w:t>
-            </w:r>
-            <w:proofErr w:type="spellEnd"/>
-            <w:r>
-              <w:t xml:space="preserve"> types, camelCase </w:t>
-            </w:r>
-            <w:proofErr w:type="spellStart"/>
-            <w:r>
-              <w:t>attrs</w:t>
-            </w:r>
-            <w:proofErr w:type="spellEnd"/>
-            <w:r>
-              <w:t xml:space="preserve">, UPPER_SNAKE </w:t>
-            </w:r>
-            <w:proofErr w:type="spellStart"/>
-            <w:r>
-              <w:t>enums</w:t>
-            </w:r>
-            <w:proofErr w:type="spellEnd"/>
+            <w:r>
+              <w:t>PascalCase types, camelCase attrs, UPPER_SNAKE enums</w:t>
+            </w:r>
           </w:p>
         </w:tc>
       </w:tr>
@@ -25772,15 +23127,7 @@
           </w:tcPr>
           <w:p>
             <w:r>
-              <w:t>DC-</w:t>
-            </w:r>
-            <w:proofErr w:type="gramStart"/>
-            <w:r>
-              <w:t>01..</w:t>
-            </w:r>
-            <w:proofErr w:type="gramEnd"/>
-            <w:r>
-              <w:t>07: Documentation</w:t>
+              <w:t>DC-01..07: Documentation</w:t>
             </w:r>
           </w:p>
         </w:tc>
@@ -25910,15 +23257,7 @@
         <w:pStyle w:val="Puntoelenco"/>
       </w:pPr>
       <w:r>
-        <w:t xml:space="preserve">DEC-001: CIM abstract attribute </w:t>
-      </w:r>
-      <w:proofErr w:type="spellStart"/>
-      <w:r>
-        <w:t>defs</w:t>
-      </w:r>
-      <w:proofErr w:type="spellEnd"/>
-      <w:r>
-        <w:t xml:space="preserve"> resolved to typed String attributes at PIM.</w:t>
+        <w:t>DEC-001: CIM abstract attribute defs resolved to typed String attributes at PIM.</w:t>
       </w:r>
     </w:p>
     <w:p>
@@ -25926,15 +23265,7 @@
         <w:pStyle w:val="Puntoelenco"/>
       </w:pPr>
       <w:r>
-        <w:t xml:space="preserve">DEC-002: PIM adds technical identifiers </w:t>
-      </w:r>
-      <w:proofErr w:type="gramStart"/>
-      <w:r>
-        <w:t>not present</w:t>
-      </w:r>
-      <w:proofErr w:type="gramEnd"/>
-      <w:r>
-        <w:t xml:space="preserve"> in CIM.</w:t>
+        <w:t>DEC-002: PIM adds technical identifiers not present in CIM.</w:t>
       </w:r>
     </w:p>
     <w:p>
@@ -25942,23 +23273,7 @@
         <w:pStyle w:val="Puntoelenco"/>
       </w:pPr>
       <w:r>
-        <w:t xml:space="preserve">DEC-003: PIM adds </w:t>
-      </w:r>
-      <w:proofErr w:type="spellStart"/>
-      <w:r>
-        <w:t>ServiceFault</w:t>
-      </w:r>
-      <w:proofErr w:type="spellEnd"/>
-      <w:r>
-        <w:t xml:space="preserve"> and </w:t>
-      </w:r>
-      <w:proofErr w:type="spellStart"/>
-      <w:r>
-        <w:t>FaultCategory</w:t>
-      </w:r>
-      <w:proofErr w:type="spellEnd"/>
-      <w:r>
-        <w:t xml:space="preserve"> for error handling.</w:t>
+        <w:t>DEC-003: PIM adds ServiceFault and FaultCategory for error handling.</w:t>
       </w:r>
     </w:p>
     <w:p>
@@ -26081,15 +23396,7 @@
               <w:cnfStyle w:val="000000100000" w:firstRow="0" w:lastRow="0" w:firstColumn="0" w:lastColumn="0" w:oddVBand="0" w:evenVBand="0" w:oddHBand="1" w:evenHBand="0" w:firstRowFirstColumn="0" w:firstRowLastColumn="0" w:lastRowFirstColumn="0" w:lastRowLastColumn="0"/>
             </w:pPr>
             <w:r>
-              <w:t xml:space="preserve">CC-10: 10 CR requirements lack formal </w:t>
-            </w:r>
-            <w:proofErr w:type="spellStart"/>
-            <w:r>
-              <w:t>regulatorySource</w:t>
-            </w:r>
-            <w:proofErr w:type="spellEnd"/>
-            <w:r>
-              <w:t xml:space="preserve"> attribute</w:t>
+              <w:t>CC-10: 10 CR requirements lack formal regulatorySource attribute</w:t>
             </w:r>
           </w:p>
         </w:tc>
@@ -26128,15 +23435,7 @@
               <w:cnfStyle w:val="000000000000" w:firstRow="0" w:lastRow="0" w:firstColumn="0" w:lastColumn="0" w:oddVBand="0" w:evenVBand="0" w:oddHBand="0" w:evenHBand="0" w:firstRowFirstColumn="0" w:firstRowLastColumn="0" w:lastRowFirstColumn="0" w:lastRowLastColumn="0"/>
             </w:pPr>
             <w:r>
-              <w:t xml:space="preserve">SC-09: </w:t>
-            </w:r>
-            <w:proofErr w:type="spellStart"/>
-            <w:r>
-              <w:t>CIM_Traceability</w:t>
-            </w:r>
-            <w:proofErr w:type="spellEnd"/>
-            <w:r>
-              <w:t xml:space="preserve"> contains import statement in nested package</w:t>
+              <w:t>SC-09: CIM_Traceability contains import statement in nested package</w:t>
             </w:r>
           </w:p>
         </w:tc>
@@ -26249,16 +23548,9 @@
             <w:tcW w:w="2160" w:type="dxa"/>
           </w:tcPr>
           <w:p>
-            <w:proofErr w:type="spellStart"/>
-            <w:r>
-              <w:t>CIM_</w:t>
-            </w:r>
-            <w:proofErr w:type="gramStart"/>
-            <w:r>
-              <w:t>IS.BusinessDomain</w:t>
-            </w:r>
-            <w:proofErr w:type="spellEnd"/>
-            <w:proofErr w:type="gramEnd"/>
+            <w:r>
+              <w:t>CIM_IS.BusinessDomain</w:t>
+            </w:r>
           </w:p>
         </w:tc>
         <w:tc>
@@ -26269,16 +23561,9 @@
             <w:pPr>
               <w:cnfStyle w:val="000000100000" w:firstRow="0" w:lastRow="0" w:firstColumn="0" w:lastColumn="0" w:oddVBand="0" w:evenVBand="0" w:oddHBand="1" w:evenHBand="0" w:firstRowFirstColumn="0" w:firstRowLastColumn="0" w:lastRowFirstColumn="0" w:lastRowLastColumn="0"/>
             </w:pPr>
-            <w:proofErr w:type="spellStart"/>
-            <w:proofErr w:type="gramStart"/>
-            <w:r>
-              <w:t>BusinessDomain</w:t>
-            </w:r>
-            <w:proofErr w:type="gramEnd"/>
-            <w:r>
-              <w:t>.sysml</w:t>
-            </w:r>
-            <w:proofErr w:type="spellEnd"/>
+            <w:r>
+              <w:t>BusinessDomain.sysml</w:t>
+            </w:r>
           </w:p>
         </w:tc>
         <w:tc>
@@ -26303,47 +23588,7 @@
               <w:cnfStyle w:val="000000100000" w:firstRow="0" w:lastRow="0" w:firstColumn="0" w:lastColumn="0" w:oddVBand="0" w:evenVBand="0" w:oddHBand="1" w:evenHBand="0" w:firstRowFirstColumn="0" w:firstRowLastColumn="0" w:lastRowFirstColumn="0" w:lastRowLastColumn="0"/>
             </w:pPr>
             <w:r>
-              <w:t xml:space="preserve">5 </w:t>
-            </w:r>
-            <w:proofErr w:type="spellStart"/>
-            <w:r>
-              <w:t>enum</w:t>
-            </w:r>
-            <w:proofErr w:type="spellEnd"/>
-            <w:r>
-              <w:t xml:space="preserve"> </w:t>
-            </w:r>
-            <w:proofErr w:type="spellStart"/>
-            <w:r>
-              <w:t>defs</w:t>
-            </w:r>
-            <w:proofErr w:type="spellEnd"/>
-            <w:r>
-              <w:t xml:space="preserve">, 14 attribute </w:t>
-            </w:r>
-            <w:proofErr w:type="spellStart"/>
-            <w:r>
-              <w:t>defs</w:t>
-            </w:r>
-            <w:proofErr w:type="spellEnd"/>
-            <w:r>
-              <w:t xml:space="preserve">, 13 item </w:t>
-            </w:r>
-            <w:proofErr w:type="spellStart"/>
-            <w:r>
-              <w:t>defs</w:t>
-            </w:r>
-            <w:proofErr w:type="spellEnd"/>
-            <w:r>
-              <w:t xml:space="preserve">, 12 connection </w:t>
-            </w:r>
-            <w:proofErr w:type="spellStart"/>
-            <w:r>
-              <w:t>defs</w:t>
-            </w:r>
-            <w:proofErr w:type="spellEnd"/>
-            <w:r>
-              <w:t>, 1 domain model</w:t>
+              <w:t>5 enum defs, 14 attribute defs, 13 item defs, 12 connection defs, 1 domain model</w:t>
             </w:r>
           </w:p>
         </w:tc>
@@ -26355,16 +23600,9 @@
             <w:tcW w:w="2160" w:type="dxa"/>
           </w:tcPr>
           <w:p>
-            <w:proofErr w:type="spellStart"/>
-            <w:r>
-              <w:t>CIM_</w:t>
-            </w:r>
-            <w:proofErr w:type="gramStart"/>
-            <w:r>
-              <w:t>IS.StakeholderModel</w:t>
-            </w:r>
-            <w:proofErr w:type="spellEnd"/>
-            <w:proofErr w:type="gramEnd"/>
+            <w:r>
+              <w:t>CIM_IS.StakeholderModel</w:t>
+            </w:r>
           </w:p>
         </w:tc>
         <w:tc>
@@ -26375,11 +23613,9 @@
             <w:pPr>
               <w:cnfStyle w:val="000000000000" w:firstRow="0" w:lastRow="0" w:firstColumn="0" w:lastColumn="0" w:oddVBand="0" w:evenVBand="0" w:oddHBand="0" w:evenHBand="0" w:firstRowFirstColumn="0" w:firstRowLastColumn="0" w:lastRowFirstColumn="0" w:lastRowLastColumn="0"/>
             </w:pPr>
-            <w:proofErr w:type="spellStart"/>
             <w:r>
               <w:t>StakeholderModel.sysml</w:t>
             </w:r>
-            <w:proofErr w:type="spellEnd"/>
           </w:p>
         </w:tc>
         <w:tc>
@@ -26404,21 +23640,8 @@
               <w:cnfStyle w:val="000000000000" w:firstRow="0" w:lastRow="0" w:firstColumn="0" w:lastColumn="0" w:oddVBand="0" w:evenVBand="0" w:oddHBand="0" w:evenHBand="0" w:firstRowFirstColumn="0" w:firstRowLastColumn="0" w:lastRowFirstColumn="0" w:lastRowLastColumn="0"/>
             </w:pPr>
             <w:r>
-              <w:t xml:space="preserve">1 abstract part def, </w:t>
-            </w:r>
-            <w:proofErr w:type="gramStart"/>
-            <w:r>
-              <w:t>9 part</w:t>
-            </w:r>
-            <w:proofErr w:type="gramEnd"/>
-            <w:r>
-              <w:t xml:space="preserve"> </w:t>
-            </w:r>
-            <w:proofErr w:type="spellStart"/>
-            <w:r>
-              <w:t>defs</w:t>
-            </w:r>
-            <w:proofErr w:type="spellEnd"/>
+              <w:t>1 abstract part def, 9 part defs</w:t>
+            </w:r>
           </w:p>
         </w:tc>
       </w:tr>
@@ -26432,16 +23655,9 @@
             <w:tcW w:w="2160" w:type="dxa"/>
           </w:tcPr>
           <w:p>
-            <w:proofErr w:type="spellStart"/>
-            <w:r>
-              <w:t>CIM_</w:t>
-            </w:r>
-            <w:proofErr w:type="gramStart"/>
-            <w:r>
-              <w:t>IS.BusinessCapabilities</w:t>
-            </w:r>
-            <w:proofErr w:type="spellEnd"/>
-            <w:proofErr w:type="gramEnd"/>
+            <w:r>
+              <w:t>CIM_IS.BusinessCapabilities</w:t>
+            </w:r>
           </w:p>
         </w:tc>
         <w:tc>
@@ -26452,11 +23668,9 @@
             <w:pPr>
               <w:cnfStyle w:val="000000100000" w:firstRow="0" w:lastRow="0" w:firstColumn="0" w:lastColumn="0" w:oddVBand="0" w:evenVBand="0" w:oddHBand="1" w:evenHBand="0" w:firstRowFirstColumn="0" w:firstRowLastColumn="0" w:lastRowFirstColumn="0" w:lastRowLastColumn="0"/>
             </w:pPr>
-            <w:proofErr w:type="spellStart"/>
             <w:r>
               <w:t>BusinessCapabilities.sysml</w:t>
             </w:r>
-            <w:proofErr w:type="spellEnd"/>
           </w:p>
         </w:tc>
         <w:tc>
@@ -26493,16 +23707,9 @@
             <w:tcW w:w="2160" w:type="dxa"/>
           </w:tcPr>
           <w:p>
-            <w:proofErr w:type="spellStart"/>
-            <w:r>
-              <w:t>CIM_</w:t>
-            </w:r>
-            <w:proofErr w:type="gramStart"/>
-            <w:r>
-              <w:t>IS.BusinessRules</w:t>
-            </w:r>
-            <w:proofErr w:type="spellEnd"/>
-            <w:proofErr w:type="gramEnd"/>
+            <w:r>
+              <w:t>CIM_IS.BusinessRules</w:t>
+            </w:r>
           </w:p>
         </w:tc>
         <w:tc>
@@ -26513,11 +23720,9 @@
             <w:pPr>
               <w:cnfStyle w:val="000000000000" w:firstRow="0" w:lastRow="0" w:firstColumn="0" w:lastColumn="0" w:oddVBand="0" w:evenVBand="0" w:oddHBand="0" w:evenHBand="0" w:firstRowFirstColumn="0" w:firstRowLastColumn="0" w:lastRowFirstColumn="0" w:lastRowLastColumn="0"/>
             </w:pPr>
-            <w:proofErr w:type="spellStart"/>
             <w:r>
               <w:t>BusinessRules.sysml</w:t>
             </w:r>
-            <w:proofErr w:type="spellEnd"/>
           </w:p>
         </w:tc>
         <w:tc>
@@ -26542,15 +23747,7 @@
               <w:cnfStyle w:val="000000000000" w:firstRow="0" w:lastRow="0" w:firstColumn="0" w:lastColumn="0" w:oddVBand="0" w:evenVBand="0" w:oddHBand="0" w:evenHBand="0" w:firstRowFirstColumn="0" w:firstRowLastColumn="0" w:lastRowFirstColumn="0" w:lastRowLastColumn="0"/>
             </w:pPr>
             <w:r>
-              <w:t xml:space="preserve">42 constraint </w:t>
-            </w:r>
-            <w:proofErr w:type="spellStart"/>
-            <w:r>
-              <w:t>defs</w:t>
-            </w:r>
-            <w:proofErr w:type="spellEnd"/>
-            <w:r>
-              <w:t xml:space="preserve"> (6 formalized)</w:t>
+              <w:t>42 constraint defs (6 formalized)</w:t>
             </w:r>
           </w:p>
         </w:tc>
@@ -26578,16 +23775,9 @@
             <w:pPr>
               <w:cnfStyle w:val="000000100000" w:firstRow="0" w:lastRow="0" w:firstColumn="0" w:lastColumn="0" w:oddVBand="0" w:evenVBand="0" w:oddHBand="1" w:evenHBand="0" w:firstRowFirstColumn="0" w:firstRowLastColumn="0" w:lastRowFirstColumn="0" w:lastRowLastColumn="0"/>
             </w:pPr>
-            <w:proofErr w:type="spellStart"/>
-            <w:proofErr w:type="gramStart"/>
-            <w:r>
-              <w:t>FunctionalRequirements</w:t>
-            </w:r>
-            <w:proofErr w:type="gramEnd"/>
-            <w:r>
-              <w:t>.sysml</w:t>
-            </w:r>
-            <w:proofErr w:type="spellEnd"/>
+            <w:r>
+              <w:t>FunctionalRequirements.sysml</w:t>
+            </w:r>
           </w:p>
         </w:tc>
         <w:tc>
@@ -26624,11 +23814,9 @@
             <w:tcW w:w="2160" w:type="dxa"/>
           </w:tcPr>
           <w:p>
-            <w:proofErr w:type="spellStart"/>
             <w:r>
               <w:t>CIM_IS.CIM_Requirements.QR</w:t>
             </w:r>
-            <w:proofErr w:type="spellEnd"/>
           </w:p>
         </w:tc>
         <w:tc>
@@ -26639,16 +23827,9 @@
             <w:pPr>
               <w:cnfStyle w:val="000000000000" w:firstRow="0" w:lastRow="0" w:firstColumn="0" w:lastColumn="0" w:oddVBand="0" w:evenVBand="0" w:oddHBand="0" w:evenHBand="0" w:firstRowFirstColumn="0" w:firstRowLastColumn="0" w:lastRowFirstColumn="0" w:lastRowLastColumn="0"/>
             </w:pPr>
-            <w:proofErr w:type="spellStart"/>
-            <w:proofErr w:type="gramStart"/>
-            <w:r>
-              <w:t>QualityRequirements</w:t>
-            </w:r>
-            <w:proofErr w:type="gramEnd"/>
-            <w:r>
-              <w:t>.sysml</w:t>
-            </w:r>
-            <w:proofErr w:type="spellEnd"/>
+            <w:r>
+              <w:t>QualityRequirements.sysml</w:t>
+            </w:r>
           </w:p>
         </w:tc>
         <w:tc>
@@ -26701,16 +23882,9 @@
             <w:pPr>
               <w:cnfStyle w:val="000000100000" w:firstRow="0" w:lastRow="0" w:firstColumn="0" w:lastColumn="0" w:oddVBand="0" w:evenVBand="0" w:oddHBand="1" w:evenHBand="0" w:firstRowFirstColumn="0" w:firstRowLastColumn="0" w:lastRowFirstColumn="0" w:lastRowLastColumn="0"/>
             </w:pPr>
-            <w:proofErr w:type="spellStart"/>
-            <w:proofErr w:type="gramStart"/>
-            <w:r>
-              <w:t>ComplianceRequirements</w:t>
-            </w:r>
-            <w:proofErr w:type="gramEnd"/>
-            <w:r>
-              <w:t>.sysml</w:t>
-            </w:r>
-            <w:proofErr w:type="spellEnd"/>
+            <w:r>
+              <w:t>ComplianceRequirements.sysml</w:t>
+            </w:r>
           </w:p>
         </w:tc>
         <w:tc>
@@ -26747,11 +23921,9 @@
             <w:tcW w:w="2160" w:type="dxa"/>
           </w:tcPr>
           <w:p>
-            <w:proofErr w:type="spellStart"/>
             <w:r>
               <w:t>CIM_IS.CIM_Traceability</w:t>
             </w:r>
-            <w:proofErr w:type="spellEnd"/>
           </w:p>
         </w:tc>
         <w:tc>
@@ -26762,11 +23934,9 @@
             <w:pPr>
               <w:cnfStyle w:val="000000000000" w:firstRow="0" w:lastRow="0" w:firstColumn="0" w:lastColumn="0" w:oddVBand="0" w:evenVBand="0" w:oddHBand="0" w:evenHBand="0" w:firstRowFirstColumn="0" w:firstRowLastColumn="0" w:lastRowFirstColumn="0" w:lastRowLastColumn="0"/>
             </w:pPr>
-            <w:proofErr w:type="spellStart"/>
             <w:r>
               <w:t>CIM_Traceability.sysml</w:t>
             </w:r>
-            <w:proofErr w:type="spellEnd"/>
           </w:p>
         </w:tc>
         <w:tc>
@@ -26806,16 +23976,9 @@
             <w:tcW w:w="2160" w:type="dxa"/>
           </w:tcPr>
           <w:p>
-            <w:proofErr w:type="spellStart"/>
-            <w:r>
-              <w:t>PIM_</w:t>
-            </w:r>
-            <w:proofErr w:type="gramStart"/>
-            <w:r>
-              <w:t>IS.DataModel</w:t>
-            </w:r>
-            <w:proofErr w:type="spellEnd"/>
-            <w:proofErr w:type="gramEnd"/>
+            <w:r>
+              <w:t>PIM_IS.DataModel</w:t>
+            </w:r>
           </w:p>
         </w:tc>
         <w:tc>
@@ -26826,11 +23989,9 @@
             <w:pPr>
               <w:cnfStyle w:val="000000100000" w:firstRow="0" w:lastRow="0" w:firstColumn="0" w:lastColumn="0" w:oddVBand="0" w:evenVBand="0" w:oddHBand="1" w:evenHBand="0" w:firstRowFirstColumn="0" w:firstRowLastColumn="0" w:lastRowFirstColumn="0" w:lastRowLastColumn="0"/>
             </w:pPr>
-            <w:proofErr w:type="spellStart"/>
             <w:r>
               <w:t>DataModel.sysml</w:t>
             </w:r>
-            <w:proofErr w:type="spellEnd"/>
           </w:p>
         </w:tc>
         <w:tc>
@@ -26855,34 +24016,8 @@
               <w:cnfStyle w:val="000000100000" w:firstRow="0" w:lastRow="0" w:firstColumn="0" w:lastColumn="0" w:oddVBand="0" w:evenVBand="0" w:oddHBand="1" w:evenHBand="0" w:firstRowFirstColumn="0" w:firstRowLastColumn="0" w:lastRowFirstColumn="0" w:lastRowLastColumn="0"/>
             </w:pPr>
             <w:r>
-              <w:t xml:space="preserve">45 </w:t>
-            </w:r>
-            <w:proofErr w:type="gramStart"/>
-            <w:r>
-              <w:t xml:space="preserve">item </w:t>
-            </w:r>
-            <w:proofErr w:type="spellStart"/>
-            <w:r>
-              <w:t>defs</w:t>
-            </w:r>
-            <w:proofErr w:type="spellEnd"/>
-            <w:proofErr w:type="gramEnd"/>
-            <w:r>
-              <w:t xml:space="preserve">, 7 </w:t>
-            </w:r>
-            <w:proofErr w:type="spellStart"/>
-            <w:r>
-              <w:t>enum</w:t>
-            </w:r>
-            <w:proofErr w:type="spellEnd"/>
-            <w:r>
-              <w:t xml:space="preserve"> </w:t>
-            </w:r>
-            <w:proofErr w:type="spellStart"/>
-            <w:r>
-              <w:t>defs</w:t>
-            </w:r>
-            <w:proofErr w:type="spellEnd"/>
+              <w:t>45 item defs, 7 enum defs</w:t>
+            </w:r>
           </w:p>
         </w:tc>
       </w:tr>
@@ -26893,17 +24028,10 @@
             <w:tcW w:w="2160" w:type="dxa"/>
           </w:tcPr>
           <w:p>
-            <w:proofErr w:type="spellStart"/>
             <w:r>
               <w:lastRenderedPageBreak/>
-              <w:t>PIM_</w:t>
-            </w:r>
-            <w:proofErr w:type="gramStart"/>
-            <w:r>
-              <w:t>IS.ServiceContracts</w:t>
-            </w:r>
-            <w:proofErr w:type="spellEnd"/>
-            <w:proofErr w:type="gramEnd"/>
+              <w:t>PIM_IS.ServiceContracts</w:t>
+            </w:r>
           </w:p>
         </w:tc>
         <w:tc>
@@ -26914,11 +24042,9 @@
             <w:pPr>
               <w:cnfStyle w:val="000000000000" w:firstRow="0" w:lastRow="0" w:firstColumn="0" w:lastColumn="0" w:oddVBand="0" w:evenVBand="0" w:oddHBand="0" w:evenHBand="0" w:firstRowFirstColumn="0" w:firstRowLastColumn="0" w:lastRowFirstColumn="0" w:lastRowLastColumn="0"/>
             </w:pPr>
-            <w:proofErr w:type="spellStart"/>
             <w:r>
               <w:t>ServiceContracts.sysml</w:t>
             </w:r>
-            <w:proofErr w:type="spellEnd"/>
           </w:p>
         </w:tc>
         <w:tc>
@@ -26943,23 +24069,7 @@
               <w:cnfStyle w:val="000000000000" w:firstRow="0" w:lastRow="0" w:firstColumn="0" w:lastColumn="0" w:oddVBand="0" w:evenVBand="0" w:oddHBand="0" w:evenHBand="0" w:firstRowFirstColumn="0" w:firstRowLastColumn="0" w:lastRowFirstColumn="0" w:lastRowLastColumn="0"/>
             </w:pPr>
             <w:r>
-              <w:t xml:space="preserve">2 port </w:t>
-            </w:r>
-            <w:proofErr w:type="spellStart"/>
-            <w:r>
-              <w:t>defs</w:t>
-            </w:r>
-            <w:proofErr w:type="spellEnd"/>
-            <w:r>
-              <w:t xml:space="preserve">, 2 interface </w:t>
-            </w:r>
-            <w:proofErr w:type="spellStart"/>
-            <w:r>
-              <w:t>defs</w:t>
-            </w:r>
-            <w:proofErr w:type="spellEnd"/>
-            <w:r>
-              <w:t>, 32 flows</w:t>
+              <w:t>2 port defs, 2 interface defs, 32 flows</w:t>
             </w:r>
           </w:p>
         </w:tc>
@@ -26974,16 +24084,9 @@
             <w:tcW w:w="2160" w:type="dxa"/>
           </w:tcPr>
           <w:p>
-            <w:proofErr w:type="spellStart"/>
-            <w:r>
-              <w:t>PIM_</w:t>
-            </w:r>
-            <w:proofErr w:type="gramStart"/>
-            <w:r>
-              <w:t>IS.Operations</w:t>
-            </w:r>
-            <w:proofErr w:type="spellEnd"/>
-            <w:proofErr w:type="gramEnd"/>
+            <w:r>
+              <w:t>PIM_IS.Operations</w:t>
+            </w:r>
           </w:p>
         </w:tc>
         <w:tc>
@@ -26994,11 +24097,9 @@
             <w:pPr>
               <w:cnfStyle w:val="000000100000" w:firstRow="0" w:lastRow="0" w:firstColumn="0" w:lastColumn="0" w:oddVBand="0" w:evenVBand="0" w:oddHBand="1" w:evenHBand="0" w:firstRowFirstColumn="0" w:firstRowLastColumn="0" w:lastRowFirstColumn="0" w:lastRowLastColumn="0"/>
             </w:pPr>
-            <w:proofErr w:type="spellStart"/>
             <w:r>
               <w:t>Operations.sysml</w:t>
             </w:r>
-            <w:proofErr w:type="spellEnd"/>
           </w:p>
         </w:tc>
         <w:tc>
@@ -27023,13 +24124,8 @@
               <w:cnfStyle w:val="000000100000" w:firstRow="0" w:lastRow="0" w:firstColumn="0" w:lastColumn="0" w:oddVBand="0" w:evenVBand="0" w:oddHBand="1" w:evenHBand="0" w:firstRowFirstColumn="0" w:firstRowLastColumn="0" w:lastRowFirstColumn="0" w:lastRowLastColumn="0"/>
             </w:pPr>
             <w:r>
-              <w:t xml:space="preserve">15 action </w:t>
-            </w:r>
-            <w:proofErr w:type="spellStart"/>
-            <w:r>
-              <w:t>defs</w:t>
-            </w:r>
-            <w:proofErr w:type="spellEnd"/>
+              <w:t>15 action defs</w:t>
+            </w:r>
           </w:p>
         </w:tc>
       </w:tr>
@@ -27040,16 +24136,9 @@
             <w:tcW w:w="2160" w:type="dxa"/>
           </w:tcPr>
           <w:p>
-            <w:proofErr w:type="spellStart"/>
-            <w:r>
-              <w:t>PIM_</w:t>
-            </w:r>
-            <w:proofErr w:type="gramStart"/>
-            <w:r>
-              <w:t>IS.BehavioralFlows</w:t>
-            </w:r>
-            <w:proofErr w:type="spellEnd"/>
-            <w:proofErr w:type="gramEnd"/>
+            <w:r>
+              <w:t>PIM_IS.BehavioralFlows</w:t>
+            </w:r>
           </w:p>
         </w:tc>
         <w:tc>
@@ -27060,11 +24149,9 @@
             <w:pPr>
               <w:cnfStyle w:val="000000000000" w:firstRow="0" w:lastRow="0" w:firstColumn="0" w:lastColumn="0" w:oddVBand="0" w:evenVBand="0" w:oddHBand="0" w:evenHBand="0" w:firstRowFirstColumn="0" w:firstRowLastColumn="0" w:lastRowFirstColumn="0" w:lastRowLastColumn="0"/>
             </w:pPr>
-            <w:proofErr w:type="spellStart"/>
             <w:r>
               <w:t>BehavioralFlows.sysml</w:t>
             </w:r>
-            <w:proofErr w:type="spellEnd"/>
           </w:p>
         </w:tc>
         <w:tc>
@@ -27089,15 +24176,7 @@
               <w:cnfStyle w:val="000000000000" w:firstRow="0" w:lastRow="0" w:firstColumn="0" w:lastColumn="0" w:oddVBand="0" w:evenVBand="0" w:oddHBand="0" w:evenHBand="0" w:firstRowFirstColumn="0" w:firstRowLastColumn="0" w:lastRowFirstColumn="0" w:lastRowLastColumn="0"/>
             </w:pPr>
             <w:r>
-              <w:t xml:space="preserve">6 action </w:t>
-            </w:r>
-            <w:proofErr w:type="spellStart"/>
-            <w:r>
-              <w:t>defs</w:t>
-            </w:r>
-            <w:proofErr w:type="spellEnd"/>
-            <w:r>
-              <w:t xml:space="preserve"> (workflow flows)</w:t>
+              <w:t>6 action defs (workflow flows)</w:t>
             </w:r>
           </w:p>
         </w:tc>
@@ -27112,16 +24191,9 @@
             <w:tcW w:w="2160" w:type="dxa"/>
           </w:tcPr>
           <w:p>
-            <w:proofErr w:type="spellStart"/>
-            <w:r>
-              <w:t>PIM_</w:t>
-            </w:r>
-            <w:proofErr w:type="gramStart"/>
-            <w:r>
-              <w:t>IS.Composition</w:t>
-            </w:r>
-            <w:proofErr w:type="spellEnd"/>
-            <w:proofErr w:type="gramEnd"/>
+            <w:r>
+              <w:t>PIM_IS.Composition</w:t>
+            </w:r>
           </w:p>
         </w:tc>
         <w:tc>
@@ -27132,11 +24204,9 @@
             <w:pPr>
               <w:cnfStyle w:val="000000100000" w:firstRow="0" w:lastRow="0" w:firstColumn="0" w:lastColumn="0" w:oddVBand="0" w:evenVBand="0" w:oddHBand="1" w:evenHBand="0" w:firstRowFirstColumn="0" w:firstRowLastColumn="0" w:lastRowFirstColumn="0" w:lastRowLastColumn="0"/>
             </w:pPr>
-            <w:proofErr w:type="spellStart"/>
             <w:r>
               <w:t>Composition.sysml</w:t>
             </w:r>
-            <w:proofErr w:type="spellEnd"/>
           </w:p>
         </w:tc>
         <w:tc>
@@ -27160,21 +24230,8 @@
             <w:pPr>
               <w:cnfStyle w:val="000000100000" w:firstRow="0" w:lastRow="0" w:firstColumn="0" w:lastColumn="0" w:oddVBand="0" w:evenVBand="0" w:oddHBand="1" w:evenHBand="0" w:firstRowFirstColumn="0" w:firstRowLastColumn="0" w:lastRowFirstColumn="0" w:lastRowLastColumn="0"/>
             </w:pPr>
-            <w:proofErr w:type="gramStart"/>
-            <w:r>
-              <w:t>5 part</w:t>
-            </w:r>
-            <w:proofErr w:type="gramEnd"/>
-            <w:r>
-              <w:t xml:space="preserve"> </w:t>
-            </w:r>
-            <w:proofErr w:type="spellStart"/>
-            <w:r>
-              <w:t>defs</w:t>
-            </w:r>
-            <w:proofErr w:type="spellEnd"/>
-            <w:r>
-              <w:t>, 1 state def, 6 interface connections</w:t>
+            <w:r>
+              <w:t>5 part defs, 1 state def, 6 interface connections</w:t>
             </w:r>
           </w:p>
         </w:tc>
@@ -27186,11 +24243,9 @@
             <w:tcW w:w="2160" w:type="dxa"/>
           </w:tcPr>
           <w:p>
-            <w:proofErr w:type="spellStart"/>
             <w:r>
               <w:t>PIM_IS.PIM_Traceability</w:t>
             </w:r>
-            <w:proofErr w:type="spellEnd"/>
           </w:p>
         </w:tc>
         <w:tc>
@@ -27201,11 +24256,9 @@
             <w:pPr>
               <w:cnfStyle w:val="000000000000" w:firstRow="0" w:lastRow="0" w:firstColumn="0" w:lastColumn="0" w:oddVBand="0" w:evenVBand="0" w:oddHBand="0" w:evenHBand="0" w:firstRowFirstColumn="0" w:firstRowLastColumn="0" w:lastRowFirstColumn="0" w:lastRowLastColumn="0"/>
             </w:pPr>
-            <w:proofErr w:type="spellStart"/>
             <w:r>
               <w:t>PIM_Traceability.sysml</w:t>
             </w:r>
-            <w:proofErr w:type="spellEnd"/>
           </w:p>
         </w:tc>
         <w:tc>
@@ -27258,11 +24311,9 @@
             <w:pPr>
               <w:cnfStyle w:val="000000100000" w:firstRow="0" w:lastRow="0" w:firstColumn="0" w:lastColumn="0" w:oddVBand="0" w:evenVBand="0" w:oddHBand="1" w:evenHBand="0" w:firstRowFirstColumn="0" w:firstRowLastColumn="0" w:lastRowFirstColumn="0" w:lastRowLastColumn="0"/>
             </w:pPr>
-            <w:proofErr w:type="spellStart"/>
             <w:r>
               <w:t>IdentificationService_Complete.sysml</w:t>
             </w:r>
-            <w:proofErr w:type="spellEnd"/>
           </w:p>
         </w:tc>
         <w:tc>
@@ -27286,13 +24337,8 @@
             <w:pPr>
               <w:cnfStyle w:val="000000100000" w:firstRow="0" w:lastRow="0" w:firstColumn="0" w:lastColumn="0" w:oddVBand="0" w:evenVBand="0" w:oddHBand="1" w:evenHBand="0" w:firstRowFirstColumn="0" w:firstRowLastColumn="0" w:lastRowFirstColumn="0" w:lastRowLastColumn="0"/>
             </w:pPr>
-            <w:proofErr w:type="gramStart"/>
-            <w:r>
-              <w:t>All of</w:t>
-            </w:r>
-            <w:proofErr w:type="gramEnd"/>
-            <w:r>
-              <w:t xml:space="preserve"> the above in single file</w:t>
+            <w:r>
+              <w:t>All of the above in single file</w:t>
             </w:r>
           </w:p>
         </w:tc>
@@ -27474,11 +24520,9 @@
             <w:tcW w:w="4320" w:type="dxa"/>
           </w:tcPr>
           <w:p>
-            <w:proofErr w:type="spellStart"/>
             <w:r>
               <w:t>PolicyDomain</w:t>
             </w:r>
-            <w:proofErr w:type="spellEnd"/>
           </w:p>
         </w:tc>
         <w:tc>
@@ -27502,11 +24546,9 @@
             <w:tcW w:w="4320" w:type="dxa"/>
           </w:tcPr>
           <w:p>
-            <w:proofErr w:type="spellStart"/>
             <w:r>
               <w:t>EntityConcept</w:t>
             </w:r>
-            <w:proofErr w:type="spellEnd"/>
           </w:p>
         </w:tc>
         <w:tc>
@@ -27518,13 +24560,8 @@
               <w:cnfStyle w:val="000000000000" w:firstRow="0" w:lastRow="0" w:firstColumn="0" w:lastColumn="0" w:oddVBand="0" w:evenVBand="0" w:oddHBand="0" w:evenHBand="0" w:firstRowFirstColumn="0" w:firstRowLastColumn="0" w:lastRowFirstColumn="0" w:lastRowLastColumn="0"/>
             </w:pPr>
             <w:r>
-              <w:t xml:space="preserve">A semantic category (e.g., Person, Device) classifying </w:t>
-            </w:r>
-            <w:proofErr w:type="spellStart"/>
-            <w:r>
-              <w:t>EntityTypes</w:t>
-            </w:r>
-            <w:proofErr w:type="spellEnd"/>
+              <w:t>A semantic category (e.g., Person, Device) classifying EntityTypes</w:t>
+            </w:r>
           </w:p>
         </w:tc>
       </w:tr>
@@ -27538,11 +24575,9 @@
             <w:tcW w:w="4320" w:type="dxa"/>
           </w:tcPr>
           <w:p>
-            <w:proofErr w:type="spellStart"/>
             <w:r>
               <w:t>EntityType</w:t>
             </w:r>
-            <w:proofErr w:type="spellEnd"/>
           </w:p>
         </w:tc>
         <w:tc>
@@ -27566,11 +24601,9 @@
             <w:tcW w:w="4320" w:type="dxa"/>
           </w:tcPr>
           <w:p>
-            <w:proofErr w:type="spellStart"/>
             <w:r>
               <w:t>EntityTypeAssignment</w:t>
             </w:r>
-            <w:proofErr w:type="spellEnd"/>
           </w:p>
         </w:tc>
         <w:tc>
@@ -27582,21 +24615,8 @@
               <w:cnfStyle w:val="000000000000" w:firstRow="0" w:lastRow="0" w:firstColumn="0" w:lastColumn="0" w:oddVBand="0" w:evenVBand="0" w:oddHBand="0" w:evenHBand="0" w:firstRowFirstColumn="0" w:firstRowLastColumn="0" w:lastRowFirstColumn="0" w:lastRowLastColumn="0"/>
             </w:pPr>
             <w:r>
-              <w:t xml:space="preserve">Bridge customizing an </w:t>
-            </w:r>
-            <w:proofErr w:type="spellStart"/>
-            <w:r>
-              <w:t>EntityType</w:t>
-            </w:r>
-            <w:proofErr w:type="spellEnd"/>
-            <w:r>
-              <w:t xml:space="preserve"> for a specific </w:t>
-            </w:r>
-            <w:proofErr w:type="spellStart"/>
-            <w:r>
-              <w:t>PolicyDomain</w:t>
-            </w:r>
-            <w:proofErr w:type="spellEnd"/>
+              <w:t>Bridge customizing an EntityType for a specific PolicyDomain</w:t>
+            </w:r>
           </w:p>
         </w:tc>
       </w:tr>
@@ -27610,11 +24630,9 @@
             <w:tcW w:w="4320" w:type="dxa"/>
           </w:tcPr>
           <w:p>
-            <w:proofErr w:type="spellStart"/>
             <w:r>
               <w:t>IdentityInstance</w:t>
             </w:r>
-            <w:proofErr w:type="spellEnd"/>
           </w:p>
         </w:tc>
         <w:tc>
@@ -27638,11 +24656,9 @@
             <w:tcW w:w="4320" w:type="dxa"/>
           </w:tcPr>
           <w:p>
-            <w:proofErr w:type="spellStart"/>
             <w:r>
               <w:t>IdentityLink</w:t>
             </w:r>
-            <w:proofErr w:type="spellEnd"/>
           </w:p>
         </w:tc>
         <w:tc>
@@ -27654,15 +24670,7 @@
               <w:cnfStyle w:val="000000000000" w:firstRow="0" w:lastRow="0" w:firstColumn="0" w:lastColumn="0" w:oddVBand="0" w:evenVBand="0" w:oddHBand="0" w:evenHBand="0" w:firstRowFirstColumn="0" w:firstRowLastColumn="0" w:lastRowFirstColumn="0" w:lastRowLastColumn="0"/>
             </w:pPr>
             <w:r>
-              <w:t xml:space="preserve">A directed relationship between two </w:t>
-            </w:r>
-            <w:proofErr w:type="spellStart"/>
-            <w:r>
-              <w:t>IdentityInstances</w:t>
-            </w:r>
-            <w:proofErr w:type="spellEnd"/>
-            <w:r>
-              <w:t xml:space="preserve"> (link or merge)</w:t>
+              <w:t>A directed relationship between two IdentityInstances (link or merge)</w:t>
             </w:r>
           </w:p>
         </w:tc>
@@ -27847,23 +24855,7 @@
     </w:p>
     <w:p>
       <w:r>
-        <w:t xml:space="preserve">The following diagram placeholders are included in this document. After importing the </w:t>
-      </w:r>
-      <w:proofErr w:type="spellStart"/>
-      <w:r>
-        <w:t>SysML</w:t>
-      </w:r>
-      <w:proofErr w:type="spellEnd"/>
-      <w:r>
-        <w:t xml:space="preserve"> v2 model into </w:t>
-      </w:r>
-      <w:proofErr w:type="spellStart"/>
-      <w:r>
-        <w:t>MagicDraw</w:t>
-      </w:r>
-      <w:proofErr w:type="spellEnd"/>
-      <w:r>
-        <w:t xml:space="preserve"> 2026x, create these diagrams and replace the placeholders with the exported images.</w:t>
+        <w:t>The following diagram placeholders are included in this document. After importing the SysML v2 model into MagicDraw 2026x, create these diagrams and replace the placeholders with the exported images.</w:t>
       </w:r>
     </w:p>
     <w:tbl>
@@ -29898,6 +26890,7 @@
   <w:style w:type="character" w:default="1" w:styleId="Carpredefinitoparagrafo">
     <w:name w:val="Default Paragraph Font"/>
     <w:uiPriority w:val="1"/>
+    <w:semiHidden/>
     <w:unhideWhenUsed/>
   </w:style>
   <w:style w:type="table" w:default="1" w:styleId="Tabellanormale">

--- a/Documentation/HL7_IS_SysMLv2_Model_DocumentationWithDiagram.docx
+++ b/Documentation/HL7_IS_SysMLv2_Model_DocumentationWithDiagram.docx
@@ -5558,7 +5558,7 @@
       <w:bookmarkStart w:id="4" w:name="_Toc223503357"/>
       <w:r>
         <w:lastRenderedPageBreak/>
-        <w:t>2. Model Overview</w:t>
+        <w:t>Model Overview</w:t>
       </w:r>
       <w:bookmarkEnd w:id="4"/>
     </w:p>
@@ -5709,7 +5709,7 @@
       </w:pPr>
       <w:bookmarkStart w:id="5" w:name="_Toc223503358"/>
       <w:r>
-        <w:t>2.1 Package Hierarchy</w:t>
+        <w:t>Package Hierarchy</w:t>
       </w:r>
       <w:bookmarkEnd w:id="5"/>
     </w:p>
@@ -7852,11 +7852,12 @@
       <w:tblPr>
         <w:tblStyle w:val="Sfondochiaro-Colore1"/>
         <w:tblW w:w="0" w:type="auto"/>
+        <w:tblLayout w:type="fixed"/>
         <w:tblLook w:val="04A0" w:firstRow="1" w:lastRow="0" w:firstColumn="1" w:lastColumn="0" w:noHBand="0" w:noVBand="1"/>
       </w:tblPr>
       <w:tblGrid>
-        <w:gridCol w:w="2731"/>
-        <w:gridCol w:w="1561"/>
+        <w:gridCol w:w="1701"/>
+        <w:gridCol w:w="2591"/>
         <w:gridCol w:w="878"/>
         <w:gridCol w:w="3470"/>
       </w:tblGrid>
@@ -7867,7 +7868,7 @@
         <w:tc>
           <w:tcPr>
             <w:cnfStyle w:val="001000000000" w:firstRow="0" w:lastRow="0" w:firstColumn="1" w:lastColumn="0" w:oddVBand="0" w:evenVBand="0" w:oddHBand="0" w:evenHBand="0" w:firstRowFirstColumn="0" w:firstRowLastColumn="0" w:lastRowFirstColumn="0" w:lastRowLastColumn="0"/>
-            <w:tcW w:w="2160" w:type="dxa"/>
+            <w:tcW w:w="1701" w:type="dxa"/>
           </w:tcPr>
           <w:p>
             <w:r>
@@ -7877,7 +7878,7 @@
         </w:tc>
         <w:tc>
           <w:tcPr>
-            <w:tcW w:w="2160" w:type="dxa"/>
+            <w:tcW w:w="2591" w:type="dxa"/>
           </w:tcPr>
           <w:p>
             <w:pPr>
@@ -7890,7 +7891,7 @@
         </w:tc>
         <w:tc>
           <w:tcPr>
-            <w:tcW w:w="2160" w:type="dxa"/>
+            <w:tcW w:w="878" w:type="dxa"/>
           </w:tcPr>
           <w:p>
             <w:pPr>
@@ -7903,7 +7904,7 @@
         </w:tc>
         <w:tc>
           <w:tcPr>
-            <w:tcW w:w="2160" w:type="dxa"/>
+            <w:tcW w:w="3470" w:type="dxa"/>
           </w:tcPr>
           <w:p>
             <w:pPr>
@@ -7922,7 +7923,7 @@
         <w:tc>
           <w:tcPr>
             <w:cnfStyle w:val="001000000000" w:firstRow="0" w:lastRow="0" w:firstColumn="1" w:lastColumn="0" w:oddVBand="0" w:evenVBand="0" w:oddHBand="0" w:evenHBand="0" w:firstRowFirstColumn="0" w:firstRowLastColumn="0" w:lastRowFirstColumn="0" w:lastRowLastColumn="0"/>
-            <w:tcW w:w="2160" w:type="dxa"/>
+            <w:tcW w:w="1701" w:type="dxa"/>
           </w:tcPr>
           <w:p>
             <w:r>
@@ -7932,7 +7933,7 @@
         </w:tc>
         <w:tc>
           <w:tcPr>
-            <w:tcW w:w="2160" w:type="dxa"/>
+            <w:tcW w:w="2591" w:type="dxa"/>
           </w:tcPr>
           <w:p>
             <w:pPr>
@@ -7945,7 +7946,7 @@
         </w:tc>
         <w:tc>
           <w:tcPr>
-            <w:tcW w:w="2160" w:type="dxa"/>
+            <w:tcW w:w="878" w:type="dxa"/>
           </w:tcPr>
           <w:p>
             <w:pPr>
@@ -7958,7 +7959,7 @@
         </w:tc>
         <w:tc>
           <w:tcPr>
-            <w:tcW w:w="2160" w:type="dxa"/>
+            <w:tcW w:w="3470" w:type="dxa"/>
           </w:tcPr>
           <w:p>
             <w:pPr>
@@ -7974,7 +7975,7 @@
         <w:tc>
           <w:tcPr>
             <w:cnfStyle w:val="001000000000" w:firstRow="0" w:lastRow="0" w:firstColumn="1" w:lastColumn="0" w:oddVBand="0" w:evenVBand="0" w:oddHBand="0" w:evenHBand="0" w:firstRowFirstColumn="0" w:firstRowLastColumn="0" w:lastRowFirstColumn="0" w:lastRowLastColumn="0"/>
-            <w:tcW w:w="2160" w:type="dxa"/>
+            <w:tcW w:w="1701" w:type="dxa"/>
           </w:tcPr>
           <w:p>
             <w:r>
@@ -7984,7 +7985,7 @@
         </w:tc>
         <w:tc>
           <w:tcPr>
-            <w:tcW w:w="2160" w:type="dxa"/>
+            <w:tcW w:w="2591" w:type="dxa"/>
           </w:tcPr>
           <w:p>
             <w:pPr>
@@ -7997,7 +7998,7 @@
         </w:tc>
         <w:tc>
           <w:tcPr>
-            <w:tcW w:w="2160" w:type="dxa"/>
+            <w:tcW w:w="878" w:type="dxa"/>
           </w:tcPr>
           <w:p>
             <w:pPr>
@@ -8010,7 +8011,7 @@
         </w:tc>
         <w:tc>
           <w:tcPr>
-            <w:tcW w:w="2160" w:type="dxa"/>
+            <w:tcW w:w="3470" w:type="dxa"/>
           </w:tcPr>
           <w:p>
             <w:pPr>
@@ -8029,18 +8030,17 @@
         <w:tc>
           <w:tcPr>
             <w:cnfStyle w:val="001000000000" w:firstRow="0" w:lastRow="0" w:firstColumn="1" w:lastColumn="0" w:oddVBand="0" w:evenVBand="0" w:oddHBand="0" w:evenHBand="0" w:firstRowFirstColumn="0" w:firstRowLastColumn="0" w:lastRowFirstColumn="0" w:lastRowLastColumn="0"/>
-            <w:tcW w:w="2160" w:type="dxa"/>
-          </w:tcPr>
-          <w:p>
-            <w:r>
-              <w:lastRenderedPageBreak/>
+            <w:tcW w:w="1701" w:type="dxa"/>
+          </w:tcPr>
+          <w:p>
+            <w:r>
               <w:t>EntityType</w:t>
             </w:r>
           </w:p>
         </w:tc>
         <w:tc>
           <w:tcPr>
-            <w:tcW w:w="2160" w:type="dxa"/>
+            <w:tcW w:w="2591" w:type="dxa"/>
           </w:tcPr>
           <w:p>
             <w:pPr>
@@ -8053,7 +8053,7 @@
         </w:tc>
         <w:tc>
           <w:tcPr>
-            <w:tcW w:w="2160" w:type="dxa"/>
+            <w:tcW w:w="878" w:type="dxa"/>
           </w:tcPr>
           <w:p>
             <w:pPr>
@@ -8066,7 +8066,7 @@
         </w:tc>
         <w:tc>
           <w:tcPr>
-            <w:tcW w:w="2160" w:type="dxa"/>
+            <w:tcW w:w="3470" w:type="dxa"/>
           </w:tcPr>
           <w:p>
             <w:pPr>
@@ -8082,7 +8082,7 @@
         <w:tc>
           <w:tcPr>
             <w:cnfStyle w:val="001000000000" w:firstRow="0" w:lastRow="0" w:firstColumn="1" w:lastColumn="0" w:oddVBand="0" w:evenVBand="0" w:oddHBand="0" w:evenHBand="0" w:firstRowFirstColumn="0" w:firstRowLastColumn="0" w:lastRowFirstColumn="0" w:lastRowLastColumn="0"/>
-            <w:tcW w:w="2160" w:type="dxa"/>
+            <w:tcW w:w="1701" w:type="dxa"/>
           </w:tcPr>
           <w:p>
             <w:r>
@@ -8092,33 +8092,38 @@
         </w:tc>
         <w:tc>
           <w:tcPr>
-            <w:tcW w:w="2160" w:type="dxa"/>
+            <w:tcW w:w="2591" w:type="dxa"/>
           </w:tcPr>
           <w:p>
             <w:pPr>
               <w:cnfStyle w:val="000000000000" w:firstRow="0" w:lastRow="0" w:firstColumn="0" w:lastColumn="0" w:oddVBand="0" w:evenVBand="0" w:oddHBand="0" w:evenHBand="0" w:firstRowFirstColumn="0" w:firstRowLastColumn="0" w:lastRowFirstColumn="0" w:lastRowLastColumn="0"/>
             </w:pPr>
             <w:r>
-              <w:t>Bridges an EntityType and a PolicyDomain. Enables domain-specific customization ...</w:t>
-            </w:r>
-          </w:p>
-        </w:tc>
-        <w:tc>
-          <w:tcPr>
-            <w:tcW w:w="2160" w:type="dxa"/>
+              <w:t xml:space="preserve">Bridges an EntityType and a PolicyDomain. Enables </w:t>
+            </w:r>
+            <w:r>
+              <w:lastRenderedPageBreak/>
+              <w:t>domain-specific customization ...</w:t>
+            </w:r>
+          </w:p>
+        </w:tc>
+        <w:tc>
+          <w:tcPr>
+            <w:tcW w:w="878" w:type="dxa"/>
           </w:tcPr>
           <w:p>
             <w:pPr>
               <w:cnfStyle w:val="000000000000" w:firstRow="0" w:lastRow="0" w:firstColumn="0" w:lastColumn="0" w:oddVBand="0" w:evenVBand="0" w:oddHBand="0" w:evenHBand="0" w:firstRowFirstColumn="0" w:firstRowLastColumn="0" w:lastRowFirstColumn="0" w:lastRowLastColumn="0"/>
             </w:pPr>
             <w:r>
+              <w:lastRenderedPageBreak/>
               <w:t>ST-074</w:t>
             </w:r>
           </w:p>
         </w:tc>
         <w:tc>
           <w:tcPr>
-            <w:tcW w:w="2160" w:type="dxa"/>
+            <w:tcW w:w="3470" w:type="dxa"/>
           </w:tcPr>
           <w:p>
             <w:pPr>
@@ -8137,7 +8142,7 @@
         <w:tc>
           <w:tcPr>
             <w:cnfStyle w:val="001000000000" w:firstRow="0" w:lastRow="0" w:firstColumn="1" w:lastColumn="0" w:oddVBand="0" w:evenVBand="0" w:oddHBand="0" w:evenHBand="0" w:firstRowFirstColumn="0" w:firstRowLastColumn="0" w:lastRowFirstColumn="0" w:lastRowLastColumn="0"/>
-            <w:tcW w:w="2160" w:type="dxa"/>
+            <w:tcW w:w="1701" w:type="dxa"/>
           </w:tcPr>
           <w:p>
             <w:r>
@@ -8147,7 +8152,7 @@
         </w:tc>
         <w:tc>
           <w:tcPr>
-            <w:tcW w:w="2160" w:type="dxa"/>
+            <w:tcW w:w="2591" w:type="dxa"/>
           </w:tcPr>
           <w:p>
             <w:pPr>
@@ -8160,7 +8165,7 @@
         </w:tc>
         <w:tc>
           <w:tcPr>
-            <w:tcW w:w="2160" w:type="dxa"/>
+            <w:tcW w:w="878" w:type="dxa"/>
           </w:tcPr>
           <w:p>
             <w:pPr>
@@ -8173,7 +8178,7 @@
         </w:tc>
         <w:tc>
           <w:tcPr>
-            <w:tcW w:w="2160" w:type="dxa"/>
+            <w:tcW w:w="3470" w:type="dxa"/>
           </w:tcPr>
           <w:p>
             <w:pPr>
@@ -8189,7 +8194,7 @@
         <w:tc>
           <w:tcPr>
             <w:cnfStyle w:val="001000000000" w:firstRow="0" w:lastRow="0" w:firstColumn="1" w:lastColumn="0" w:oddVBand="0" w:evenVBand="0" w:oddHBand="0" w:evenHBand="0" w:firstRowFirstColumn="0" w:firstRowLastColumn="0" w:lastRowFirstColumn="0" w:lastRowLastColumn="0"/>
-            <w:tcW w:w="2160" w:type="dxa"/>
+            <w:tcW w:w="1701" w:type="dxa"/>
           </w:tcPr>
           <w:p>
             <w:r>
@@ -8199,7 +8204,7 @@
         </w:tc>
         <w:tc>
           <w:tcPr>
-            <w:tcW w:w="2160" w:type="dxa"/>
+            <w:tcW w:w="2591" w:type="dxa"/>
           </w:tcPr>
           <w:p>
             <w:pPr>
@@ -8212,7 +8217,7 @@
         </w:tc>
         <w:tc>
           <w:tcPr>
-            <w:tcW w:w="2160" w:type="dxa"/>
+            <w:tcW w:w="878" w:type="dxa"/>
           </w:tcPr>
           <w:p>
             <w:pPr>
@@ -8225,7 +8230,7 @@
         </w:tc>
         <w:tc>
           <w:tcPr>
-            <w:tcW w:w="2160" w:type="dxa"/>
+            <w:tcW w:w="3470" w:type="dxa"/>
           </w:tcPr>
           <w:p>
             <w:pPr>
@@ -8244,7 +8249,7 @@
         <w:tc>
           <w:tcPr>
             <w:cnfStyle w:val="001000000000" w:firstRow="0" w:lastRow="0" w:firstColumn="1" w:lastColumn="0" w:oddVBand="0" w:evenVBand="0" w:oddHBand="0" w:evenHBand="0" w:firstRowFirstColumn="0" w:firstRowLastColumn="0" w:lastRowFirstColumn="0" w:lastRowLastColumn="0"/>
-            <w:tcW w:w="2160" w:type="dxa"/>
+            <w:tcW w:w="1701" w:type="dxa"/>
           </w:tcPr>
           <w:p>
             <w:r>
@@ -8254,7 +8259,7 @@
         </w:tc>
         <w:tc>
           <w:tcPr>
-            <w:tcW w:w="2160" w:type="dxa"/>
+            <w:tcW w:w="2591" w:type="dxa"/>
           </w:tcPr>
           <w:p>
             <w:pPr>
@@ -8267,7 +8272,7 @@
         </w:tc>
         <w:tc>
           <w:tcPr>
-            <w:tcW w:w="2160" w:type="dxa"/>
+            <w:tcW w:w="878" w:type="dxa"/>
           </w:tcPr>
           <w:p>
             <w:pPr>
@@ -8280,7 +8285,7 @@
         </w:tc>
         <w:tc>
           <w:tcPr>
-            <w:tcW w:w="2160" w:type="dxa"/>
+            <w:tcW w:w="3470" w:type="dxa"/>
           </w:tcPr>
           <w:p>
             <w:pPr>
@@ -8296,7 +8301,7 @@
         <w:tc>
           <w:tcPr>
             <w:cnfStyle w:val="001000000000" w:firstRow="0" w:lastRow="0" w:firstColumn="1" w:lastColumn="0" w:oddVBand="0" w:evenVBand="0" w:oddHBand="0" w:evenHBand="0" w:firstRowFirstColumn="0" w:firstRowLastColumn="0" w:lastRowFirstColumn="0" w:lastRowLastColumn="0"/>
-            <w:tcW w:w="2160" w:type="dxa"/>
+            <w:tcW w:w="1701" w:type="dxa"/>
           </w:tcPr>
           <w:p>
             <w:r>
@@ -8306,7 +8311,7 @@
         </w:tc>
         <w:tc>
           <w:tcPr>
-            <w:tcW w:w="2160" w:type="dxa"/>
+            <w:tcW w:w="2591" w:type="dxa"/>
           </w:tcPr>
           <w:p>
             <w:pPr>
@@ -8319,7 +8324,7 @@
         </w:tc>
         <w:tc>
           <w:tcPr>
-            <w:tcW w:w="2160" w:type="dxa"/>
+            <w:tcW w:w="878" w:type="dxa"/>
           </w:tcPr>
           <w:p>
             <w:pPr>
@@ -8332,7 +8337,7 @@
         </w:tc>
         <w:tc>
           <w:tcPr>
-            <w:tcW w:w="2160" w:type="dxa"/>
+            <w:tcW w:w="3470" w:type="dxa"/>
           </w:tcPr>
           <w:p>
             <w:pPr>
@@ -8351,18 +8356,17 @@
         <w:tc>
           <w:tcPr>
             <w:cnfStyle w:val="001000000000" w:firstRow="0" w:lastRow="0" w:firstColumn="1" w:lastColumn="0" w:oddVBand="0" w:evenVBand="0" w:oddHBand="0" w:evenHBand="0" w:firstRowFirstColumn="0" w:firstRowLastColumn="0" w:lastRowFirstColumn="0" w:lastRowLastColumn="0"/>
-            <w:tcW w:w="2160" w:type="dxa"/>
-          </w:tcPr>
-          <w:p>
-            <w:r>
-              <w:lastRenderedPageBreak/>
+            <w:tcW w:w="1701" w:type="dxa"/>
+          </w:tcPr>
+          <w:p>
+            <w:r>
               <w:t>SearchQualifier</w:t>
             </w:r>
           </w:p>
         </w:tc>
         <w:tc>
           <w:tcPr>
-            <w:tcW w:w="2160" w:type="dxa"/>
+            <w:tcW w:w="2591" w:type="dxa"/>
           </w:tcPr>
           <w:p>
             <w:pPr>
@@ -8375,7 +8379,7 @@
         </w:tc>
         <w:tc>
           <w:tcPr>
-            <w:tcW w:w="2160" w:type="dxa"/>
+            <w:tcW w:w="878" w:type="dxa"/>
           </w:tcPr>
           <w:p>
             <w:pPr>
@@ -8388,7 +8392,7 @@
         </w:tc>
         <w:tc>
           <w:tcPr>
-            <w:tcW w:w="2160" w:type="dxa"/>
+            <w:tcW w:w="3470" w:type="dxa"/>
           </w:tcPr>
           <w:p>
             <w:pPr>
@@ -8404,7 +8408,7 @@
         <w:tc>
           <w:tcPr>
             <w:cnfStyle w:val="001000000000" w:firstRow="0" w:lastRow="0" w:firstColumn="1" w:lastColumn="0" w:oddVBand="0" w:evenVBand="0" w:oddHBand="0" w:evenHBand="0" w:firstRowFirstColumn="0" w:firstRowLastColumn="0" w:lastRowFirstColumn="0" w:lastRowLastColumn="0"/>
-            <w:tcW w:w="2160" w:type="dxa"/>
+            <w:tcW w:w="1701" w:type="dxa"/>
           </w:tcPr>
           <w:p>
             <w:r>
@@ -8414,7 +8418,7 @@
         </w:tc>
         <w:tc>
           <w:tcPr>
-            <w:tcW w:w="2160" w:type="dxa"/>
+            <w:tcW w:w="2591" w:type="dxa"/>
           </w:tcPr>
           <w:p>
             <w:pPr>
@@ -8427,7 +8431,7 @@
         </w:tc>
         <w:tc>
           <w:tcPr>
-            <w:tcW w:w="2160" w:type="dxa"/>
+            <w:tcW w:w="878" w:type="dxa"/>
           </w:tcPr>
           <w:p>
             <w:pPr>
@@ -8440,7 +8444,7 @@
         </w:tc>
         <w:tc>
           <w:tcPr>
-            <w:tcW w:w="2160" w:type="dxa"/>
+            <w:tcW w:w="3470" w:type="dxa"/>
           </w:tcPr>
           <w:p>
             <w:pPr>
@@ -8459,7 +8463,7 @@
         <w:tc>
           <w:tcPr>
             <w:cnfStyle w:val="001000000000" w:firstRow="0" w:lastRow="0" w:firstColumn="1" w:lastColumn="0" w:oddVBand="0" w:evenVBand="0" w:oddHBand="0" w:evenHBand="0" w:firstRowFirstColumn="0" w:firstRowLastColumn="0" w:lastRowFirstColumn="0" w:lastRowLastColumn="0"/>
-            <w:tcW w:w="2160" w:type="dxa"/>
+            <w:tcW w:w="1701" w:type="dxa"/>
           </w:tcPr>
           <w:p>
             <w:r>
@@ -8469,7 +8473,7 @@
         </w:tc>
         <w:tc>
           <w:tcPr>
-            <w:tcW w:w="2160" w:type="dxa"/>
+            <w:tcW w:w="2591" w:type="dxa"/>
           </w:tcPr>
           <w:p>
             <w:pPr>
@@ -8482,7 +8486,7 @@
         </w:tc>
         <w:tc>
           <w:tcPr>
-            <w:tcW w:w="2160" w:type="dxa"/>
+            <w:tcW w:w="878" w:type="dxa"/>
           </w:tcPr>
           <w:p>
             <w:pPr>
@@ -8495,7 +8499,7 @@
         </w:tc>
         <w:tc>
           <w:tcPr>
-            <w:tcW w:w="2160" w:type="dxa"/>
+            <w:tcW w:w="3470" w:type="dxa"/>
           </w:tcPr>
           <w:p>
             <w:pPr>
@@ -8511,7 +8515,7 @@
         <w:tc>
           <w:tcPr>
             <w:cnfStyle w:val="001000000000" w:firstRow="0" w:lastRow="0" w:firstColumn="1" w:lastColumn="0" w:oddVBand="0" w:evenVBand="0" w:oddHBand="0" w:evenHBand="0" w:firstRowFirstColumn="0" w:firstRowLastColumn="0" w:lastRowFirstColumn="0" w:lastRowLastColumn="0"/>
-            <w:tcW w:w="2160" w:type="dxa"/>
+            <w:tcW w:w="1701" w:type="dxa"/>
           </w:tcPr>
           <w:p>
             <w:r>
@@ -8521,7 +8525,7 @@
         </w:tc>
         <w:tc>
           <w:tcPr>
-            <w:tcW w:w="2160" w:type="dxa"/>
+            <w:tcW w:w="2591" w:type="dxa"/>
           </w:tcPr>
           <w:p>
             <w:pPr>
@@ -8534,7 +8538,7 @@
         </w:tc>
         <w:tc>
           <w:tcPr>
-            <w:tcW w:w="2160" w:type="dxa"/>
+            <w:tcW w:w="878" w:type="dxa"/>
           </w:tcPr>
           <w:p>
             <w:pPr>
@@ -8547,7 +8551,7 @@
         </w:tc>
         <w:tc>
           <w:tcPr>
-            <w:tcW w:w="2160" w:type="dxa"/>
+            <w:tcW w:w="3470" w:type="dxa"/>
           </w:tcPr>
           <w:p>
             <w:pPr>
@@ -8566,7 +8570,7 @@
         <w:tc>
           <w:tcPr>
             <w:cnfStyle w:val="001000000000" w:firstRow="0" w:lastRow="0" w:firstColumn="1" w:lastColumn="0" w:oddVBand="0" w:evenVBand="0" w:oddHBand="0" w:evenHBand="0" w:firstRowFirstColumn="0" w:firstRowLastColumn="0" w:lastRowFirstColumn="0" w:lastRowLastColumn="0"/>
-            <w:tcW w:w="2160" w:type="dxa"/>
+            <w:tcW w:w="1701" w:type="dxa"/>
           </w:tcPr>
           <w:p>
             <w:r>
@@ -8576,7 +8580,7 @@
         </w:tc>
         <w:tc>
           <w:tcPr>
-            <w:tcW w:w="2160" w:type="dxa"/>
+            <w:tcW w:w="2591" w:type="dxa"/>
           </w:tcPr>
           <w:p>
             <w:pPr>
@@ -8589,7 +8593,7 @@
         </w:tc>
         <w:tc>
           <w:tcPr>
-            <w:tcW w:w="2160" w:type="dxa"/>
+            <w:tcW w:w="878" w:type="dxa"/>
           </w:tcPr>
           <w:p>
             <w:pPr>
@@ -8602,7 +8606,7 @@
         </w:tc>
         <w:tc>
           <w:tcPr>
-            <w:tcW w:w="2160" w:type="dxa"/>
+            <w:tcW w:w="3470" w:type="dxa"/>
           </w:tcPr>
           <w:p>
             <w:pPr>
@@ -9698,7 +9702,7 @@
       <w:bookmarkStart w:id="14" w:name="_Toc223503367"/>
       <w:r>
         <w:lastRenderedPageBreak/>
-        <w:t>3.5 Domain Model (Conceptual Instance)</w:t>
+        <w:t>Domain Model (Conceptual Instance)</w:t>
       </w:r>
       <w:bookmarkEnd w:id="14"/>
     </w:p>
@@ -9716,7 +9720,7 @@
       </w:pPr>
       <w:bookmarkStart w:id="15" w:name="_Toc223503368"/>
       <w:r>
-        <w:t>4. CIM: Stakeholder Model</w:t>
+        <w:t>CIM: Stakeholder Model</w:t>
       </w:r>
       <w:bookmarkEnd w:id="15"/>
     </w:p>
@@ -9731,7 +9735,7 @@
       </w:pPr>
       <w:bookmarkStart w:id="16" w:name="_Toc223503369"/>
       <w:r>
-        <w:t>4.1 Primary Actors</w:t>
+        <w:t>Primary Actors</w:t>
       </w:r>
       <w:bookmarkEnd w:id="16"/>
     </w:p>
@@ -10131,7 +10135,7 @@
       </w:pPr>
       <w:bookmarkStart w:id="17" w:name="_Toc223503370"/>
       <w:r>
-        <w:t>4.2 Secondary Actors</w:t>
+        <w:t>Secondary Actors</w:t>
       </w:r>
       <w:bookmarkEnd w:id="17"/>
     </w:p>
@@ -10442,7 +10446,7 @@
       <w:bookmarkStart w:id="18" w:name="_Toc223503371"/>
       <w:r>
         <w:lastRenderedPageBreak/>
-        <w:t>5. CIM: Business Capabilities (Use Cases)</w:t>
+        <w:t>CIM: Business Capabilities (Use Cases)</w:t>
       </w:r>
       <w:bookmarkEnd w:id="18"/>
     </w:p>
@@ -11701,8 +11705,8 @@
       </w:tblPr>
       <w:tblGrid>
         <w:gridCol w:w="3480"/>
-        <w:gridCol w:w="2621"/>
-        <w:gridCol w:w="2539"/>
+        <w:gridCol w:w="3750"/>
+        <w:gridCol w:w="1410"/>
       </w:tblGrid>
       <w:tr>
         <w:trPr>
@@ -11711,7 +11715,7 @@
         <w:tc>
           <w:tcPr>
             <w:cnfStyle w:val="001000000000" w:firstRow="0" w:lastRow="0" w:firstColumn="1" w:lastColumn="0" w:oddVBand="0" w:evenVBand="0" w:oddHBand="0" w:evenHBand="0" w:firstRowFirstColumn="0" w:firstRowLastColumn="0" w:lastRowFirstColumn="0" w:lastRowLastColumn="0"/>
-            <w:tcW w:w="2880" w:type="dxa"/>
+            <w:tcW w:w="3480" w:type="dxa"/>
           </w:tcPr>
           <w:p>
             <w:r>
@@ -11721,7 +11725,7 @@
         </w:tc>
         <w:tc>
           <w:tcPr>
-            <w:tcW w:w="2880" w:type="dxa"/>
+            <w:tcW w:w="3750" w:type="dxa"/>
           </w:tcPr>
           <w:p>
             <w:pPr>
@@ -11734,7 +11738,7 @@
         </w:tc>
         <w:tc>
           <w:tcPr>
-            <w:tcW w:w="2880" w:type="dxa"/>
+            <w:tcW w:w="1410" w:type="dxa"/>
           </w:tcPr>
           <w:p>
             <w:pPr>
@@ -11753,7 +11757,7 @@
         <w:tc>
           <w:tcPr>
             <w:cnfStyle w:val="001000000000" w:firstRow="0" w:lastRow="0" w:firstColumn="1" w:lastColumn="0" w:oddVBand="0" w:evenVBand="0" w:oddHBand="0" w:evenHBand="0" w:firstRowFirstColumn="0" w:firstRowLastColumn="0" w:lastRowFirstColumn="0" w:lastRowLastColumn="0"/>
-            <w:tcW w:w="2880" w:type="dxa"/>
+            <w:tcW w:w="3480" w:type="dxa"/>
           </w:tcPr>
           <w:p>
             <w:r>
@@ -11763,7 +11767,7 @@
         </w:tc>
         <w:tc>
           <w:tcPr>
-            <w:tcW w:w="2880" w:type="dxa"/>
+            <w:tcW w:w="3750" w:type="dxa"/>
           </w:tcPr>
           <w:p>
             <w:pPr>
@@ -11776,7 +11780,7 @@
         </w:tc>
         <w:tc>
           <w:tcPr>
-            <w:tcW w:w="2880" w:type="dxa"/>
+            <w:tcW w:w="1410" w:type="dxa"/>
           </w:tcPr>
           <w:p>
             <w:pPr>
@@ -11792,7 +11796,7 @@
         <w:tc>
           <w:tcPr>
             <w:cnfStyle w:val="001000000000" w:firstRow="0" w:lastRow="0" w:firstColumn="1" w:lastColumn="0" w:oddVBand="0" w:evenVBand="0" w:oddHBand="0" w:evenHBand="0" w:firstRowFirstColumn="0" w:firstRowLastColumn="0" w:lastRowFirstColumn="0" w:lastRowLastColumn="0"/>
-            <w:tcW w:w="2880" w:type="dxa"/>
+            <w:tcW w:w="3480" w:type="dxa"/>
           </w:tcPr>
           <w:p>
             <w:r>
@@ -11802,7 +11806,7 @@
         </w:tc>
         <w:tc>
           <w:tcPr>
-            <w:tcW w:w="2880" w:type="dxa"/>
+            <w:tcW w:w="3750" w:type="dxa"/>
           </w:tcPr>
           <w:p>
             <w:pPr>
@@ -11815,7 +11819,7 @@
         </w:tc>
         <w:tc>
           <w:tcPr>
-            <w:tcW w:w="2880" w:type="dxa"/>
+            <w:tcW w:w="1410" w:type="dxa"/>
           </w:tcPr>
           <w:p>
             <w:pPr>
@@ -11834,7 +11838,7 @@
         <w:tc>
           <w:tcPr>
             <w:cnfStyle w:val="001000000000" w:firstRow="0" w:lastRow="0" w:firstColumn="1" w:lastColumn="0" w:oddVBand="0" w:evenVBand="0" w:oddHBand="0" w:evenHBand="0" w:firstRowFirstColumn="0" w:firstRowLastColumn="0" w:lastRowFirstColumn="0" w:lastRowLastColumn="0"/>
-            <w:tcW w:w="2880" w:type="dxa"/>
+            <w:tcW w:w="3480" w:type="dxa"/>
           </w:tcPr>
           <w:p>
             <w:r>
@@ -11844,7 +11848,7 @@
         </w:tc>
         <w:tc>
           <w:tcPr>
-            <w:tcW w:w="2880" w:type="dxa"/>
+            <w:tcW w:w="3750" w:type="dxa"/>
           </w:tcPr>
           <w:p>
             <w:pPr>
@@ -11857,7 +11861,7 @@
         </w:tc>
         <w:tc>
           <w:tcPr>
-            <w:tcW w:w="2880" w:type="dxa"/>
+            <w:tcW w:w="1410" w:type="dxa"/>
           </w:tcPr>
           <w:p>
             <w:pPr>
@@ -11873,7 +11877,7 @@
         <w:tc>
           <w:tcPr>
             <w:cnfStyle w:val="001000000000" w:firstRow="0" w:lastRow="0" w:firstColumn="1" w:lastColumn="0" w:oddVBand="0" w:evenVBand="0" w:oddHBand="0" w:evenHBand="0" w:firstRowFirstColumn="0" w:firstRowLastColumn="0" w:lastRowFirstColumn="0" w:lastRowLastColumn="0"/>
-            <w:tcW w:w="2880" w:type="dxa"/>
+            <w:tcW w:w="3480" w:type="dxa"/>
           </w:tcPr>
           <w:p>
             <w:r>
@@ -11883,7 +11887,7 @@
         </w:tc>
         <w:tc>
           <w:tcPr>
-            <w:tcW w:w="2880" w:type="dxa"/>
+            <w:tcW w:w="3750" w:type="dxa"/>
           </w:tcPr>
           <w:p>
             <w:pPr>
@@ -11896,7 +11900,7 @@
         </w:tc>
         <w:tc>
           <w:tcPr>
-            <w:tcW w:w="2880" w:type="dxa"/>
+            <w:tcW w:w="1410" w:type="dxa"/>
           </w:tcPr>
           <w:p>
             <w:pPr>
@@ -11915,7 +11919,7 @@
         <w:tc>
           <w:tcPr>
             <w:cnfStyle w:val="001000000000" w:firstRow="0" w:lastRow="0" w:firstColumn="1" w:lastColumn="0" w:oddVBand="0" w:evenVBand="0" w:oddHBand="0" w:evenHBand="0" w:firstRowFirstColumn="0" w:firstRowLastColumn="0" w:lastRowFirstColumn="0" w:lastRowLastColumn="0"/>
-            <w:tcW w:w="2880" w:type="dxa"/>
+            <w:tcW w:w="3480" w:type="dxa"/>
           </w:tcPr>
           <w:p>
             <w:r>
@@ -11925,7 +11929,7 @@
         </w:tc>
         <w:tc>
           <w:tcPr>
-            <w:tcW w:w="2880" w:type="dxa"/>
+            <w:tcW w:w="3750" w:type="dxa"/>
           </w:tcPr>
           <w:p>
             <w:pPr>
@@ -11938,7 +11942,7 @@
         </w:tc>
         <w:tc>
           <w:tcPr>
-            <w:tcW w:w="2880" w:type="dxa"/>
+            <w:tcW w:w="1410" w:type="dxa"/>
           </w:tcPr>
           <w:p>
             <w:pPr>
@@ -11954,7 +11958,7 @@
         <w:tc>
           <w:tcPr>
             <w:cnfStyle w:val="001000000000" w:firstRow="0" w:lastRow="0" w:firstColumn="1" w:lastColumn="0" w:oddVBand="0" w:evenVBand="0" w:oddHBand="0" w:evenHBand="0" w:firstRowFirstColumn="0" w:firstRowLastColumn="0" w:lastRowFirstColumn="0" w:lastRowLastColumn="0"/>
-            <w:tcW w:w="2880" w:type="dxa"/>
+            <w:tcW w:w="3480" w:type="dxa"/>
           </w:tcPr>
           <w:p>
             <w:r>
@@ -11964,7 +11968,7 @@
         </w:tc>
         <w:tc>
           <w:tcPr>
-            <w:tcW w:w="2880" w:type="dxa"/>
+            <w:tcW w:w="3750" w:type="dxa"/>
           </w:tcPr>
           <w:p>
             <w:pPr>
@@ -11977,7 +11981,7 @@
         </w:tc>
         <w:tc>
           <w:tcPr>
-            <w:tcW w:w="2880" w:type="dxa"/>
+            <w:tcW w:w="1410" w:type="dxa"/>
           </w:tcPr>
           <w:p>
             <w:pPr>
@@ -14528,17 +14532,19 @@
         <w:fldChar w:fldCharType="end"/>
       </w:r>
       <w:r>
-        <w:t xml:space="preserve"> - </w:t>
-      </w:r>
+        <w:t xml:space="preserve"> </w:t>
+      </w:r>
+      <w:r>
+        <w:t>–</w:t>
+      </w:r>
+      <w:r>
+        <w:t xml:space="preserve"> </w:t>
+      </w:r>
+      <w:proofErr w:type="spellStart"/>
       <w:r>
         <w:t>linkEntitiesAcrossRegions</w:t>
       </w:r>
-    </w:p>
-    <w:p>
-      <w:r>
-        <w:lastRenderedPageBreak/>
-        <w:br w:type="page"/>
-      </w:r>
+      <w:proofErr w:type="spellEnd"/>
     </w:p>
     <w:p>
       <w:pPr>
@@ -25948,7 +25954,7 @@
   <w:abstractNum w:abstractNumId="8" w15:restartNumberingAfterBreak="0">
     <w:nsid w:val="FFFFFF89"/>
     <w:multiLevelType w:val="singleLevel"/>
-    <w:tmpl w:val="29761A62"/>
+    <w:tmpl w:val="25186C2C"/>
     <w:lvl w:ilvl="0">
       <w:start w:val="1"/>
       <w:numFmt w:val="bullet"/>
